--- a/Документы/Кравцов_МВ_М3О-606С-20_Охрана_труда.docx
+++ b/Документы/Кравцов_МВ_М3О-606С-20_Охрана_труда.docx
@@ -7,6 +7,7 @@
         <w:pStyle w:val="2"/>
         <w:spacing w:before="0" w:line="360" w:lineRule="auto"/>
         <w:ind w:firstLine="709"/>
+        <w:jc w:val="both"/>
         <w:rPr>
           <w:rFonts w:ascii="Times New Roman" w:hAnsi="Times New Roman" w:cs="Times New Roman"/>
           <w:color w:val="000000" w:themeColor="text1"/>
@@ -27,7 +28,7 @@
           <w:color w:val="000000" w:themeColor="text1"/>
           <w:sz w:val="28"/>
         </w:rPr>
-        <w:t xml:space="preserve"> Охрана труда </w:t>
+        <w:t xml:space="preserve"> </w:t>
       </w:r>
       <w:r>
         <w:rPr>
@@ -35,7 +36,15 @@
           <w:color w:val="000000" w:themeColor="text1"/>
           <w:sz w:val="28"/>
         </w:rPr>
-        <w:t xml:space="preserve">и окружающей среды </w:t>
+        <w:t>Разработка мероприятий по улучшению условий труда инженера-программиста при разработке программного обеспечения для полунатурного стенда моделирования движения беспилотного летательного аппарата</w:t>
+      </w:r>
+      <w:r>
+        <w:rPr>
+          <w:rFonts w:ascii="Times New Roman" w:hAnsi="Times New Roman" w:cs="Times New Roman"/>
+          <w:color w:val="000000" w:themeColor="text1"/>
+          <w:sz w:val="28"/>
+        </w:rPr>
+        <w:t xml:space="preserve"> </w:t>
       </w:r>
     </w:p>
     <w:p>
@@ -73,7 +82,35 @@
           <w:rFonts w:ascii="Times New Roman" w:hAnsi="Times New Roman" w:cs="Times New Roman"/>
           <w:sz w:val="28"/>
         </w:rPr>
-        <w:t xml:space="preserve">Настоящий раздел посвящён вопросам охраны труда и обеспечения безопасности при выполнении дипломного проекта, включающего разработку и эксплуатацию </w:t>
+        <w:t>Настоящий раздел посвящён вопросам охраны труда и обеспечения безопасности при разработк</w:t>
+      </w:r>
+      <w:r>
+        <w:rPr>
+          <w:rFonts w:ascii="Times New Roman" w:hAnsi="Times New Roman" w:cs="Times New Roman"/>
+          <w:sz w:val="28"/>
+        </w:rPr>
+        <w:t>е</w:t>
+      </w:r>
+      <w:r>
+        <w:rPr>
+          <w:rFonts w:ascii="Times New Roman" w:hAnsi="Times New Roman" w:cs="Times New Roman"/>
+          <w:sz w:val="28"/>
+        </w:rPr>
+        <w:t xml:space="preserve"> и эксплуатаци</w:t>
+      </w:r>
+      <w:r>
+        <w:rPr>
+          <w:rFonts w:ascii="Times New Roman" w:hAnsi="Times New Roman" w:cs="Times New Roman"/>
+          <w:sz w:val="28"/>
+        </w:rPr>
+        <w:t>и</w:t>
+      </w:r>
+      <w:r>
+        <w:rPr>
+          <w:rFonts w:ascii="Times New Roman" w:hAnsi="Times New Roman" w:cs="Times New Roman"/>
+          <w:sz w:val="28"/>
+        </w:rPr>
+        <w:t xml:space="preserve"> </w:t>
       </w:r>
       <w:r>
         <w:rPr>
@@ -240,6 +277,7 @@
           <w:sz w:val="28"/>
           <w:szCs w:val="28"/>
         </w:rPr>
+        <w:lastRenderedPageBreak/>
         <w:pict w14:anchorId="59DFF46F">
           <v:shapetype id="_x0000_t75" coordsize="21600,21600" o:spt="75" o:preferrelative="t" path="m@4@5l@4@11@9@11@9@5xe" filled="f" stroked="f">
             <v:stroke joinstyle="miter"/>
@@ -300,10 +338,8 @@
           <w:rFonts w:ascii="Times New Roman" w:hAnsi="Times New Roman" w:cs="Times New Roman"/>
           <w:sz w:val="28"/>
         </w:rPr>
-        <w:lastRenderedPageBreak/>
         <w:t xml:space="preserve">Полунатурный стенд, установленный в лаборатории, представляет собой механическую установку с тремя степенями свободы, имитирующую движения </w:t>
       </w:r>
-      <w:proofErr w:type="spellStart"/>
       <w:r>
         <w:rPr>
           <w:rFonts w:ascii="Times New Roman" w:hAnsi="Times New Roman" w:cs="Times New Roman"/>
@@ -311,7 +347,13 @@
         </w:rPr>
         <w:t>квадрокоп</w:t>
       </w:r>
-      <w:proofErr w:type="spellEnd"/>
+      <w:r>
+        <w:rPr>
+          <w:rFonts w:ascii="Times New Roman" w:hAnsi="Times New Roman" w:cs="Times New Roman"/>
+          <w:sz w:val="28"/>
+        </w:rPr>
+        <w:t>тера</w:t>
+      </w:r>
       <w:r>
         <w:rPr>
           <w:rFonts w:ascii="Times New Roman" w:hAnsi="Times New Roman" w:cs="Times New Roman"/>
@@ -378,6 +420,7 @@
           <w:noProof/>
           <w:lang w:eastAsia="ru-RU"/>
         </w:rPr>
+        <w:lastRenderedPageBreak/>
         <w:drawing>
           <wp:inline distT="0" distB="0" distL="0" distR="0" wp14:anchorId="7FB136B7" wp14:editId="4C8CF601">
             <wp:extent cx="2544219" cy="3388757"/>
@@ -490,7 +533,21 @@
           <w:rFonts w:ascii="Times New Roman" w:hAnsi="Times New Roman" w:cs="Times New Roman"/>
           <w:sz w:val="28"/>
         </w:rPr>
-        <w:t>Оценка проводится в соответствии с Приказом Минтруда России от 21.11.2023 №817н [1], а также с использованием положений и норм:</w:t>
+        <w:t xml:space="preserve">Оценка </w:t>
+      </w:r>
+      <w:r>
+        <w:rPr>
+          <w:rFonts w:ascii="Times New Roman" w:hAnsi="Times New Roman" w:cs="Times New Roman"/>
+          <w:sz w:val="28"/>
+        </w:rPr>
+        <w:t xml:space="preserve">условий труда </w:t>
+      </w:r>
+      <w:r>
+        <w:rPr>
+          <w:rFonts w:ascii="Times New Roman" w:hAnsi="Times New Roman" w:cs="Times New Roman"/>
+          <w:sz w:val="28"/>
+        </w:rPr>
+        <w:t>проводится в соответствии с Приказом Минтруда России от 21.11.2023 №817н [1], а также с использованием положений и норм:</w:t>
       </w:r>
     </w:p>
     <w:p>
@@ -534,7 +591,6 @@
           <w:rFonts w:ascii="Times New Roman" w:hAnsi="Times New Roman" w:cs="Times New Roman"/>
           <w:sz w:val="28"/>
         </w:rPr>
-        <w:lastRenderedPageBreak/>
         <w:t>СП 2.2.3670-20 «Санитарно-эпидемиологические требования к условиям труда» [3];</w:t>
       </w:r>
     </w:p>
@@ -666,7 +722,35 @@
           <w:szCs w:val="24"/>
           <w:lang w:eastAsia="ru-RU"/>
         </w:rPr>
-        <w:t xml:space="preserve">Безопасность труда является неотъемлемой составляющей любого инженерного и технологического процесса, особенно при проведении работ в лабораторной среде, где осуществляется сборка, наладка и испытание экспериментальных установок. В ходе создания полунатурного стенда для исследования динамики квадрокоптера, включающего операции по подготовке компонентов, монтажу электронных элементов, их пайке, подключению источников питания и проведению тестовых экспериментов, могут возникать определённые </w:t>
+        <w:t xml:space="preserve">Безопасность труда является </w:t>
+      </w:r>
+      <w:r>
+        <w:rPr>
+          <w:rFonts w:ascii="Times New Roman" w:eastAsia="Times New Roman" w:hAnsi="Times New Roman" w:cs="Times New Roman"/>
+          <w:sz w:val="28"/>
+          <w:szCs w:val="24"/>
+          <w:lang w:eastAsia="ru-RU"/>
+        </w:rPr>
+        <w:t xml:space="preserve">требованием при реализации </w:t>
+      </w:r>
+      <w:r>
+        <w:rPr>
+          <w:rFonts w:ascii="Times New Roman" w:eastAsia="Times New Roman" w:hAnsi="Times New Roman" w:cs="Times New Roman"/>
+          <w:sz w:val="28"/>
+          <w:szCs w:val="24"/>
+          <w:lang w:eastAsia="ru-RU"/>
+        </w:rPr>
+        <w:t xml:space="preserve">любого инженерного и технологического процесса, особенно при проведении работ в лабораторной среде, где осуществляется сборка, наладка и испытание экспериментальных установок. В ходе создания полунатурного стенда для </w:t>
+      </w:r>
+      <w:r>
+        <w:rPr>
+          <w:rFonts w:ascii="Times New Roman" w:eastAsia="Times New Roman" w:hAnsi="Times New Roman" w:cs="Times New Roman"/>
+          <w:sz w:val="28"/>
+          <w:szCs w:val="24"/>
+          <w:lang w:eastAsia="ru-RU"/>
+        </w:rPr>
+        <w:lastRenderedPageBreak/>
+        <w:t xml:space="preserve">исследования динамики квадрокоптера, включающего операции по подготовке компонентов, монтажу электронных элементов, их пайке, подключению источников питания и проведению тестовых экспериментов, могут возникать определённые </w:t>
       </w:r>
       <w:r>
         <w:rPr>
@@ -855,9 +939,81 @@
           <w:szCs w:val="24"/>
           <w:lang w:eastAsia="ru-RU"/>
         </w:rPr>
-        <w:t xml:space="preserve">, выполняемые в рамках дипломного проекта операции относятся к категории </w:t>
+        <w:t xml:space="preserve">, выполняемые </w:t>
+      </w:r>
+      <w:r>
+        <w:rPr>
+          <w:rFonts w:ascii="Times New Roman" w:eastAsia="Times New Roman" w:hAnsi="Times New Roman" w:cs="Times New Roman"/>
+          <w:sz w:val="28"/>
+          <w:szCs w:val="24"/>
+          <w:lang w:eastAsia="ru-RU"/>
+        </w:rPr>
+        <w:t xml:space="preserve">в процессе </w:t>
+      </w:r>
+      <w:r>
+        <w:rPr>
+          <w:rFonts w:ascii="Times New Roman" w:hAnsi="Times New Roman" w:cs="Times New Roman"/>
+          <w:sz w:val="28"/>
+        </w:rPr>
+        <w:t>разработк</w:t>
+      </w:r>
+      <w:r>
+        <w:rPr>
+          <w:rFonts w:ascii="Times New Roman" w:hAnsi="Times New Roman" w:cs="Times New Roman"/>
+          <w:sz w:val="28"/>
+        </w:rPr>
+        <w:t xml:space="preserve">и </w:t>
+      </w:r>
+      <w:r>
+        <w:rPr>
+          <w:rFonts w:ascii="Times New Roman" w:hAnsi="Times New Roman" w:cs="Times New Roman"/>
+          <w:sz w:val="28"/>
+        </w:rPr>
+        <w:t>и эксплуатаци</w:t>
+      </w:r>
+      <w:r>
+        <w:rPr>
+          <w:rFonts w:ascii="Times New Roman" w:hAnsi="Times New Roman" w:cs="Times New Roman"/>
+          <w:sz w:val="28"/>
+        </w:rPr>
+        <w:t>и</w:t>
+      </w:r>
+      <w:r>
+        <w:rPr>
+          <w:rFonts w:ascii="Times New Roman" w:hAnsi="Times New Roman" w:cs="Times New Roman"/>
+          <w:sz w:val="28"/>
+        </w:rPr>
+        <w:t xml:space="preserve"> </w:t>
+      </w:r>
+      <w:r>
+        <w:rPr>
+          <w:rStyle w:val="a3"/>
+          <w:rFonts w:ascii="Times New Roman" w:hAnsi="Times New Roman" w:cs="Times New Roman"/>
+          <w:b w:val="0"/>
+          <w:sz w:val="28"/>
+        </w:rPr>
+        <w:t>полунатурного стенда для моделирования движения беспилотного летательного аппарата</w:t>
+      </w:r>
+      <w:r>
+        <w:rPr>
+          <w:rStyle w:val="a3"/>
+          <w:rFonts w:ascii="Times New Roman" w:hAnsi="Times New Roman" w:cs="Times New Roman"/>
+          <w:b w:val="0"/>
+          <w:sz w:val="28"/>
+        </w:rPr>
+        <w:t>,</w:t>
+      </w:r>
+      <w:r>
+        <w:rPr>
+          <w:rFonts w:ascii="Times New Roman" w:eastAsia="Times New Roman" w:hAnsi="Times New Roman" w:cs="Times New Roman"/>
+          <w:sz w:val="28"/>
+          <w:szCs w:val="24"/>
+          <w:lang w:eastAsia="ru-RU"/>
+        </w:rPr>
+        <w:t xml:space="preserve"> операции относятся к категории </w:t>
       </w:r>
       <w:proofErr w:type="spellStart"/>
+      <w:proofErr w:type="gramStart"/>
       <w:r>
         <w:rPr>
           <w:rFonts w:ascii="Times New Roman" w:eastAsia="Times New Roman" w:hAnsi="Times New Roman" w:cs="Times New Roman"/>
@@ -866,17 +1022,29 @@
           <w:szCs w:val="24"/>
           <w:lang w:eastAsia="ru-RU"/>
         </w:rPr>
-        <w:t>Iб</w:t>
+        <w:t>I</w:t>
+      </w:r>
+      <w:proofErr w:type="gramEnd"/>
+      <w:r>
+        <w:rPr>
+          <w:rFonts w:ascii="Times New Roman" w:eastAsia="Times New Roman" w:hAnsi="Times New Roman" w:cs="Times New Roman"/>
+          <w:bCs/>
+          <w:sz w:val="28"/>
+          <w:szCs w:val="24"/>
+          <w:lang w:eastAsia="ru-RU"/>
+        </w:rPr>
+        <w:t>б</w:t>
       </w:r>
       <w:proofErr w:type="spellEnd"/>
       <w:r>
         <w:rPr>
           <w:rFonts w:ascii="Times New Roman" w:eastAsia="Times New Roman" w:hAnsi="Times New Roman" w:cs="Times New Roman"/>
+          <w:bCs/>
           <w:sz w:val="28"/>
           <w:szCs w:val="24"/>
           <w:lang w:eastAsia="ru-RU"/>
         </w:rPr>
-        <w:t xml:space="preserve">, то есть к лёгким работам, требующим незначительного физического напряжения и выполняемым преимущественно в сидячем положении. К данной категории </w:t>
+        <w:t xml:space="preserve"> (таблица 3.1)</w:t>
       </w:r>
       <w:r>
         <w:rPr>
@@ -885,9 +1053,21 @@
           <w:szCs w:val="24"/>
           <w:lang w:eastAsia="ru-RU"/>
         </w:rPr>
-        <w:lastRenderedPageBreak/>
-        <w:t>относятся сборка и настройка электронных компонентов, пайка, тестирование и калибровка датчиков.</w:t>
-      </w:r>
+        <w:t>, то есть к лёгким работам, требующим незначительного физического напряжения и выполняемым преимущественно в сидячем положении. К данной категории относятся сборка и настройка электронных компонентов, пайка, тестирование и калибровка датчиков.</w:t>
+      </w:r>
+    </w:p>
+    <w:p>
+      <w:pPr>
+        <w:spacing w:after="0" w:line="360" w:lineRule="auto"/>
+        <w:ind w:firstLine="709"/>
+        <w:jc w:val="both"/>
+        <w:rPr>
+          <w:rFonts w:ascii="Times New Roman" w:eastAsia="Times New Roman" w:hAnsi="Times New Roman" w:cs="Times New Roman"/>
+          <w:sz w:val="28"/>
+          <w:szCs w:val="24"/>
+          <w:lang w:eastAsia="ru-RU"/>
+        </w:rPr>
+      </w:pPr>
     </w:p>
     <w:p>
       <w:pPr>
@@ -1068,6 +1248,7 @@
               </w:rPr>
             </w:pPr>
             <w:proofErr w:type="spellStart"/>
+            <w:proofErr w:type="gramStart"/>
             <w:r>
               <w:rPr>
                 <w:rFonts w:ascii="Times New Roman" w:eastAsia="Times New Roman" w:hAnsi="Times New Roman" w:cs="Times New Roman"/>
@@ -1075,7 +1256,17 @@
                 <w:szCs w:val="24"/>
                 <w:lang w:eastAsia="ru-RU"/>
               </w:rPr>
-              <w:t>Iа</w:t>
+              <w:t>I</w:t>
+            </w:r>
+            <w:proofErr w:type="gramEnd"/>
+            <w:r>
+              <w:rPr>
+                <w:rFonts w:ascii="Times New Roman" w:eastAsia="Times New Roman" w:hAnsi="Times New Roman" w:cs="Times New Roman"/>
+                <w:sz w:val="28"/>
+                <w:szCs w:val="24"/>
+                <w:lang w:eastAsia="ru-RU"/>
+              </w:rPr>
+              <w:t>а</w:t>
             </w:r>
             <w:proofErr w:type="spellEnd"/>
           </w:p>
@@ -1147,6 +1338,7 @@
               </w:rPr>
             </w:pPr>
             <w:proofErr w:type="spellStart"/>
+            <w:proofErr w:type="gramStart"/>
             <w:r>
               <w:rPr>
                 <w:rFonts w:ascii="Times New Roman" w:eastAsia="Times New Roman" w:hAnsi="Times New Roman" w:cs="Times New Roman"/>
@@ -1154,7 +1346,17 @@
                 <w:szCs w:val="24"/>
                 <w:lang w:eastAsia="ru-RU"/>
               </w:rPr>
-              <w:t>Iб</w:t>
+              <w:t>I</w:t>
+            </w:r>
+            <w:proofErr w:type="gramEnd"/>
+            <w:r>
+              <w:rPr>
+                <w:rFonts w:ascii="Times New Roman" w:eastAsia="Times New Roman" w:hAnsi="Times New Roman" w:cs="Times New Roman"/>
+                <w:sz w:val="28"/>
+                <w:szCs w:val="24"/>
+                <w:lang w:eastAsia="ru-RU"/>
+              </w:rPr>
+              <w:t>б</w:t>
             </w:r>
             <w:proofErr w:type="spellEnd"/>
           </w:p>
@@ -1233,9 +1435,20 @@
                 <w:szCs w:val="24"/>
                 <w:lang w:eastAsia="ru-RU"/>
               </w:rPr>
-              <w:t>IIа</w:t>
+              <w:t>II</w:t>
+            </w:r>
+            <w:proofErr w:type="gramStart"/>
+            <w:r>
+              <w:rPr>
+                <w:rFonts w:ascii="Times New Roman" w:eastAsia="Times New Roman" w:hAnsi="Times New Roman" w:cs="Times New Roman"/>
+                <w:sz w:val="28"/>
+                <w:szCs w:val="24"/>
+                <w:lang w:eastAsia="ru-RU"/>
+              </w:rPr>
+              <w:t>а</w:t>
             </w:r>
             <w:proofErr w:type="spellEnd"/>
+            <w:proofErr w:type="gramEnd"/>
           </w:p>
         </w:tc>
         <w:tc>
@@ -1289,6 +1502,41 @@
           </w:p>
         </w:tc>
       </w:tr>
+    </w:tbl>
+    <w:p>
+      <w:pPr>
+        <w:spacing w:after="0" w:line="240" w:lineRule="auto"/>
+        <w:jc w:val="both"/>
+        <w:rPr>
+          <w:rFonts w:ascii="Times New Roman" w:eastAsia="Times New Roman" w:hAnsi="Times New Roman" w:cs="Times New Roman"/>
+          <w:sz w:val="28"/>
+          <w:szCs w:val="24"/>
+          <w:lang w:eastAsia="ru-RU"/>
+        </w:rPr>
+      </w:pPr>
+      <w:r>
+        <w:rPr>
+          <w:rFonts w:ascii="Times New Roman" w:eastAsia="Times New Roman" w:hAnsi="Times New Roman" w:cs="Times New Roman"/>
+          <w:sz w:val="28"/>
+          <w:szCs w:val="24"/>
+          <w:lang w:eastAsia="ru-RU"/>
+        </w:rPr>
+        <w:lastRenderedPageBreak/>
+        <w:t>Продолжение таблицы 3.1</w:t>
+      </w:r>
+    </w:p>
+    <w:tbl>
+      <w:tblPr>
+        <w:tblStyle w:val="aa"/>
+        <w:tblW w:w="0" w:type="auto"/>
+        <w:tblInd w:w="108" w:type="dxa"/>
+        <w:tblLook w:val="04A0" w:firstRow="1" w:lastRow="0" w:firstColumn="1" w:lastColumn="0" w:noHBand="0" w:noVBand="1"/>
+      </w:tblPr>
+      <w:tblGrid>
+        <w:gridCol w:w="1595"/>
+        <w:gridCol w:w="1238"/>
+        <w:gridCol w:w="6630"/>
+      </w:tblGrid>
       <w:tr>
         <w:tc>
           <w:tcPr>
@@ -1312,9 +1560,20 @@
                 <w:szCs w:val="24"/>
                 <w:lang w:eastAsia="ru-RU"/>
               </w:rPr>
-              <w:t>IIб</w:t>
+              <w:t>II</w:t>
+            </w:r>
+            <w:proofErr w:type="gramStart"/>
+            <w:r>
+              <w:rPr>
+                <w:rFonts w:ascii="Times New Roman" w:eastAsia="Times New Roman" w:hAnsi="Times New Roman" w:cs="Times New Roman"/>
+                <w:sz w:val="28"/>
+                <w:szCs w:val="24"/>
+                <w:lang w:eastAsia="ru-RU"/>
+              </w:rPr>
+              <w:t>б</w:t>
             </w:r>
             <w:proofErr w:type="spellEnd"/>
+            <w:proofErr w:type="gramEnd"/>
           </w:p>
         </w:tc>
         <w:tc>
@@ -1481,6 +1740,7 @@
         <w:t xml:space="preserve">Для категории </w:t>
       </w:r>
       <w:proofErr w:type="spellStart"/>
+      <w:proofErr w:type="gramStart"/>
       <w:r>
         <w:rPr>
           <w:rFonts w:ascii="Times New Roman" w:eastAsia="Times New Roman" w:hAnsi="Times New Roman" w:cs="Times New Roman"/>
@@ -1489,7 +1749,18 @@
           <w:szCs w:val="24"/>
           <w:lang w:eastAsia="ru-RU"/>
         </w:rPr>
-        <w:t>Iб</w:t>
+        <w:t>I</w:t>
+      </w:r>
+      <w:proofErr w:type="gramEnd"/>
+      <w:r>
+        <w:rPr>
+          <w:rFonts w:ascii="Times New Roman" w:eastAsia="Times New Roman" w:hAnsi="Times New Roman" w:cs="Times New Roman"/>
+          <w:bCs/>
+          <w:sz w:val="28"/>
+          <w:szCs w:val="24"/>
+          <w:lang w:eastAsia="ru-RU"/>
+        </w:rPr>
+        <w:t>б</w:t>
       </w:r>
       <w:proofErr w:type="spellEnd"/>
       <w:r>
@@ -1585,6 +1856,7 @@
         <w:t xml:space="preserve">, производственные помещения, в которых выполняются работы категории </w:t>
       </w:r>
       <w:proofErr w:type="spellStart"/>
+      <w:proofErr w:type="gramStart"/>
       <w:r>
         <w:rPr>
           <w:rFonts w:ascii="Times New Roman" w:eastAsia="Times New Roman" w:hAnsi="Times New Roman" w:cs="Times New Roman"/>
@@ -1592,7 +1864,17 @@
           <w:szCs w:val="24"/>
           <w:lang w:eastAsia="ru-RU"/>
         </w:rPr>
-        <w:t>Iа</w:t>
+        <w:t>I</w:t>
+      </w:r>
+      <w:proofErr w:type="gramEnd"/>
+      <w:r>
+        <w:rPr>
+          <w:rFonts w:ascii="Times New Roman" w:eastAsia="Times New Roman" w:hAnsi="Times New Roman" w:cs="Times New Roman"/>
+          <w:sz w:val="28"/>
+          <w:szCs w:val="24"/>
+          <w:lang w:eastAsia="ru-RU"/>
+        </w:rPr>
+        <w:t>а</w:t>
       </w:r>
       <w:proofErr w:type="spellEnd"/>
       <w:r>
@@ -1736,7 +2018,7 @@
         </w:rPr>
         <w:t xml:space="preserve"> при лёгких видах труда (</w:t>
       </w:r>
-      <w:proofErr w:type="spellStart"/>
+      <w:proofErr w:type="gramStart"/>
       <w:r>
         <w:rPr>
           <w:rFonts w:ascii="Times New Roman" w:eastAsia="Times New Roman" w:hAnsi="Times New Roman" w:cs="Times New Roman"/>
@@ -1744,9 +2026,9 @@
           <w:szCs w:val="24"/>
           <w:lang w:eastAsia="ru-RU"/>
         </w:rPr>
-        <w:t>Iа</w:t>
-      </w:r>
-      <w:proofErr w:type="spellEnd"/>
+        <w:t>I</w:t>
+      </w:r>
+      <w:proofErr w:type="gramEnd"/>
       <w:r>
         <w:rPr>
           <w:rFonts w:ascii="Times New Roman" w:eastAsia="Times New Roman" w:hAnsi="Times New Roman" w:cs="Times New Roman"/>
@@ -1754,27 +2036,7 @@
           <w:szCs w:val="24"/>
           <w:lang w:eastAsia="ru-RU"/>
         </w:rPr>
-        <w:t>–</w:t>
-      </w:r>
-      <w:proofErr w:type="spellStart"/>
-      <w:r>
-        <w:rPr>
-          <w:rFonts w:ascii="Times New Roman" w:eastAsia="Times New Roman" w:hAnsi="Times New Roman" w:cs="Times New Roman"/>
-          <w:sz w:val="28"/>
-          <w:szCs w:val="24"/>
-          <w:lang w:eastAsia="ru-RU"/>
-        </w:rPr>
-        <w:t>Iб</w:t>
-      </w:r>
-      <w:proofErr w:type="spellEnd"/>
-      <w:r>
-        <w:rPr>
-          <w:rFonts w:ascii="Times New Roman" w:eastAsia="Times New Roman" w:hAnsi="Times New Roman" w:cs="Times New Roman"/>
-          <w:sz w:val="28"/>
-          <w:szCs w:val="24"/>
-          <w:lang w:eastAsia="ru-RU"/>
-        </w:rPr>
-        <w:t>),</w:t>
+        <w:t>а–Iб),</w:t>
       </w:r>
     </w:p>
     <w:p>
@@ -1990,6 +2252,7 @@
           <w:lang w:eastAsia="ru-RU"/>
         </w:rPr>
       </w:pPr>
+      <w:proofErr w:type="gramStart"/>
       <w:r>
         <w:rPr>
           <w:rFonts w:ascii="Times New Roman" w:eastAsia="Times New Roman" w:hAnsi="Times New Roman" w:cs="Times New Roman"/>
@@ -1997,7 +2260,6 @@
           <w:szCs w:val="24"/>
           <w:lang w:eastAsia="ru-RU"/>
         </w:rPr>
-        <w:lastRenderedPageBreak/>
         <w:t xml:space="preserve">В лабораторном помещении, где осуществляется сборка и отладка стенда, </w:t>
       </w:r>
       <w:r>
@@ -2200,6 +2462,7 @@
         </w:rPr>
         <w:t xml:space="preserve"> обеспечивает воздухообмен и снижение концентрации вредных паров.</w:t>
       </w:r>
+      <w:proofErr w:type="gramEnd"/>
     </w:p>
     <w:p>
       <w:pPr>
@@ -2258,9 +2521,20 @@
           <w:szCs w:val="24"/>
           <w:lang w:eastAsia="ru-RU"/>
         </w:rPr>
-        <w:t xml:space="preserve"> и безопасность при выполнении операций категории </w:t>
+        <w:t xml:space="preserve"> и безопасность при выполнении </w:t>
+      </w:r>
+      <w:r>
+        <w:rPr>
+          <w:rFonts w:ascii="Times New Roman" w:eastAsia="Times New Roman" w:hAnsi="Times New Roman" w:cs="Times New Roman"/>
+          <w:sz w:val="28"/>
+          <w:szCs w:val="24"/>
+          <w:lang w:eastAsia="ru-RU"/>
+        </w:rPr>
+        <w:lastRenderedPageBreak/>
+        <w:t xml:space="preserve">операций категории </w:t>
       </w:r>
       <w:proofErr w:type="spellStart"/>
+      <w:proofErr w:type="gramStart"/>
       <w:r>
         <w:rPr>
           <w:rFonts w:ascii="Times New Roman" w:eastAsia="Times New Roman" w:hAnsi="Times New Roman" w:cs="Times New Roman"/>
@@ -2269,7 +2543,18 @@
           <w:szCs w:val="24"/>
           <w:lang w:eastAsia="ru-RU"/>
         </w:rPr>
-        <w:t>Iб</w:t>
+        <w:t>I</w:t>
+      </w:r>
+      <w:proofErr w:type="gramEnd"/>
+      <w:r>
+        <w:rPr>
+          <w:rFonts w:ascii="Times New Roman" w:eastAsia="Times New Roman" w:hAnsi="Times New Roman" w:cs="Times New Roman"/>
+          <w:bCs/>
+          <w:sz w:val="28"/>
+          <w:szCs w:val="24"/>
+          <w:lang w:eastAsia="ru-RU"/>
+        </w:rPr>
+        <w:t>б</w:t>
       </w:r>
       <w:proofErr w:type="spellEnd"/>
       <w:r>
@@ -2288,7 +2573,36 @@
         <w:ind w:firstLine="709"/>
       </w:pPr>
       <w:r>
-        <w:t>Рассмотрим основные риски на рабочем месте: какие вредные факторы присутствуют, как они влияют на здоровье, какие должны быть нормы и что можно сделать для защиты</w:t>
+        <w:t xml:space="preserve">Рассмотрим основные </w:t>
+      </w:r>
+      <w:r>
+        <w:t xml:space="preserve">профессиональные </w:t>
+      </w:r>
+      <w:r>
+        <w:t xml:space="preserve">риски на рабочем </w:t>
+      </w:r>
+      <w:proofErr w:type="gramStart"/>
+      <w:r>
+        <w:t>месте</w:t>
+      </w:r>
+      <w:proofErr w:type="gramEnd"/>
+      <w:r>
+        <w:t xml:space="preserve">: какие вредные факторы присутствуют, как они влияют на здоровье, какие </w:t>
+      </w:r>
+      <w:r>
+        <w:t>установлены</w:t>
+      </w:r>
+      <w:r>
+        <w:t xml:space="preserve"> норм</w:t>
+      </w:r>
+      <w:r>
+        <w:t>атив</w:t>
+      </w:r>
+      <w:r>
+        <w:t>ы и что можно сделать для защиты</w:t>
+      </w:r>
+      <w:r>
+        <w:t xml:space="preserve"> работников.</w:t>
       </w:r>
     </w:p>
     <w:p>
@@ -2399,12 +2713,21 @@
         <w:t xml:space="preserve">Работа инженера-программиста, выполняемая в рамках данного проекта, относится к категории </w:t>
       </w:r>
       <w:proofErr w:type="spellStart"/>
+      <w:proofErr w:type="gramStart"/>
       <w:r>
         <w:rPr>
           <w:bCs/>
           <w:lang w:eastAsia="ru-RU"/>
         </w:rPr>
-        <w:t>Iб</w:t>
+        <w:t>I</w:t>
+      </w:r>
+      <w:proofErr w:type="gramEnd"/>
+      <w:r>
+        <w:rPr>
+          <w:bCs/>
+          <w:lang w:eastAsia="ru-RU"/>
+        </w:rPr>
+        <w:t>б</w:t>
       </w:r>
       <w:proofErr w:type="spellEnd"/>
       <w:r>
@@ -2426,7 +2749,21 @@
         <w:rPr>
           <w:lang w:eastAsia="ru-RU"/>
         </w:rPr>
-        <w:t xml:space="preserve"> лёгкие физические работы, характеризующиеся умеренными энергозатратами (до 174 ккал/ч). Согласно санитарным нормам, для данной категории установлены </w:t>
+        <w:t xml:space="preserve"> лёгкие физические работы, характеризующиеся умеренными </w:t>
+      </w:r>
+      <w:proofErr w:type="spellStart"/>
+      <w:r>
+        <w:rPr>
+          <w:lang w:eastAsia="ru-RU"/>
+        </w:rPr>
+        <w:t>энергозатратами</w:t>
+      </w:r>
+      <w:proofErr w:type="spellEnd"/>
+      <w:r>
+        <w:rPr>
+          <w:lang w:eastAsia="ru-RU"/>
+        </w:rPr>
+        <w:t xml:space="preserve"> (до 174 ккал/ч). Согласно санитарным нормам, для данной категории установлены </w:t>
       </w:r>
       <w:r>
         <w:rPr>
@@ -2472,7 +2809,6 @@
           <w:szCs w:val="24"/>
           <w:lang w:eastAsia="ru-RU"/>
         </w:rPr>
-        <w:lastRenderedPageBreak/>
         <w:t xml:space="preserve">Таблица </w:t>
       </w:r>
       <w:r>
@@ -2496,6 +2832,7 @@
         <w:t xml:space="preserve">.2 – Оптимальные и фактические параметры микроклимата для категории </w:t>
       </w:r>
       <w:proofErr w:type="spellStart"/>
+      <w:proofErr w:type="gramStart"/>
       <w:r>
         <w:rPr>
           <w:rFonts w:ascii="Times New Roman" w:eastAsia="Times New Roman" w:hAnsi="Times New Roman" w:cs="Times New Roman"/>
@@ -2504,7 +2841,18 @@
           <w:szCs w:val="24"/>
           <w:lang w:eastAsia="ru-RU"/>
         </w:rPr>
-        <w:t>Iб</w:t>
+        <w:t>I</w:t>
+      </w:r>
+      <w:proofErr w:type="gramEnd"/>
+      <w:r>
+        <w:rPr>
+          <w:rFonts w:ascii="Times New Roman" w:eastAsia="Times New Roman" w:hAnsi="Times New Roman" w:cs="Times New Roman"/>
+          <w:bCs/>
+          <w:sz w:val="28"/>
+          <w:szCs w:val="24"/>
+          <w:lang w:eastAsia="ru-RU"/>
+        </w:rPr>
+        <w:t>б</w:t>
       </w:r>
       <w:proofErr w:type="spellEnd"/>
       <w:r>
@@ -2720,6 +3068,7 @@
               <w:t xml:space="preserve">Лёгкая – </w:t>
             </w:r>
             <w:proofErr w:type="spellStart"/>
+            <w:proofErr w:type="gramStart"/>
             <w:r>
               <w:rPr>
                 <w:rFonts w:ascii="Times New Roman" w:eastAsia="Times New Roman" w:hAnsi="Times New Roman" w:cs="Times New Roman"/>
@@ -2727,7 +3076,17 @@
                 <w:szCs w:val="24"/>
                 <w:lang w:eastAsia="ru-RU"/>
               </w:rPr>
-              <w:t>Iб</w:t>
+              <w:t>I</w:t>
+            </w:r>
+            <w:proofErr w:type="gramEnd"/>
+            <w:r>
+              <w:rPr>
+                <w:rFonts w:ascii="Times New Roman" w:eastAsia="Times New Roman" w:hAnsi="Times New Roman" w:cs="Times New Roman"/>
+                <w:sz w:val="28"/>
+                <w:szCs w:val="24"/>
+                <w:lang w:eastAsia="ru-RU"/>
+              </w:rPr>
+              <w:t>б</w:t>
             </w:r>
             <w:proofErr w:type="spellEnd"/>
           </w:p>
@@ -3252,8 +3611,19 @@
                 <w:szCs w:val="24"/>
                 <w:lang w:eastAsia="ru-RU"/>
               </w:rPr>
-              <w:t>Скорость движения воздуха, м/с</w:t>
+              <w:t>Скорость движения воздуха, м/</w:t>
             </w:r>
+            <w:proofErr w:type="gramStart"/>
+            <w:r>
+              <w:rPr>
+                <w:rFonts w:ascii="Times New Roman" w:eastAsia="Times New Roman" w:hAnsi="Times New Roman" w:cs="Times New Roman"/>
+                <w:sz w:val="28"/>
+                <w:szCs w:val="24"/>
+                <w:lang w:eastAsia="ru-RU"/>
+              </w:rPr>
+              <w:t>с</w:t>
+            </w:r>
+            <w:proofErr w:type="gramEnd"/>
           </w:p>
         </w:tc>
         <w:tc>
@@ -3463,6 +3833,7 @@
         <w:rPr>
           <w:lang w:eastAsia="ru-RU"/>
         </w:rPr>
+        <w:lastRenderedPageBreak/>
         <w:t xml:space="preserve">Как видно из таблицы, в </w:t>
       </w:r>
       <w:r>
@@ -3534,7 +3905,14 @@
         <w:rPr>
           <w:lang w:eastAsia="ru-RU"/>
         </w:rPr>
-        <w:t xml:space="preserve">что может вызывать ощущение </w:t>
+        <w:t xml:space="preserve">что </w:t>
+      </w:r>
+      <w:proofErr w:type="gramStart"/>
+      <w:r>
+        <w:rPr>
+          <w:lang w:eastAsia="ru-RU"/>
+        </w:rPr>
+        <w:t xml:space="preserve">может вызывать ощущение </w:t>
       </w:r>
       <w:r>
         <w:rPr>
@@ -3552,7 +3930,14 @@
         <w:rPr>
           <w:lang w:eastAsia="ru-RU"/>
         </w:rPr>
-        <w:t xml:space="preserve"> оказывая отрицательного влияния на работоспособность персонала.</w:t>
+        <w:t xml:space="preserve"> оказывая</w:t>
+      </w:r>
+      <w:proofErr w:type="gramEnd"/>
+      <w:r>
+        <w:rPr>
+          <w:lang w:eastAsia="ru-RU"/>
+        </w:rPr>
+        <w:t xml:space="preserve"> отрицательного влияния на работоспособность персонала.</w:t>
       </w:r>
     </w:p>
     <w:p>
@@ -3567,7 +3952,19 @@
         <w:rPr>
           <w:lang w:eastAsia="ru-RU"/>
         </w:rPr>
-        <w:t xml:space="preserve">Таким образом, по фактору микроклимата в </w:t>
+        <w:t xml:space="preserve">Таким образом, по </w:t>
+      </w:r>
+      <w:r>
+        <w:rPr>
+          <w:lang w:eastAsia="ru-RU"/>
+        </w:rPr>
+        <w:t>показателям</w:t>
+      </w:r>
+      <w:r>
+        <w:rPr>
+          <w:lang w:eastAsia="ru-RU"/>
+        </w:rPr>
+        <w:t xml:space="preserve"> микроклимата в </w:t>
       </w:r>
       <w:r>
         <w:rPr>
@@ -3642,19 +4039,12 @@
         </w:rPr>
         <w:t>:</w:t>
       </w:r>
-    </w:p>
-    <w:p>
-      <w:pPr>
-        <w:pStyle w:val="a8"/>
-        <w:numPr>
-          <w:ilvl w:val="0"/>
-          <w:numId w:val="14"/>
-        </w:numPr>
-        <w:ind w:left="0" w:firstLine="709"/>
-        <w:rPr>
-          <w:lang w:eastAsia="ru-RU"/>
-        </w:rPr>
-      </w:pPr>
+      <w:r>
+        <w:rPr>
+          <w:lang w:eastAsia="ru-RU"/>
+        </w:rPr>
+        <w:t xml:space="preserve"> </w:t>
+      </w:r>
       <w:r>
         <w:rPr>
           <w:lang w:eastAsia="ru-RU"/>
@@ -3672,21 +4062,14 @@
         <w:rPr>
           <w:lang w:eastAsia="ru-RU"/>
         </w:rPr>
-        <w:t xml:space="preserve"> с автоматическим регулированием температуры;</w:t>
-      </w:r>
-    </w:p>
-    <w:p>
-      <w:pPr>
-        <w:pStyle w:val="a8"/>
-        <w:numPr>
-          <w:ilvl w:val="0"/>
-          <w:numId w:val="14"/>
-        </w:numPr>
-        <w:ind w:left="0" w:firstLine="709"/>
-        <w:rPr>
-          <w:lang w:eastAsia="ru-RU"/>
-        </w:rPr>
-      </w:pPr>
+        <w:t xml:space="preserve"> с автоматическим регулированием температуры</w:t>
+      </w:r>
+      <w:r>
+        <w:rPr>
+          <w:lang w:eastAsia="ru-RU"/>
+        </w:rPr>
+        <w:t xml:space="preserve">, либо </w:t>
+      </w:r>
       <w:r>
         <w:rPr>
           <w:lang w:eastAsia="ru-RU"/>
@@ -3704,7 +4087,13 @@
         <w:rPr>
           <w:lang w:eastAsia="ru-RU"/>
         </w:rPr>
-        <w:t xml:space="preserve"> для обеспечения равномерного воздухообмена;</w:t>
+        <w:t xml:space="preserve"> для обеспечения равномерного воздухообмена</w:t>
+      </w:r>
+      <w:r>
+        <w:rPr>
+          <w:lang w:eastAsia="ru-RU"/>
+        </w:rPr>
+        <w:t>.</w:t>
       </w:r>
     </w:p>
     <w:p>
@@ -3760,7 +4149,6 @@
           <w:color w:val="000000" w:themeColor="text1"/>
           <w:sz w:val="28"/>
         </w:rPr>
-        <w:lastRenderedPageBreak/>
         <w:t>3.4 Шум</w:t>
       </w:r>
     </w:p>
@@ -3838,12 +4226,14 @@
         </w:rPr>
         <w:t>источниками шума являются системн</w:t>
       </w:r>
+      <w:proofErr w:type="spellStart"/>
       <w:r>
         <w:rPr>
           <w:lang w:eastAsia="ru-RU"/>
         </w:rPr>
         <w:t>ый</w:t>
       </w:r>
+      <w:proofErr w:type="spellEnd"/>
       <w:r>
         <w:rPr>
           <w:lang w:eastAsia="ru-RU"/>
@@ -4076,6 +4466,7 @@
         <w:rPr>
           <w:lang w:eastAsia="ru-RU"/>
         </w:rPr>
+        <w:lastRenderedPageBreak/>
         <w:t>Для расчета суммарного уровня шума воспользуемся формулой:</w:t>
       </w:r>
     </w:p>
@@ -4148,7 +4539,19 @@
           <w:rPr>
             <w:rFonts w:ascii="Cambria Math" w:hAnsi="Cambria Math"/>
           </w:rPr>
-          <m:t xml:space="preserve"> + δL,</m:t>
+          <m:t xml:space="preserve"> + </m:t>
+        </m:r>
+        <m:r>
+          <w:rPr>
+            <w:rFonts w:ascii="Cambria Math" w:hAnsi="Cambria Math"/>
+          </w:rPr>
+          <m:t>δL</m:t>
+        </m:r>
+        <m:r>
+          <w:rPr>
+            <w:rFonts w:ascii="Cambria Math" w:hAnsi="Cambria Math"/>
+          </w:rPr>
+          <m:t>,</m:t>
         </m:r>
       </m:oMath>
       <w:r>
@@ -4400,7 +4803,19 @@
         <w:rPr>
           <w:lang w:eastAsia="ru-RU"/>
         </w:rPr>
-        <w:t xml:space="preserve"> – Таблица сложение уровней звукового давления</w:t>
+        <w:t xml:space="preserve"> – </w:t>
+      </w:r>
+      <w:r>
+        <w:rPr>
+          <w:lang w:eastAsia="ru-RU"/>
+        </w:rPr>
+        <w:t>Таблица</w:t>
+      </w:r>
+      <w:r>
+        <w:rPr>
+          <w:lang w:eastAsia="ru-RU"/>
+        </w:rPr>
+        <w:t xml:space="preserve"> сложение уровней звукового давления</w:t>
       </w:r>
     </w:p>
     <w:p>
@@ -4536,7 +4951,16 @@
           <w:bCs/>
           <w:lang w:eastAsia="ru-RU"/>
         </w:rPr>
-        <w:t>фактический уровень шума в помещении составляет</w:t>
+        <w:t>фактически</w:t>
+      </w:r>
+      <w:bookmarkStart w:id="0" w:name="_GoBack"/>
+      <w:bookmarkEnd w:id="0"/>
+      <w:r>
+        <w:rPr>
+          <w:bCs/>
+          <w:lang w:eastAsia="ru-RU"/>
+        </w:rPr>
+        <w:t>й уровень шума в помещении составляет</w:t>
       </w:r>
       <w:r>
         <w:rPr>
@@ -4566,6 +4990,7 @@
         </w:rPr>
         <w:t xml:space="preserve"> </w:t>
       </w:r>
+      <w:proofErr w:type="spellStart"/>
       <w:r>
         <w:rPr>
           <w:bCs/>
@@ -4573,6 +4998,7 @@
         </w:rPr>
         <w:t>дБА</w:t>
       </w:r>
+      <w:proofErr w:type="spellEnd"/>
       <w:r>
         <w:rPr>
           <w:lang w:eastAsia="ru-RU"/>
@@ -4592,7 +5018,6 @@
         <w:rPr>
           <w:lang w:eastAsia="ru-RU"/>
         </w:rPr>
-        <w:lastRenderedPageBreak/>
         <w:t xml:space="preserve">Согласно </w:t>
       </w:r>
       <w:r>
@@ -4668,6 +5093,7 @@
           <w:color w:val="000000" w:themeColor="text1"/>
           <w:sz w:val="28"/>
         </w:rPr>
+        <w:lastRenderedPageBreak/>
         <w:t xml:space="preserve">3.5 Освещенность </w:t>
       </w:r>
     </w:p>
@@ -4685,17 +5111,33 @@
         </w:rPr>
         <w:t xml:space="preserve">Рабочее место инженера-программиста, на котором осуществляется разработка </w:t>
       </w:r>
+      <w:proofErr w:type="gramStart"/>
       <w:r>
         <w:rPr>
           <w:lang w:eastAsia="ru-RU"/>
         </w:rPr>
         <w:t>ПО</w:t>
       </w:r>
-      <w:r>
-        <w:rPr>
-          <w:lang w:eastAsia="ru-RU"/>
-        </w:rPr>
-        <w:t xml:space="preserve"> для управления стендом и подключением загрузчика данных к беспилотному летательному аппарату, расположено в лаборатории площадью </w:t>
+      <w:proofErr w:type="gramEnd"/>
+      <w:r>
+        <w:rPr>
+          <w:lang w:eastAsia="ru-RU"/>
+        </w:rPr>
+        <w:t xml:space="preserve"> </w:t>
+      </w:r>
+      <w:proofErr w:type="gramStart"/>
+      <w:r>
+        <w:rPr>
+          <w:lang w:eastAsia="ru-RU"/>
+        </w:rPr>
+        <w:t>для</w:t>
+      </w:r>
+      <w:proofErr w:type="gramEnd"/>
+      <w:r>
+        <w:rPr>
+          <w:lang w:eastAsia="ru-RU"/>
+        </w:rPr>
+        <w:t xml:space="preserve"> управления стендом и подключением загрузчика данных к беспилотному летательному аппарату, расположено в лаборатории площадью </w:t>
       </w:r>
       <w:r>
         <w:rPr>
@@ -5275,7 +5717,6 @@
           <w:szCs w:val="28"/>
           <w:lang w:eastAsia="ru-RU"/>
         </w:rPr>
-        <w:lastRenderedPageBreak/>
         <w:t xml:space="preserve">       </w:t>
       </w:r>
       <w:r>
@@ -5491,6 +5932,7 @@
               <w:szCs w:val="28"/>
               <w:lang w:val="en-US"/>
             </w:rPr>
+            <w:lastRenderedPageBreak/>
             <m:t>E</m:t>
           </m:r>
           <m:r>
@@ -5601,9 +6043,14 @@
       </w:r>
       <w:proofErr w:type="spellStart"/>
       <w:r>
-        <w:t>IIIв</w:t>
+        <w:t>III</w:t>
+      </w:r>
+      <w:proofErr w:type="gramStart"/>
+      <w:r>
+        <w:t>в</w:t>
       </w:r>
       <w:proofErr w:type="spellEnd"/>
+      <w:proofErr w:type="gramEnd"/>
       <w:r>
         <w:t>.</w:t>
       </w:r>
@@ -5658,9 +6105,6 @@
       <w:pPr>
         <w:pStyle w:val="a8"/>
         <w:ind w:firstLine="709"/>
-        <w:rPr>
-          <w:lang w:val="en-US"/>
-        </w:rPr>
       </w:pPr>
       <w:r>
         <w:t xml:space="preserve">Работа инженера-программиста в данной лаборатории носит в основном </w:t>
@@ -5670,38 +6114,52 @@
           <w:rStyle w:val="a3"/>
           <w:b w:val="0"/>
         </w:rPr>
-        <w:t>умственный и статический характер</w:t>
-      </w:r>
-      <w:r>
-        <w:t xml:space="preserve">, однако периодически включает элементы физической активности, связанные с обслуживанием и настройкой полунатурного стенда. Эти действия требуют </w:t>
+        <w:t>умственный и статич</w:t>
       </w:r>
       <w:r>
         <w:rPr>
           <w:rStyle w:val="a3"/>
           <w:b w:val="0"/>
         </w:rPr>
-        <w:t>наклонов корпуса вперёд</w:t>
-      </w:r>
-      <w:r>
-        <w:rPr>
-          <w:b/>
-        </w:rPr>
-        <w:t xml:space="preserve"> </w:t>
-      </w:r>
-      <w:r>
-        <w:t>и</w:t>
-      </w:r>
-      <w:r>
-        <w:rPr>
-          <w:b/>
-        </w:rPr>
-        <w:t xml:space="preserve"> </w:t>
+        <w:t>ны</w:t>
       </w:r>
       <w:r>
         <w:rPr>
           <w:rStyle w:val="a3"/>
           <w:b w:val="0"/>
         </w:rPr>
+        <w:t>й характер</w:t>
+      </w:r>
+      <w:r>
+        <w:t xml:space="preserve">, однако периодически включает элементы физической активности, связанные с обслуживанием и настройкой полунатурного стенда. Эти действия требуют </w:t>
+      </w:r>
+      <w:r>
+        <w:rPr>
+          <w:rStyle w:val="a3"/>
+          <w:b w:val="0"/>
+        </w:rPr>
+        <w:t>наклонов корпуса вперёд</w:t>
+      </w:r>
+      <w:r>
+        <w:rPr>
+          <w:b/>
+        </w:rPr>
+        <w:t xml:space="preserve"> </w:t>
+      </w:r>
+      <w:r>
+        <w:t>и</w:t>
+      </w:r>
+      <w:r>
+        <w:rPr>
+          <w:b/>
+        </w:rPr>
+        <w:t xml:space="preserve"> </w:t>
+      </w:r>
+      <w:r>
+        <w:rPr>
+          <w:rStyle w:val="a3"/>
+          <w:b w:val="0"/>
+        </w:rPr>
         <w:t>работы в неудобной позе</w:t>
       </w:r>
       <w:r>
@@ -5730,11 +6188,7 @@
         <w:t>21 000 стереотипных движений кистями и пальцами рук</w:t>
       </w:r>
       <w:r>
-        <w:t xml:space="preserve">, что характерно для </w:t>
-      </w:r>
-      <w:r>
-        <w:lastRenderedPageBreak/>
-        <w:t xml:space="preserve">локальной динамической нагрузки при работе с клавиатурой и компьютерным оборудованием. </w:t>
+        <w:t xml:space="preserve">, что характерно для локальной динамической нагрузки при работе с клавиатурой и компьютерным оборудованием. </w:t>
       </w:r>
       <w:r>
         <w:t>Согласно</w:t>
@@ -5784,6 +6238,7 @@
         <w:ind w:left="0" w:firstLine="709"/>
       </w:pPr>
       <w:r>
+        <w:lastRenderedPageBreak/>
         <w:t xml:space="preserve">продолжительность </w:t>
       </w:r>
       <w:r>
@@ -5807,7 +6262,7 @@
           <w:szCs w:val="24"/>
           <w:lang w:eastAsia="ru-RU"/>
         </w:rPr>
-        <w:t xml:space="preserve"> – </w:t>
+        <w:t xml:space="preserve">– </w:t>
       </w:r>
       <w:r>
         <w:t>до 85 % рабочего времени;</w:t>
@@ -5868,8 +6323,22 @@
         <w:pStyle w:val="a8"/>
       </w:pPr>
       <w:r>
-        <w:t>Сводные показатели тяжести трудового процесса приведены в таблице 2.</w:t>
-      </w:r>
+        <w:t xml:space="preserve">Сводные показатели тяжести трудового процесса приведены в таблице </w:t>
+      </w:r>
+      <w:r>
+        <w:t>3</w:t>
+      </w:r>
+      <w:r>
+        <w:t>.</w:t>
+      </w:r>
+      <w:r>
+        <w:t>3.</w:t>
+      </w:r>
+    </w:p>
+    <w:p>
+      <w:pPr>
+        <w:pStyle w:val="a8"/>
+      </w:pPr>
     </w:p>
     <w:p>
       <w:pPr>
@@ -6347,7 +6816,7 @@
           <w:rStyle w:val="a3"/>
           <w:b w:val="0"/>
         </w:rPr>
-        <w:t>тяжесть трудового процесса инженера-программиста со стендом относится к допустимому классу 2</w:t>
+        <w:t>тяжесть трудового процесса инженера-программиста относится к допустимому классу 2</w:t>
       </w:r>
       <w:r>
         <w:t xml:space="preserve">. Работа не вызывает выраженных физиологических отклонений и не требует специальных мероприятий по снижению физической нагрузки, однако рекомендуется </w:t>
@@ -6414,16 +6883,7 @@
           <w:color w:val="000000" w:themeColor="text1"/>
           <w:sz w:val="28"/>
         </w:rPr>
-        <w:lastRenderedPageBreak/>
-        <w:t xml:space="preserve">3.7 </w:t>
-      </w:r>
-      <w:r>
-        <w:rPr>
-          <w:rFonts w:ascii="Times New Roman" w:hAnsi="Times New Roman" w:cs="Times New Roman"/>
-          <w:color w:val="000000" w:themeColor="text1"/>
-          <w:sz w:val="28"/>
-        </w:rPr>
-        <w:t>Напряженность трудового процесса</w:t>
+        <w:t>3.7 Напряженность трудового процесса</w:t>
       </w:r>
     </w:p>
     <w:p>
@@ -6432,7 +6892,11 @@
         <w:ind w:firstLine="709"/>
       </w:pPr>
       <w:r>
-        <w:t>Оценка напряженности трудового процесса проводится в соответствии с Приказом Министерства труда и социальной защиты Российской Федерации от 21.11.2023 г. №817н [1]. Классификация условий труда по данному фактору осуществляется на основании показателей, характеризующих интеллектуальные, сенсорные и эмоциональные нагрузки, а также степень монотонности выполняемых операций.</w:t>
+        <w:t xml:space="preserve">Оценка напряженности трудового процесса проводится в соответствии с Приказом Министерства труда и социальной защиты Российской Федерации от 21.11.2023 г. №817н [1]. Классификация условий труда по данному фактору осуществляется на основании показателей, </w:t>
+      </w:r>
+      <w:r>
+        <w:lastRenderedPageBreak/>
+        <w:t>характеризующих интеллектуальные, сенсорные и эмоциональные нагрузки, а также степень монотонности выполняемых операций.</w:t>
       </w:r>
     </w:p>
     <w:p>
@@ -7285,7 +7749,6 @@
         <w:ind w:firstLine="709"/>
       </w:pPr>
       <w:r>
-        <w:lastRenderedPageBreak/>
         <w:t>Показатели указывают, что напряженность труда находится в пределах оптимальных значений, а деятельность не сопровождается выраженными психоэмоциональными нагрузками.</w:t>
       </w:r>
     </w:p>
@@ -7295,7 +7758,11 @@
         <w:ind w:firstLine="709"/>
       </w:pPr>
       <w:r>
-        <w:t>С учётом результатов оценки можно заключить, что класс условий труда по фактору напряженности соответствует 1 (оптимальный). Работа не вызывает утомления психофизиологических функций и не требует специальных мер по снижению нагрузки, однако рекомендуется делать короткие перерывы для профилактики зрительного утомления и поддержания концентрации внимания.</w:t>
+        <w:t xml:space="preserve">С учётом результатов оценки можно заключить, что класс условий труда по фактору напряженности соответствует 1 (оптимальный). Работа не вызывает утомления психофизиологических функций и не требует специальных мер по снижению нагрузки, однако рекомендуется делать </w:t>
+      </w:r>
+      <w:r>
+        <w:lastRenderedPageBreak/>
+        <w:t>короткие перерывы для профилактики зрительного утомления и поддержания концентрации внимания.</w:t>
       </w:r>
     </w:p>
     <w:p>
@@ -7322,7 +7789,6 @@
           <w:color w:val="000000" w:themeColor="text1"/>
           <w:sz w:val="28"/>
           <w:szCs w:val="28"/>
-          <w:lang w:val="en-US"/>
         </w:rPr>
         <w:t xml:space="preserve">3.8 </w:t>
       </w:r>
@@ -7342,7 +7808,13 @@
         <w:ind w:firstLine="709"/>
       </w:pPr>
       <w:r>
-        <w:t>На основании проведённого анализа факторов производственной среды и трудового процесса определены классы условий труда по каждому из них. Итоговые данные представлены в таблице 4.</w:t>
+        <w:t xml:space="preserve">На основании проведённого анализа факторов производственной среды и трудового процесса определены классы условий труда по каждому из них. Итоговые данные представлены в таблице </w:t>
+      </w:r>
+      <w:r>
+        <w:t>3.5</w:t>
+      </w:r>
+      <w:r>
+        <w:t>.</w:t>
       </w:r>
     </w:p>
     <w:p>
@@ -7608,7 +8080,6 @@
         </w:rPr>
       </w:pPr>
       <w:r>
-        <w:lastRenderedPageBreak/>
         <w:t xml:space="preserve">Такие условия труда допускаются при выполнении работ ограниченное время и требуют принятия мер по их нормализации </w:t>
       </w:r>
       <w:r>
@@ -7655,13 +8126,7 @@
         <w:t xml:space="preserve"> с целью доведения их до допустимого уровня (класс 2).</w:t>
       </w:r>
     </w:p>
-    <w:p>
-      <w:pPr>
-        <w:rPr>
-          <w:lang w:val="en-US"/>
-        </w:rPr>
-      </w:pPr>
-    </w:p>
+    <w:p/>
     <w:p>
       <w:pPr>
         <w:pStyle w:val="3"/>
@@ -7678,8 +8143,8 @@
           <w:rFonts w:ascii="Times New Roman" w:hAnsi="Times New Roman" w:cs="Times New Roman"/>
           <w:color w:val="000000" w:themeColor="text1"/>
           <w:sz w:val="28"/>
-          <w:lang w:val="en-US"/>
-        </w:rPr>
+        </w:rPr>
+        <w:lastRenderedPageBreak/>
         <w:t xml:space="preserve">3.9 </w:t>
       </w:r>
       <w:r>
@@ -8557,7 +9022,19 @@
         <w:rPr>
           <w:lang w:eastAsia="ru-RU"/>
         </w:rPr>
-        <w:t xml:space="preserve">Итак, для обеспечения 700 </w:t>
+        <w:t xml:space="preserve">Итак, для обеспечения </w:t>
+      </w:r>
+      <w:r>
+        <w:rPr>
+          <w:lang w:eastAsia="ru-RU"/>
+        </w:rPr>
+        <w:t xml:space="preserve">освещения на рабочем месте </w:t>
+      </w:r>
+      <w:r>
+        <w:rPr>
+          <w:lang w:eastAsia="ru-RU"/>
+        </w:rPr>
+        <w:t xml:space="preserve">700 </w:t>
       </w:r>
       <w:proofErr w:type="spellStart"/>
       <w:r>
@@ -8607,13 +9084,7 @@
         <w:t>.</w:t>
       </w:r>
     </w:p>
-    <w:p>
-      <w:pPr>
-        <w:rPr>
-          <w:lang w:val="en-US"/>
-        </w:rPr>
-      </w:pPr>
-    </w:p>
+    <w:p/>
     <w:p>
       <w:pPr>
         <w:pStyle w:val="a8"/>
@@ -8625,7 +9096,6 @@
           <w:rFonts w:cs="Times New Roman"/>
           <w:b w:val="0"/>
         </w:rPr>
-        <w:lastRenderedPageBreak/>
         <w:t>Рекомендуется</w:t>
       </w:r>
       <w:r>
@@ -8634,15 +9104,7 @@
           <w:rFonts w:cs="Times New Roman"/>
           <w:b w:val="0"/>
         </w:rPr>
-        <w:t xml:space="preserve"> установить </w:t>
-      </w:r>
-      <w:r>
-        <w:rPr>
-          <w:rStyle w:val="a3"/>
-          <w:rFonts w:cs="Times New Roman"/>
-          <w:b w:val="0"/>
-        </w:rPr>
-        <w:t>LED-панели 600×600, световой поток ≈ 6 000 лм</w:t>
+        <w:t xml:space="preserve"> установить LED-панели 600×600, световой поток ≈ 6 000 лм</w:t>
       </w:r>
       <w:r>
         <w:t xml:space="preserve"> (мощность ~40–50 Вт)</w:t>
@@ -8703,14 +9165,7 @@
             <w:rStyle w:val="katex-mathml"/>
             <w:rFonts w:ascii="Cambria Math" w:hAnsi="Cambria Math" w:cs="Times New Roman"/>
           </w:rPr>
-          <m:t>≈6,</m:t>
-        </m:r>
-        <m:r>
-          <w:rPr>
-            <w:rStyle w:val="katex-mathml"/>
-            <w:rFonts w:ascii="Cambria Math" w:hAnsi="Cambria Math" w:cs="Times New Roman"/>
-          </w:rPr>
-          <m:t>2</m:t>
+          <m:t>≈6,2</m:t>
         </m:r>
         <m:r>
           <w:rPr>
@@ -8768,15 +9223,32 @@
         <w:ind w:firstLine="709"/>
       </w:pPr>
       <w:r>
+        <w:lastRenderedPageBreak/>
         <w:t>На рисунке 3.</w:t>
       </w:r>
       <w:r>
         <w:t>4</w:t>
       </w:r>
-      <w:bookmarkStart w:id="0" w:name="_GoBack"/>
-      <w:bookmarkEnd w:id="0"/>
-      <w:r>
-        <w:t xml:space="preserve"> представлено расположение панелей на рабочем месте инженера-программиста </w:t>
+      <w:r>
+        <w:t xml:space="preserve"> представлено расположение панелей на</w:t>
+      </w:r>
+      <w:r>
+        <w:t>д</w:t>
+      </w:r>
+      <w:r>
+        <w:t xml:space="preserve"> рабоч</w:t>
+      </w:r>
+      <w:r>
+        <w:t>и</w:t>
+      </w:r>
+      <w:r>
+        <w:t>м мест</w:t>
+      </w:r>
+      <w:r>
+        <w:t>ом</w:t>
+      </w:r>
+      <w:r>
+        <w:t xml:space="preserve"> инженера-программиста </w:t>
       </w:r>
     </w:p>
     <w:p>
@@ -8856,17 +9328,19 @@
         <w:ind w:firstLine="709"/>
       </w:pPr>
       <w:r>
-        <w:t xml:space="preserve">Для улучшения условий труда были предложены и реализованы мероприятия по </w:t>
-      </w:r>
-      <w:r>
-        <w:rPr>
-          <w:rStyle w:val="a3"/>
-          <w:b w:val="0"/>
-        </w:rPr>
-        <w:t>проектированию новой системы освещения</w:t>
-      </w:r>
-      <w:r>
-        <w:t>. Подобраны современные светодиодные светильники с, обеспечивающие равномерное распределение яркости в зоне стенда и рабочих поверхностях.</w:t>
+        <w:t>Для улучшения условий труда был</w:t>
+      </w:r>
+      <w:r>
+        <w:t xml:space="preserve"> проведен расчет системы освещения, п</w:t>
+      </w:r>
+      <w:r>
+        <w:t xml:space="preserve">одобраны современные светодиодные светильники, обеспечивающие равномерное распределение яркости в зоне стенда и </w:t>
+      </w:r>
+      <w:r>
+        <w:t xml:space="preserve">на </w:t>
+      </w:r>
+      <w:r>
+        <w:t>рабочих поверхностях.</w:t>
       </w:r>
     </w:p>
     <w:p>
@@ -8875,11 +9349,31 @@
         <w:ind w:firstLine="709"/>
       </w:pPr>
       <w:r>
-        <w:lastRenderedPageBreak/>
-        <w:t>Введение данных мероприятий позволит нормализовать освещённость до нормативных значений, снизить зрительное напряжение и повысить комфорт при выполнении программно-алгоритмических и экспериментальных работ. Реализация предложенных ме</w:t>
-      </w:r>
-      <w:r>
-        <w:t>р способствует снижению вредных.</w:t>
+        <w:t xml:space="preserve">Введение </w:t>
+      </w:r>
+      <w:r>
+        <w:t>предложенных</w:t>
+      </w:r>
+      <w:r>
+        <w:t xml:space="preserve"> мероприятий позволит </w:t>
+      </w:r>
+      <w:r>
+        <w:t>повысить</w:t>
+      </w:r>
+      <w:r>
+        <w:t xml:space="preserve"> освещённость </w:t>
+      </w:r>
+      <w:r>
+        <w:t xml:space="preserve">на рабочем месте </w:t>
+      </w:r>
+      <w:r>
+        <w:t xml:space="preserve">до нормативных значений, снизить зрительное напряжение и повысить комфорт при выполнении программно-алгоритмических и экспериментальных работ. Реализация предложенных мер способствует снижению </w:t>
+      </w:r>
+      <w:r>
+        <w:t>количества ошибок и повышению качества проводимых работ</w:t>
+      </w:r>
+      <w:r>
+        <w:t>.</w:t>
       </w:r>
     </w:p>
     <w:p>
@@ -11682,7 +12176,7 @@
     <w:lsdException w:name="Subtitle" w:semiHidden="0" w:uiPriority="11" w:unhideWhenUsed="0" w:qFormat="1"/>
     <w:lsdException w:name="Strong" w:semiHidden="0" w:uiPriority="22" w:unhideWhenUsed="0" w:qFormat="1"/>
     <w:lsdException w:name="Emphasis" w:semiHidden="0" w:uiPriority="20" w:unhideWhenUsed="0" w:qFormat="1"/>
-    <w:lsdException w:name="Table Grid" w:uiPriority="59"/>
+    <w:lsdException w:name="Table Grid" w:semiHidden="0" w:uiPriority="59" w:unhideWhenUsed="0"/>
     <w:lsdException w:name="Placeholder Text" w:unhideWhenUsed="0"/>
     <w:lsdException w:name="No Spacing" w:semiHidden="0" w:uiPriority="1" w:unhideWhenUsed="0" w:qFormat="1"/>
     <w:lsdException w:name="Light Shading" w:semiHidden="0" w:uiPriority="60" w:unhideWhenUsed="0"/>
@@ -12153,7 +12647,7 @@
     <w:lsdException w:name="Subtitle" w:semiHidden="0" w:uiPriority="11" w:unhideWhenUsed="0" w:qFormat="1"/>
     <w:lsdException w:name="Strong" w:semiHidden="0" w:uiPriority="22" w:unhideWhenUsed="0" w:qFormat="1"/>
     <w:lsdException w:name="Emphasis" w:semiHidden="0" w:uiPriority="20" w:unhideWhenUsed="0" w:qFormat="1"/>
-    <w:lsdException w:name="Table Grid" w:uiPriority="59"/>
+    <w:lsdException w:name="Table Grid" w:semiHidden="0" w:uiPriority="59" w:unhideWhenUsed="0"/>
     <w:lsdException w:name="Placeholder Text" w:unhideWhenUsed="0"/>
     <w:lsdException w:name="No Spacing" w:semiHidden="0" w:uiPriority="1" w:unhideWhenUsed="0" w:qFormat="1"/>
     <w:lsdException w:name="Light Shading" w:semiHidden="0" w:uiPriority="60" w:unhideWhenUsed="0"/>
@@ -12871,7 +13365,7 @@
 </file>
 
 <file path=customXml/itemProps1.xml><?xml version="1.0" encoding="utf-8"?>
-<ds:datastoreItem xmlns:ds="http://schemas.openxmlformats.org/officeDocument/2006/customXml" ds:itemID="{D21B82B0-91BD-41DD-B5F1-E3CC2264DDC3}">
+<ds:datastoreItem xmlns:ds="http://schemas.openxmlformats.org/officeDocument/2006/customXml" ds:itemID="{5704D447-2994-46F0-BB71-095114B23B60}">
   <ds:schemaRefs>
     <ds:schemaRef ds:uri="http://schemas.openxmlformats.org/officeDocument/2006/bibliography"/>
   </ds:schemaRefs>

--- a/Документы/Кравцов_МВ_М3О-606С-20_Охрана_труда.docx
+++ b/Документы/Кравцов_МВ_М3О-606С-20_Охрана_труда.docx
@@ -1,6 +1,6 @@
 
 <file path=word/document.xml><?xml version="1.0" encoding="utf-8"?>
-<w:document xmlns:wpc="http://schemas.microsoft.com/office/word/2010/wordprocessingCanvas" xmlns:mc="http://schemas.openxmlformats.org/markup-compatibility/2006" xmlns:o="urn:schemas-microsoft-com:office:office" xmlns:r="http://schemas.openxmlformats.org/officeDocument/2006/relationships" xmlns:m="http://schemas.openxmlformats.org/officeDocument/2006/math" xmlns:v="urn:schemas-microsoft-com:vml" xmlns:wp14="http://schemas.microsoft.com/office/word/2010/wordprocessingDrawing" xmlns:wp="http://schemas.openxmlformats.org/drawingml/2006/wordprocessingDrawing" xmlns:w10="urn:schemas-microsoft-com:office:word" xmlns:w="http://schemas.openxmlformats.org/wordprocessingml/2006/main" xmlns:w14="http://schemas.microsoft.com/office/word/2010/wordml" xmlns:wpg="http://schemas.microsoft.com/office/word/2010/wordprocessingGroup" xmlns:wpi="http://schemas.microsoft.com/office/word/2010/wordprocessingInk" xmlns:wne="http://schemas.microsoft.com/office/word/2006/wordml" xmlns:wps="http://schemas.microsoft.com/office/word/2010/wordprocessingShape" mc:Ignorable="w14 wp14">
+<w:document xmlns:wpc="http://schemas.microsoft.com/office/word/2010/wordprocessingCanvas" xmlns:cx="http://schemas.microsoft.com/office/drawing/2014/chartex" xmlns:cx1="http://schemas.microsoft.com/office/drawing/2015/9/8/chartex" xmlns:cx2="http://schemas.microsoft.com/office/drawing/2015/10/21/chartex" xmlns:cx3="http://schemas.microsoft.com/office/drawing/2016/5/9/chartex" xmlns:cx4="http://schemas.microsoft.com/office/drawing/2016/5/10/chartex" xmlns:cx5="http://schemas.microsoft.com/office/drawing/2016/5/11/chartex" xmlns:cx6="http://schemas.microsoft.com/office/drawing/2016/5/12/chartex" xmlns:cx7="http://schemas.microsoft.com/office/drawing/2016/5/13/chartex" xmlns:cx8="http://schemas.microsoft.com/office/drawing/2016/5/14/chartex" xmlns:mc="http://schemas.openxmlformats.org/markup-compatibility/2006" xmlns:aink="http://schemas.microsoft.com/office/drawing/2016/ink" xmlns:am3d="http://schemas.microsoft.com/office/drawing/2017/model3d" xmlns:o="urn:schemas-microsoft-com:office:office" xmlns:r="http://schemas.openxmlformats.org/officeDocument/2006/relationships" xmlns:m="http://schemas.openxmlformats.org/officeDocument/2006/math" xmlns:v="urn:schemas-microsoft-com:vml" xmlns:wp14="http://schemas.microsoft.com/office/word/2010/wordprocessingDrawing" xmlns:wp="http://schemas.openxmlformats.org/drawingml/2006/wordprocessingDrawing" xmlns:w10="urn:schemas-microsoft-com:office:word" xmlns:w="http://schemas.openxmlformats.org/wordprocessingml/2006/main" xmlns:w14="http://schemas.microsoft.com/office/word/2010/wordml" xmlns:w15="http://schemas.microsoft.com/office/word/2012/wordml" xmlns:w16cex="http://schemas.microsoft.com/office/word/2018/wordml/cex" xmlns:w16cid="http://schemas.microsoft.com/office/word/2016/wordml/cid" xmlns:w16="http://schemas.microsoft.com/office/word/2018/wordml" xmlns:w16sdtdh="http://schemas.microsoft.com/office/word/2020/wordml/sdtdatahash" xmlns:w16se="http://schemas.microsoft.com/office/word/2015/wordml/symex" xmlns:wpg="http://schemas.microsoft.com/office/word/2010/wordprocessingGroup" xmlns:wpi="http://schemas.microsoft.com/office/word/2010/wordprocessingInk" xmlns:wne="http://schemas.microsoft.com/office/word/2006/wordml" xmlns:wps="http://schemas.microsoft.com/office/word/2010/wordprocessingShape" mc:Ignorable="w14 w15 w16se w16cid w16 w16cex w16sdtdh wp14">
   <w:body>
     <w:p>
       <w:pPr>
@@ -299,7 +299,7 @@
             <o:lock v:ext="edit" aspectratio="t"/>
           </v:shapetype>
           <v:shape id="_x0000_i1025" type="#_x0000_t75" style="width:412.5pt;height:3in">
-            <v:imagedata r:id="rId7" o:title="план"/>
+            <v:imagedata r:id="rId6" o:title="план"/>
           </v:shape>
         </w:pict>
       </w:r>
@@ -359,23 +359,7 @@
           <w:rFonts w:ascii="Times New Roman" w:hAnsi="Times New Roman" w:cs="Times New Roman"/>
           <w:sz w:val="28"/>
         </w:rPr>
-        <w:t xml:space="preserve"> по углам </w:t>
-      </w:r>
-      <w:proofErr w:type="spellStart"/>
-      <w:r>
-        <w:rPr>
-          <w:rFonts w:ascii="Times New Roman" w:hAnsi="Times New Roman" w:cs="Times New Roman"/>
-          <w:sz w:val="28"/>
-        </w:rPr>
-        <w:t>тангажа</w:t>
-      </w:r>
-      <w:proofErr w:type="spellEnd"/>
-      <w:r>
-        <w:rPr>
-          <w:rFonts w:ascii="Times New Roman" w:hAnsi="Times New Roman" w:cs="Times New Roman"/>
-          <w:sz w:val="28"/>
-        </w:rPr>
-        <w:t xml:space="preserve">, крена и курса. В состав стенда входят электроприводы, контроллер, блок питания, а также датчики ориентации. Отказ элементов стенда, особенно при вращении, может привести к травмам или повреждению оборудования, что требует соблюдения норм электробезопасности, ограничения зоны вращения подвижных частей и применения защитных кожухов и ограждений. </w:t>
+        <w:t xml:space="preserve"> по углам тангажа, крена и курса. В состав стенда входят электроприводы, контроллер, блок питания, а также датчики ориентации. Отказ элементов стенда, особенно при вращении, может привести к травмам или повреждению оборудования, что требует соблюдения норм электробезопасности, ограничения зоны вращения подвижных частей и применения защитных кожухов и ограждений. </w:t>
       </w:r>
       <w:r>
         <w:rPr>
@@ -439,7 +423,7 @@
                     </pic:cNvPicPr>
                   </pic:nvPicPr>
                   <pic:blipFill>
-                    <a:blip r:embed="rId8" cstate="print">
+                    <a:blip r:embed="rId7" cstate="print">
                       <a:extLst>
                         <a:ext uri="{28A0092B-C50C-407E-A947-70E740481C1C}">
                           <a14:useLocalDpi xmlns:a14="http://schemas.microsoft.com/office/drawing/2010/main" val="0"/>
@@ -1013,7 +997,6 @@
         <w:t xml:space="preserve"> операции относятся к категории </w:t>
       </w:r>
       <w:proofErr w:type="spellStart"/>
-      <w:proofErr w:type="gramStart"/>
       <w:r>
         <w:rPr>
           <w:rFonts w:ascii="Times New Roman" w:eastAsia="Times New Roman" w:hAnsi="Times New Roman" w:cs="Times New Roman"/>
@@ -1022,18 +1005,7 @@
           <w:szCs w:val="24"/>
           <w:lang w:eastAsia="ru-RU"/>
         </w:rPr>
-        <w:t>I</w:t>
-      </w:r>
-      <w:proofErr w:type="gramEnd"/>
-      <w:r>
-        <w:rPr>
-          <w:rFonts w:ascii="Times New Roman" w:eastAsia="Times New Roman" w:hAnsi="Times New Roman" w:cs="Times New Roman"/>
-          <w:bCs/>
-          <w:sz w:val="28"/>
-          <w:szCs w:val="24"/>
-          <w:lang w:eastAsia="ru-RU"/>
-        </w:rPr>
-        <w:t>б</w:t>
+        <w:t>Iб</w:t>
       </w:r>
       <w:proofErr w:type="spellEnd"/>
       <w:r>
@@ -1248,7 +1220,6 @@
               </w:rPr>
             </w:pPr>
             <w:proofErr w:type="spellStart"/>
-            <w:proofErr w:type="gramStart"/>
             <w:r>
               <w:rPr>
                 <w:rFonts w:ascii="Times New Roman" w:eastAsia="Times New Roman" w:hAnsi="Times New Roman" w:cs="Times New Roman"/>
@@ -1256,17 +1227,7 @@
                 <w:szCs w:val="24"/>
                 <w:lang w:eastAsia="ru-RU"/>
               </w:rPr>
-              <w:t>I</w:t>
-            </w:r>
-            <w:proofErr w:type="gramEnd"/>
-            <w:r>
-              <w:rPr>
-                <w:rFonts w:ascii="Times New Roman" w:eastAsia="Times New Roman" w:hAnsi="Times New Roman" w:cs="Times New Roman"/>
-                <w:sz w:val="28"/>
-                <w:szCs w:val="24"/>
-                <w:lang w:eastAsia="ru-RU"/>
-              </w:rPr>
-              <w:t>а</w:t>
+              <w:t>Iа</w:t>
             </w:r>
             <w:proofErr w:type="spellEnd"/>
           </w:p>
@@ -1338,7 +1299,6 @@
               </w:rPr>
             </w:pPr>
             <w:proofErr w:type="spellStart"/>
-            <w:proofErr w:type="gramStart"/>
             <w:r>
               <w:rPr>
                 <w:rFonts w:ascii="Times New Roman" w:eastAsia="Times New Roman" w:hAnsi="Times New Roman" w:cs="Times New Roman"/>
@@ -1346,17 +1306,7 @@
                 <w:szCs w:val="24"/>
                 <w:lang w:eastAsia="ru-RU"/>
               </w:rPr>
-              <w:t>I</w:t>
-            </w:r>
-            <w:proofErr w:type="gramEnd"/>
-            <w:r>
-              <w:rPr>
-                <w:rFonts w:ascii="Times New Roman" w:eastAsia="Times New Roman" w:hAnsi="Times New Roman" w:cs="Times New Roman"/>
-                <w:sz w:val="28"/>
-                <w:szCs w:val="24"/>
-                <w:lang w:eastAsia="ru-RU"/>
-              </w:rPr>
-              <w:t>б</w:t>
+              <w:t>Iб</w:t>
             </w:r>
             <w:proofErr w:type="spellEnd"/>
           </w:p>
@@ -1435,20 +1385,9 @@
                 <w:szCs w:val="24"/>
                 <w:lang w:eastAsia="ru-RU"/>
               </w:rPr>
-              <w:t>II</w:t>
-            </w:r>
-            <w:proofErr w:type="gramStart"/>
-            <w:r>
-              <w:rPr>
-                <w:rFonts w:ascii="Times New Roman" w:eastAsia="Times New Roman" w:hAnsi="Times New Roman" w:cs="Times New Roman"/>
-                <w:sz w:val="28"/>
-                <w:szCs w:val="24"/>
-                <w:lang w:eastAsia="ru-RU"/>
-              </w:rPr>
-              <w:t>а</w:t>
+              <w:t>IIа</w:t>
             </w:r>
             <w:proofErr w:type="spellEnd"/>
-            <w:proofErr w:type="gramEnd"/>
           </w:p>
         </w:tc>
         <w:tc>
@@ -1560,20 +1499,9 @@
                 <w:szCs w:val="24"/>
                 <w:lang w:eastAsia="ru-RU"/>
               </w:rPr>
-              <w:t>II</w:t>
-            </w:r>
-            <w:proofErr w:type="gramStart"/>
-            <w:r>
-              <w:rPr>
-                <w:rFonts w:ascii="Times New Roman" w:eastAsia="Times New Roman" w:hAnsi="Times New Roman" w:cs="Times New Roman"/>
-                <w:sz w:val="28"/>
-                <w:szCs w:val="24"/>
-                <w:lang w:eastAsia="ru-RU"/>
-              </w:rPr>
-              <w:t>б</w:t>
+              <w:t>IIб</w:t>
             </w:r>
             <w:proofErr w:type="spellEnd"/>
-            <w:proofErr w:type="gramEnd"/>
           </w:p>
         </w:tc>
         <w:tc>
@@ -1740,7 +1668,6 @@
         <w:t xml:space="preserve">Для категории </w:t>
       </w:r>
       <w:proofErr w:type="spellStart"/>
-      <w:proofErr w:type="gramStart"/>
       <w:r>
         <w:rPr>
           <w:rFonts w:ascii="Times New Roman" w:eastAsia="Times New Roman" w:hAnsi="Times New Roman" w:cs="Times New Roman"/>
@@ -1749,18 +1676,7 @@
           <w:szCs w:val="24"/>
           <w:lang w:eastAsia="ru-RU"/>
         </w:rPr>
-        <w:t>I</w:t>
-      </w:r>
-      <w:proofErr w:type="gramEnd"/>
-      <w:r>
-        <w:rPr>
-          <w:rFonts w:ascii="Times New Roman" w:eastAsia="Times New Roman" w:hAnsi="Times New Roman" w:cs="Times New Roman"/>
-          <w:bCs/>
-          <w:sz w:val="28"/>
-          <w:szCs w:val="24"/>
-          <w:lang w:eastAsia="ru-RU"/>
-        </w:rPr>
-        <w:t>б</w:t>
+        <w:t>Iб</w:t>
       </w:r>
       <w:proofErr w:type="spellEnd"/>
       <w:r>
@@ -1856,7 +1772,6 @@
         <w:t xml:space="preserve">, производственные помещения, в которых выполняются работы категории </w:t>
       </w:r>
       <w:proofErr w:type="spellStart"/>
-      <w:proofErr w:type="gramStart"/>
       <w:r>
         <w:rPr>
           <w:rFonts w:ascii="Times New Roman" w:eastAsia="Times New Roman" w:hAnsi="Times New Roman" w:cs="Times New Roman"/>
@@ -1864,17 +1779,7 @@
           <w:szCs w:val="24"/>
           <w:lang w:eastAsia="ru-RU"/>
         </w:rPr>
-        <w:t>I</w:t>
-      </w:r>
-      <w:proofErr w:type="gramEnd"/>
-      <w:r>
-        <w:rPr>
-          <w:rFonts w:ascii="Times New Roman" w:eastAsia="Times New Roman" w:hAnsi="Times New Roman" w:cs="Times New Roman"/>
-          <w:sz w:val="28"/>
-          <w:szCs w:val="24"/>
-          <w:lang w:eastAsia="ru-RU"/>
-        </w:rPr>
-        <w:t>а</w:t>
+        <w:t>Iа</w:t>
       </w:r>
       <w:proofErr w:type="spellEnd"/>
       <w:r>
@@ -2016,27 +1921,7 @@
           <w:szCs w:val="24"/>
           <w:lang w:eastAsia="ru-RU"/>
         </w:rPr>
-        <w:t xml:space="preserve"> при лёгких видах труда (</w:t>
-      </w:r>
-      <w:proofErr w:type="gramStart"/>
-      <w:r>
-        <w:rPr>
-          <w:rFonts w:ascii="Times New Roman" w:eastAsia="Times New Roman" w:hAnsi="Times New Roman" w:cs="Times New Roman"/>
-          <w:sz w:val="28"/>
-          <w:szCs w:val="24"/>
-          <w:lang w:eastAsia="ru-RU"/>
-        </w:rPr>
-        <w:t>I</w:t>
-      </w:r>
-      <w:proofErr w:type="gramEnd"/>
-      <w:r>
-        <w:rPr>
-          <w:rFonts w:ascii="Times New Roman" w:eastAsia="Times New Roman" w:hAnsi="Times New Roman" w:cs="Times New Roman"/>
-          <w:sz w:val="28"/>
-          <w:szCs w:val="24"/>
-          <w:lang w:eastAsia="ru-RU"/>
-        </w:rPr>
-        <w:t>а–Iб),</w:t>
+        <w:t xml:space="preserve"> при лёгких видах труда (Iа–Iб),</w:t>
       </w:r>
     </w:p>
     <w:p>
@@ -2252,7 +2137,6 @@
           <w:lang w:eastAsia="ru-RU"/>
         </w:rPr>
       </w:pPr>
-      <w:proofErr w:type="gramStart"/>
       <w:r>
         <w:rPr>
           <w:rFonts w:ascii="Times New Roman" w:eastAsia="Times New Roman" w:hAnsi="Times New Roman" w:cs="Times New Roman"/>
@@ -2462,7 +2346,6 @@
         </w:rPr>
         <w:t xml:space="preserve"> обеспечивает воздухообмен и снижение концентрации вредных паров.</w:t>
       </w:r>
-      <w:proofErr w:type="gramEnd"/>
     </w:p>
     <w:p>
       <w:pPr>
@@ -2534,7 +2417,6 @@
         <w:t xml:space="preserve">операций категории </w:t>
       </w:r>
       <w:proofErr w:type="spellStart"/>
-      <w:proofErr w:type="gramStart"/>
       <w:r>
         <w:rPr>
           <w:rFonts w:ascii="Times New Roman" w:eastAsia="Times New Roman" w:hAnsi="Times New Roman" w:cs="Times New Roman"/>
@@ -2543,18 +2425,7 @@
           <w:szCs w:val="24"/>
           <w:lang w:eastAsia="ru-RU"/>
         </w:rPr>
-        <w:t>I</w:t>
-      </w:r>
-      <w:proofErr w:type="gramEnd"/>
-      <w:r>
-        <w:rPr>
-          <w:rFonts w:ascii="Times New Roman" w:eastAsia="Times New Roman" w:hAnsi="Times New Roman" w:cs="Times New Roman"/>
-          <w:bCs/>
-          <w:sz w:val="28"/>
-          <w:szCs w:val="24"/>
-          <w:lang w:eastAsia="ru-RU"/>
-        </w:rPr>
-        <w:t>б</w:t>
+        <w:t>Iб</w:t>
       </w:r>
       <w:proofErr w:type="spellEnd"/>
       <w:r>
@@ -2579,15 +2450,7 @@
         <w:t xml:space="preserve">профессиональные </w:t>
       </w:r>
       <w:r>
-        <w:t xml:space="preserve">риски на рабочем </w:t>
-      </w:r>
-      <w:proofErr w:type="gramStart"/>
-      <w:r>
-        <w:t>месте</w:t>
-      </w:r>
-      <w:proofErr w:type="gramEnd"/>
-      <w:r>
-        <w:t xml:space="preserve">: какие вредные факторы присутствуют, как они влияют на здоровье, какие </w:t>
+        <w:t xml:space="preserve">риски на рабочем месте: какие вредные факторы присутствуют, как они влияют на здоровье, какие </w:t>
       </w:r>
       <w:r>
         <w:t>установлены</w:t>
@@ -2713,21 +2576,12 @@
         <w:t xml:space="preserve">Работа инженера-программиста, выполняемая в рамках данного проекта, относится к категории </w:t>
       </w:r>
       <w:proofErr w:type="spellStart"/>
-      <w:proofErr w:type="gramStart"/>
       <w:r>
         <w:rPr>
           <w:bCs/>
           <w:lang w:eastAsia="ru-RU"/>
         </w:rPr>
-        <w:t>I</w:t>
-      </w:r>
-      <w:proofErr w:type="gramEnd"/>
-      <w:r>
-        <w:rPr>
-          <w:bCs/>
-          <w:lang w:eastAsia="ru-RU"/>
-        </w:rPr>
-        <w:t>б</w:t>
+        <w:t>Iб</w:t>
       </w:r>
       <w:proofErr w:type="spellEnd"/>
       <w:r>
@@ -2749,110 +2603,84 @@
         <w:rPr>
           <w:lang w:eastAsia="ru-RU"/>
         </w:rPr>
-        <w:t xml:space="preserve"> лёгкие физические работы, характеризующиеся умеренными </w:t>
+        <w:t xml:space="preserve"> лёгкие физические работы, характеризующиеся умеренными энергозатратами (до 174 ккал/ч). Согласно санитарным нормам, для данной категории установлены </w:t>
+      </w:r>
+      <w:r>
+        <w:rPr>
+          <w:bCs/>
+          <w:lang w:eastAsia="ru-RU"/>
+        </w:rPr>
+        <w:t>оптимальные и допустимые значения микроклиматических параметров</w:t>
+      </w:r>
+      <w:r>
+        <w:rPr>
+          <w:lang w:eastAsia="ru-RU"/>
+        </w:rPr>
+        <w:t xml:space="preserve">, приведённые в таблице </w:t>
+      </w:r>
+      <w:r>
+        <w:rPr>
+          <w:lang w:eastAsia="ru-RU"/>
+        </w:rPr>
+        <w:t>3</w:t>
+      </w:r>
+      <w:r>
+        <w:rPr>
+          <w:lang w:eastAsia="ru-RU"/>
+        </w:rPr>
+        <w:t>.2.</w:t>
+      </w:r>
+    </w:p>
+    <w:p>
+      <w:pPr>
+        <w:spacing w:after="0" w:line="240" w:lineRule="auto"/>
+        <w:rPr>
+          <w:rFonts w:ascii="Times New Roman" w:eastAsia="Times New Roman" w:hAnsi="Times New Roman" w:cs="Times New Roman"/>
+          <w:sz w:val="28"/>
+          <w:szCs w:val="24"/>
+          <w:lang w:eastAsia="ru-RU"/>
+        </w:rPr>
+      </w:pPr>
+      <w:r>
+        <w:rPr>
+          <w:rFonts w:ascii="Times New Roman" w:eastAsia="Times New Roman" w:hAnsi="Times New Roman" w:cs="Times New Roman"/>
+          <w:bCs/>
+          <w:sz w:val="28"/>
+          <w:szCs w:val="24"/>
+          <w:lang w:eastAsia="ru-RU"/>
+        </w:rPr>
+        <w:t xml:space="preserve">Таблица </w:t>
+      </w:r>
+      <w:r>
+        <w:rPr>
+          <w:rFonts w:ascii="Times New Roman" w:eastAsia="Times New Roman" w:hAnsi="Times New Roman" w:cs="Times New Roman"/>
+          <w:bCs/>
+          <w:sz w:val="28"/>
+          <w:szCs w:val="24"/>
+          <w:lang w:eastAsia="ru-RU"/>
+        </w:rPr>
+        <w:t>3</w:t>
+      </w:r>
+      <w:r>
+        <w:rPr>
+          <w:rFonts w:ascii="Times New Roman" w:eastAsia="Times New Roman" w:hAnsi="Times New Roman" w:cs="Times New Roman"/>
+          <w:bCs/>
+          <w:sz w:val="28"/>
+          <w:szCs w:val="24"/>
+          <w:lang w:eastAsia="ru-RU"/>
+        </w:rPr>
+        <w:t xml:space="preserve">.2 – Оптимальные и фактические параметры микроклимата для категории </w:t>
       </w:r>
       <w:proofErr w:type="spellStart"/>
       <w:r>
         <w:rPr>
-          <w:lang w:eastAsia="ru-RU"/>
-        </w:rPr>
-        <w:t>энергозатратами</w:t>
-      </w:r>
-      <w:proofErr w:type="spellEnd"/>
-      <w:r>
-        <w:rPr>
-          <w:lang w:eastAsia="ru-RU"/>
-        </w:rPr>
-        <w:t xml:space="preserve"> (до 174 ккал/ч). Согласно санитарным нормам, для данной категории установлены </w:t>
-      </w:r>
-      <w:r>
-        <w:rPr>
+          <w:rFonts w:ascii="Times New Roman" w:eastAsia="Times New Roman" w:hAnsi="Times New Roman" w:cs="Times New Roman"/>
           <w:bCs/>
-          <w:lang w:eastAsia="ru-RU"/>
-        </w:rPr>
-        <w:t>оптимальные и допустимые значения микроклиматических параметров</w:t>
-      </w:r>
-      <w:r>
-        <w:rPr>
-          <w:lang w:eastAsia="ru-RU"/>
-        </w:rPr>
-        <w:t xml:space="preserve">, приведённые в таблице </w:t>
-      </w:r>
-      <w:r>
-        <w:rPr>
-          <w:lang w:eastAsia="ru-RU"/>
-        </w:rPr>
-        <w:t>3</w:t>
-      </w:r>
-      <w:r>
-        <w:rPr>
-          <w:lang w:eastAsia="ru-RU"/>
-        </w:rPr>
-        <w:t>.2.</w:t>
-      </w:r>
-    </w:p>
-    <w:p>
-      <w:pPr>
-        <w:spacing w:after="0" w:line="240" w:lineRule="auto"/>
-        <w:rPr>
-          <w:rFonts w:ascii="Times New Roman" w:eastAsia="Times New Roman" w:hAnsi="Times New Roman" w:cs="Times New Roman"/>
           <w:sz w:val="28"/>
           <w:szCs w:val="24"/>
           <w:lang w:eastAsia="ru-RU"/>
         </w:rPr>
-      </w:pPr>
-      <w:r>
-        <w:rPr>
-          <w:rFonts w:ascii="Times New Roman" w:eastAsia="Times New Roman" w:hAnsi="Times New Roman" w:cs="Times New Roman"/>
-          <w:bCs/>
-          <w:sz w:val="28"/>
-          <w:szCs w:val="24"/>
-          <w:lang w:eastAsia="ru-RU"/>
-        </w:rPr>
-        <w:t xml:space="preserve">Таблица </w:t>
-      </w:r>
-      <w:r>
-        <w:rPr>
-          <w:rFonts w:ascii="Times New Roman" w:eastAsia="Times New Roman" w:hAnsi="Times New Roman" w:cs="Times New Roman"/>
-          <w:bCs/>
-          <w:sz w:val="28"/>
-          <w:szCs w:val="24"/>
-          <w:lang w:eastAsia="ru-RU"/>
-        </w:rPr>
-        <w:t>3</w:t>
-      </w:r>
-      <w:r>
-        <w:rPr>
-          <w:rFonts w:ascii="Times New Roman" w:eastAsia="Times New Roman" w:hAnsi="Times New Roman" w:cs="Times New Roman"/>
-          <w:bCs/>
-          <w:sz w:val="28"/>
-          <w:szCs w:val="24"/>
-          <w:lang w:eastAsia="ru-RU"/>
-        </w:rPr>
-        <w:t xml:space="preserve">.2 – Оптимальные и фактические параметры микроклимата для категории </w:t>
-      </w:r>
-      <w:proofErr w:type="spellStart"/>
-      <w:proofErr w:type="gramStart"/>
-      <w:r>
-        <w:rPr>
-          <w:rFonts w:ascii="Times New Roman" w:eastAsia="Times New Roman" w:hAnsi="Times New Roman" w:cs="Times New Roman"/>
-          <w:bCs/>
-          <w:sz w:val="28"/>
-          <w:szCs w:val="24"/>
-          <w:lang w:eastAsia="ru-RU"/>
-        </w:rPr>
-        <w:t>I</w:t>
-      </w:r>
-      <w:proofErr w:type="gramEnd"/>
-      <w:r>
-        <w:rPr>
-          <w:rFonts w:ascii="Times New Roman" w:eastAsia="Times New Roman" w:hAnsi="Times New Roman" w:cs="Times New Roman"/>
-          <w:bCs/>
-          <w:sz w:val="28"/>
-          <w:szCs w:val="24"/>
-          <w:lang w:eastAsia="ru-RU"/>
-        </w:rPr>
-        <w:t>б</w:t>
+        <w:t>Iб</w:t>
       </w:r>
       <w:proofErr w:type="spellEnd"/>
       <w:r>
@@ -3068,7 +2896,6 @@
               <w:t xml:space="preserve">Лёгкая – </w:t>
             </w:r>
             <w:proofErr w:type="spellStart"/>
-            <w:proofErr w:type="gramStart"/>
             <w:r>
               <w:rPr>
                 <w:rFonts w:ascii="Times New Roman" w:eastAsia="Times New Roman" w:hAnsi="Times New Roman" w:cs="Times New Roman"/>
@@ -3076,17 +2903,7 @@
                 <w:szCs w:val="24"/>
                 <w:lang w:eastAsia="ru-RU"/>
               </w:rPr>
-              <w:t>I</w:t>
-            </w:r>
-            <w:proofErr w:type="gramEnd"/>
-            <w:r>
-              <w:rPr>
-                <w:rFonts w:ascii="Times New Roman" w:eastAsia="Times New Roman" w:hAnsi="Times New Roman" w:cs="Times New Roman"/>
-                <w:sz w:val="28"/>
-                <w:szCs w:val="24"/>
-                <w:lang w:eastAsia="ru-RU"/>
-              </w:rPr>
-              <w:t>б</w:t>
+              <w:t>Iб</w:t>
             </w:r>
             <w:proofErr w:type="spellEnd"/>
           </w:p>
@@ -3611,19 +3428,8 @@
                 <w:szCs w:val="24"/>
                 <w:lang w:eastAsia="ru-RU"/>
               </w:rPr>
-              <w:t>Скорость движения воздуха, м/</w:t>
+              <w:t>Скорость движения воздуха, м/с</w:t>
             </w:r>
-            <w:proofErr w:type="gramStart"/>
-            <w:r>
-              <w:rPr>
-                <w:rFonts w:ascii="Times New Roman" w:eastAsia="Times New Roman" w:hAnsi="Times New Roman" w:cs="Times New Roman"/>
-                <w:sz w:val="28"/>
-                <w:szCs w:val="24"/>
-                <w:lang w:eastAsia="ru-RU"/>
-              </w:rPr>
-              <w:t>с</w:t>
-            </w:r>
-            <w:proofErr w:type="gramEnd"/>
           </w:p>
         </w:tc>
         <w:tc>
@@ -3905,14 +3711,7 @@
         <w:rPr>
           <w:lang w:eastAsia="ru-RU"/>
         </w:rPr>
-        <w:t xml:space="preserve">что </w:t>
-      </w:r>
-      <w:proofErr w:type="gramStart"/>
-      <w:r>
-        <w:rPr>
-          <w:lang w:eastAsia="ru-RU"/>
-        </w:rPr>
-        <w:t xml:space="preserve">может вызывать ощущение </w:t>
+        <w:t xml:space="preserve">что может вызывать ощущение </w:t>
       </w:r>
       <w:r>
         <w:rPr>
@@ -3930,14 +3729,7 @@
         <w:rPr>
           <w:lang w:eastAsia="ru-RU"/>
         </w:rPr>
-        <w:t xml:space="preserve"> оказывая</w:t>
-      </w:r>
-      <w:proofErr w:type="gramEnd"/>
-      <w:r>
-        <w:rPr>
-          <w:lang w:eastAsia="ru-RU"/>
-        </w:rPr>
-        <w:t xml:space="preserve"> отрицательного влияния на работоспособность персонала.</w:t>
+        <w:t xml:space="preserve"> оказывая отрицательного влияния на работоспособность персонала.</w:t>
       </w:r>
     </w:p>
     <w:p>
@@ -4226,14 +4018,12 @@
         </w:rPr>
         <w:t>источниками шума являются системн</w:t>
       </w:r>
-      <w:proofErr w:type="spellStart"/>
       <w:r>
         <w:rPr>
           <w:lang w:eastAsia="ru-RU"/>
         </w:rPr>
         <w:t>ый</w:t>
       </w:r>
-      <w:proofErr w:type="spellEnd"/>
       <w:r>
         <w:rPr>
           <w:lang w:eastAsia="ru-RU"/>
@@ -4469,6 +4259,14 @@
         <w:lastRenderedPageBreak/>
         <w:t>Для расчета суммарного уровня шума воспользуемся формулой:</w:t>
       </w:r>
+    </w:p>
+    <w:p>
+      <w:pPr>
+        <w:pStyle w:val="a8"/>
+        <w:rPr>
+          <w:lang w:eastAsia="ru-RU"/>
+        </w:rPr>
+      </w:pPr>
     </w:p>
     <w:p>
       <w:pPr>
@@ -4539,19 +4337,7 @@
           <w:rPr>
             <w:rFonts w:ascii="Cambria Math" w:hAnsi="Cambria Math"/>
           </w:rPr>
-          <m:t xml:space="preserve"> + </m:t>
-        </m:r>
-        <m:r>
-          <w:rPr>
-            <w:rFonts w:ascii="Cambria Math" w:hAnsi="Cambria Math"/>
-          </w:rPr>
-          <m:t>δL</m:t>
-        </m:r>
-        <m:r>
-          <w:rPr>
-            <w:rFonts w:ascii="Cambria Math" w:hAnsi="Cambria Math"/>
-          </w:rPr>
-          <m:t>,</m:t>
+          <m:t xml:space="preserve"> + δL,</m:t>
         </m:r>
       </m:oMath>
       <w:r>
@@ -4570,6 +4356,13 @@
         <w:tab/>
         <w:t>(3.1)</w:t>
       </w:r>
+    </w:p>
+    <w:p>
+      <w:pPr>
+        <w:pStyle w:val="1"/>
+        <w:ind w:firstLine="3686"/>
+        <w:jc w:val="center"/>
+      </w:pPr>
     </w:p>
     <w:p>
       <w:pPr>
@@ -4667,12 +4460,6 @@
           <w:lang w:eastAsia="ru-RU"/>
         </w:rPr>
       </w:pPr>
-      <w:r>
-        <w:rPr>
-          <w:rFonts w:eastAsiaTheme="minorEastAsia"/>
-        </w:rPr>
-        <w:t xml:space="preserve">                </w:t>
-      </w:r>
       <m:oMath>
         <m:r>
           <w:rPr>
@@ -4752,7 +4539,7 @@
                     <pic:cNvPicPr/>
                   </pic:nvPicPr>
                   <pic:blipFill>
-                    <a:blip r:embed="rId9"/>
+                    <a:blip r:embed="rId8"/>
                     <a:stretch>
                       <a:fillRect/>
                     </a:stretch>
@@ -4872,7 +4659,19 @@
     <w:p>
       <w:pPr>
         <w:pStyle w:val="a8"/>
+        <w:ind w:firstLine="709"/>
+        <w:rPr>
+          <w:lang w:eastAsia="ru-RU"/>
+        </w:rPr>
+      </w:pPr>
+    </w:p>
+    <w:p>
+      <w:pPr>
+        <w:pStyle w:val="a8"/>
         <w:jc w:val="center"/>
+        <w:rPr>
+          <w:rFonts w:eastAsiaTheme="minorEastAsia"/>
+        </w:rPr>
       </w:pPr>
       <m:oMathPara>
         <m:oMath>
@@ -4935,6 +4734,12 @@
     <w:p>
       <w:pPr>
         <w:pStyle w:val="a8"/>
+        <w:jc w:val="center"/>
+      </w:pPr>
+    </w:p>
+    <w:p>
+      <w:pPr>
+        <w:pStyle w:val="a8"/>
         <w:ind w:firstLine="709"/>
         <w:rPr>
           <w:lang w:eastAsia="ru-RU"/>
@@ -4951,16 +4756,7 @@
           <w:bCs/>
           <w:lang w:eastAsia="ru-RU"/>
         </w:rPr>
-        <w:t>фактически</w:t>
-      </w:r>
-      <w:bookmarkStart w:id="0" w:name="_GoBack"/>
-      <w:bookmarkEnd w:id="0"/>
-      <w:r>
-        <w:rPr>
-          <w:bCs/>
-          <w:lang w:eastAsia="ru-RU"/>
-        </w:rPr>
-        <w:t>й уровень шума в помещении составляет</w:t>
+        <w:t>фактический уровень шума в помещении составляет</w:t>
       </w:r>
       <w:r>
         <w:rPr>
@@ -5069,7 +4865,14 @@
         <w:rPr>
           <w:lang w:eastAsia="ru-RU"/>
         </w:rPr>
-        <w:t xml:space="preserve"> Однако при длительных испытаниях стенда рекомендуется кратковременное ограничение работы стенда или использование звукоизолирующих материалов в зоне установки, чтобы минимизировать акустическую нагрузку на работников.</w:t>
+        <w:t xml:space="preserve"> Однако при длительных испытаниях стенда рекомендуется кратковременное ограничение работы стенда или использование </w:t>
+      </w:r>
+      <w:r>
+        <w:rPr>
+          <w:lang w:eastAsia="ru-RU"/>
+        </w:rPr>
+        <w:lastRenderedPageBreak/>
+        <w:t>звукоизолирующих материалов в зоне установки, чтобы минимизировать акустическую нагрузку на работников.</w:t>
       </w:r>
     </w:p>
     <w:p>
@@ -5093,7 +4896,6 @@
           <w:color w:val="000000" w:themeColor="text1"/>
           <w:sz w:val="28"/>
         </w:rPr>
-        <w:lastRenderedPageBreak/>
         <w:t xml:space="preserve">3.5 Освещенность </w:t>
       </w:r>
     </w:p>
@@ -5111,33 +4913,17 @@
         </w:rPr>
         <w:t xml:space="preserve">Рабочее место инженера-программиста, на котором осуществляется разработка </w:t>
       </w:r>
-      <w:proofErr w:type="gramStart"/>
       <w:r>
         <w:rPr>
           <w:lang w:eastAsia="ru-RU"/>
         </w:rPr>
         <w:t>ПО</w:t>
       </w:r>
-      <w:proofErr w:type="gramEnd"/>
-      <w:r>
-        <w:rPr>
-          <w:lang w:eastAsia="ru-RU"/>
-        </w:rPr>
-        <w:t xml:space="preserve"> </w:t>
-      </w:r>
-      <w:proofErr w:type="gramStart"/>
-      <w:r>
-        <w:rPr>
-          <w:lang w:eastAsia="ru-RU"/>
-        </w:rPr>
-        <w:t>для</w:t>
-      </w:r>
-      <w:proofErr w:type="gramEnd"/>
-      <w:r>
-        <w:rPr>
-          <w:lang w:eastAsia="ru-RU"/>
-        </w:rPr>
-        <w:t xml:space="preserve"> управления стендом и подключением загрузчика данных к беспилотному летательному аппарату, расположено в лаборатории площадью </w:t>
+      <w:r>
+        <w:rPr>
+          <w:lang w:eastAsia="ru-RU"/>
+        </w:rPr>
+        <w:t xml:space="preserve"> для управления стендом и подключением загрузчика данных к беспилотному летательному аппарату, расположено в лаборатории площадью </w:t>
       </w:r>
       <w:r>
         <w:rPr>
@@ -5298,18 +5084,9 @@
           <w:bCs/>
           <w:lang w:eastAsia="ru-RU"/>
         </w:rPr>
-        <w:t>III</w:t>
-      </w:r>
-      <w:proofErr w:type="gramStart"/>
-      <w:r>
-        <w:rPr>
-          <w:bCs/>
-          <w:lang w:eastAsia="ru-RU"/>
-        </w:rPr>
-        <w:t>в</w:t>
+        <w:t>IIIв</w:t>
       </w:r>
       <w:proofErr w:type="spellEnd"/>
-      <w:proofErr w:type="gramEnd"/>
       <w:r>
         <w:rPr>
           <w:lang w:eastAsia="ru-RU"/>
@@ -5645,6 +5422,7 @@
     <w:p>
       <w:pPr>
         <w:spacing w:after="0" w:line="360" w:lineRule="auto"/>
+        <w:ind w:firstLine="709"/>
         <w:rPr>
           <w:rFonts w:ascii="Times New Roman" w:eastAsia="Times New Roman" w:hAnsi="Times New Roman" w:cs="Times New Roman"/>
           <w:sz w:val="28"/>
@@ -5717,56 +5495,38 @@
           <w:szCs w:val="28"/>
           <w:lang w:eastAsia="ru-RU"/>
         </w:rPr>
-        <w:t xml:space="preserve">       </w:t>
-      </w:r>
-      <w:r>
-        <w:rPr>
-          <w:rFonts w:ascii="Times New Roman" w:eastAsia="Times New Roman" w:hAnsi="Times New Roman" w:cs="Times New Roman"/>
+        <w:t xml:space="preserve">N </w:t>
+      </w:r>
+      <w:r>
+        <w:rPr>
+          <w:rFonts w:ascii="Times New Roman" w:eastAsia="Times New Roman" w:hAnsi="Times New Roman" w:cs="Times New Roman"/>
+          <w:bCs/>
           <w:sz w:val="28"/>
           <w:szCs w:val="28"/>
           <w:lang w:eastAsia="ru-RU"/>
         </w:rPr>
-        <w:t xml:space="preserve">N </w:t>
-      </w:r>
-      <w:r>
-        <w:rPr>
-          <w:rFonts w:ascii="Times New Roman" w:eastAsia="Times New Roman" w:hAnsi="Times New Roman" w:cs="Times New Roman"/>
-          <w:bCs/>
+        <w:t>–</w:t>
+      </w:r>
+      <w:r>
+        <w:rPr>
+          <w:rFonts w:ascii="Times New Roman" w:eastAsia="Times New Roman" w:hAnsi="Times New Roman" w:cs="Times New Roman"/>
           <w:sz w:val="28"/>
           <w:szCs w:val="28"/>
           <w:lang w:eastAsia="ru-RU"/>
         </w:rPr>
-        <w:t>–</w:t>
-      </w:r>
-      <w:r>
+        <w:t xml:space="preserve"> количество светильников (1 шт.);</w:t>
+      </w:r>
+    </w:p>
+    <w:p>
+      <w:pPr>
+        <w:spacing w:after="0" w:line="360" w:lineRule="auto"/>
         <w:rPr>
           <w:rFonts w:ascii="Times New Roman" w:eastAsia="Times New Roman" w:hAnsi="Times New Roman" w:cs="Times New Roman"/>
           <w:sz w:val="28"/>
           <w:szCs w:val="28"/>
           <w:lang w:eastAsia="ru-RU"/>
         </w:rPr>
-        <w:t xml:space="preserve"> количество светильников (1 шт.);</w:t>
-      </w:r>
-    </w:p>
-    <w:p>
-      <w:pPr>
-        <w:spacing w:after="0" w:line="360" w:lineRule="auto"/>
-        <w:rPr>
-          <w:rFonts w:ascii="Times New Roman" w:eastAsia="Times New Roman" w:hAnsi="Times New Roman" w:cs="Times New Roman"/>
-          <w:sz w:val="28"/>
-          <w:szCs w:val="28"/>
-          <w:lang w:eastAsia="ru-RU"/>
-        </w:rPr>
-      </w:pPr>
-      <w:r>
-        <w:rPr>
-          <w:rFonts w:ascii="Times New Roman" w:eastAsia="Times New Roman" w:hAnsi="Times New Roman" w:cs="Times New Roman"/>
-          <w:sz w:val="28"/>
-          <w:szCs w:val="28"/>
-          <w:lang w:eastAsia="ru-RU"/>
-        </w:rPr>
-        <w:t xml:space="preserve">       </w:t>
-      </w:r>
+      </w:pPr>
       <w:r>
         <w:rPr>
           <w:rFonts w:ascii="Times New Roman" w:eastAsia="Times New Roman" w:hAnsi="Times New Roman" w:cs="Times New Roman"/>
@@ -5884,6 +5644,7 @@
         <w:pStyle w:val="a8"/>
       </w:pPr>
       <w:r>
+        <w:lastRenderedPageBreak/>
         <w:t xml:space="preserve">      </w:t>
       </w:r>
       <w:r>
@@ -5932,7 +5693,6 @@
               <w:szCs w:val="28"/>
               <w:lang w:val="en-US"/>
             </w:rPr>
-            <w:lastRenderedPageBreak/>
             <m:t>E</m:t>
           </m:r>
           <m:r>
@@ -6043,14 +5803,9 @@
       </w:r>
       <w:proofErr w:type="spellStart"/>
       <w:r>
-        <w:t>III</w:t>
-      </w:r>
-      <w:proofErr w:type="gramStart"/>
-      <w:r>
-        <w:t>в</w:t>
+        <w:t>IIIв</w:t>
       </w:r>
       <w:proofErr w:type="spellEnd"/>
-      <w:proofErr w:type="gramEnd"/>
       <w:r>
         <w:t>.</w:t>
       </w:r>
@@ -6225,6 +5980,7 @@
         <w:pStyle w:val="a8"/>
       </w:pPr>
       <w:r>
+        <w:lastRenderedPageBreak/>
         <w:t>Для определения влияния положения тела и наклонов корпуса учтены следующие наблюдения:</w:t>
       </w:r>
     </w:p>
@@ -6238,22 +5994,13 @@
         <w:ind w:left="0" w:firstLine="709"/>
       </w:pPr>
       <w:r>
-        <w:lastRenderedPageBreak/>
         <w:t xml:space="preserve">продолжительность </w:t>
       </w:r>
       <w:r>
         <w:t>свободной</w:t>
       </w:r>
       <w:r>
-        <w:t xml:space="preserve"> </w:t>
-      </w:r>
-      <w:proofErr w:type="gramStart"/>
-      <w:r>
-        <w:t>позы</w:t>
-      </w:r>
-      <w:proofErr w:type="gramEnd"/>
-      <w:r>
-        <w:t xml:space="preserve"> сидя </w:t>
+        <w:t xml:space="preserve"> позы сидя </w:t>
       </w:r>
       <w:r>
         <w:rPr>
@@ -6892,11 +6639,11 @@
         <w:ind w:firstLine="709"/>
       </w:pPr>
       <w:r>
-        <w:t xml:space="preserve">Оценка напряженности трудового процесса проводится в соответствии с Приказом Министерства труда и социальной защиты Российской Федерации от 21.11.2023 г. №817н [1]. Классификация условий труда по данному фактору осуществляется на основании показателей, </w:t>
+        <w:t xml:space="preserve">Оценка напряженности трудового процесса проводится в соответствии с Приказом Министерства труда и социальной защиты Российской Федерации от 21.11.2023 г. №817н [1]. Классификация условий труда по </w:t>
       </w:r>
       <w:r>
         <w:lastRenderedPageBreak/>
-        <w:t>характеризующих интеллектуальные, сенсорные и эмоциональные нагрузки, а также степень монотонности выполняемых операций.</w:t>
+        <w:t>данному фактору осуществляется на основании показателей, характеризующих интеллектуальные, сенсорные и эмоциональные нагрузки, а также степень монотонности выполняемых операций.</w:t>
       </w:r>
     </w:p>
     <w:p>
@@ -6917,16 +6664,8 @@
         <w:rPr>
           <w:lang w:eastAsia="ru-RU"/>
         </w:rPr>
-        <w:t xml:space="preserve"> </w:t>
-      </w:r>
-      <w:proofErr w:type="spellStart"/>
-      <w:r>
-        <w:rPr>
-          <w:lang w:eastAsia="ru-RU"/>
-        </w:rPr>
-        <w:t>квадрокоптером</w:t>
-      </w:r>
-      <w:proofErr w:type="spellEnd"/>
+        <w:t xml:space="preserve"> квадрокоптером</w:t>
+      </w:r>
       <w:r>
         <w:rPr>
           <w:lang w:eastAsia="ru-RU"/>
@@ -7651,19 +7390,8 @@
                 <w:szCs w:val="28"/>
                 <w:lang w:eastAsia="ru-RU"/>
               </w:rPr>
-              <w:t xml:space="preserve">Продолжительность однообразных действий, </w:t>
+              <w:t>Продолжительность однообразных действий, ч</w:t>
             </w:r>
-            <w:proofErr w:type="gramStart"/>
-            <w:r>
-              <w:rPr>
-                <w:rFonts w:ascii="Times New Roman" w:eastAsia="Times New Roman" w:hAnsi="Times New Roman" w:cs="Times New Roman"/>
-                <w:sz w:val="28"/>
-                <w:szCs w:val="28"/>
-                <w:lang w:eastAsia="ru-RU"/>
-              </w:rPr>
-              <w:t>ч</w:t>
-            </w:r>
-            <w:proofErr w:type="gramEnd"/>
           </w:p>
         </w:tc>
         <w:tc>
@@ -7758,11 +7486,11 @@
         <w:ind w:firstLine="709"/>
       </w:pPr>
       <w:r>
-        <w:t xml:space="preserve">С учётом результатов оценки можно заключить, что класс условий труда по фактору напряженности соответствует 1 (оптимальный). Работа не вызывает утомления психофизиологических функций и не требует специальных мер по снижению нагрузки, однако рекомендуется делать </w:t>
+        <w:t xml:space="preserve">С учётом результатов оценки можно заключить, что класс условий труда по фактору напряженности соответствует 1 (оптимальный). Работа не вызывает утомления психофизиологических функций и не требует </w:t>
       </w:r>
       <w:r>
         <w:lastRenderedPageBreak/>
-        <w:t>короткие перерывы для профилактики зрительного утомления и поддержания концентрации внимания.</w:t>
+        <w:t>специальных мер по снижению нагрузки, однако рекомендуется делать короткие перерывы для профилактики зрительного утомления и поддержания концентрации внимания.</w:t>
       </w:r>
     </w:p>
     <w:p>
@@ -8242,18 +7970,9 @@
           <w:bCs/>
           <w:lang w:eastAsia="ru-RU"/>
         </w:rPr>
-        <w:t>III</w:t>
-      </w:r>
-      <w:proofErr w:type="gramStart"/>
-      <w:r>
-        <w:rPr>
-          <w:bCs/>
-          <w:lang w:eastAsia="ru-RU"/>
-        </w:rPr>
-        <w:t>в</w:t>
+        <w:t>IIIв</w:t>
       </w:r>
       <w:proofErr w:type="spellEnd"/>
-      <w:proofErr w:type="gramEnd"/>
       <w:r>
         <w:rPr>
           <w:lang w:eastAsia="ru-RU"/>
@@ -9258,8 +8977,8 @@
       </w:pPr>
       <w:r>
         <w:pict w14:anchorId="623C4E86">
-          <v:shape id="_x0000_i1026" type="#_x0000_t75" style="width:467.25pt;height:239.25pt">
-            <v:imagedata r:id="rId10" o:title="план2"/>
+          <v:shape id="_x0000_i1026" type="#_x0000_t75" style="width:467.5pt;height:239pt">
+            <v:imagedata r:id="rId9" o:title="план2"/>
           </v:shape>
         </w:pict>
       </w:r>
@@ -9311,15 +9030,7 @@
         <w:ind w:firstLine="709"/>
       </w:pPr>
       <w:r>
-        <w:t xml:space="preserve">В разделе «Охрана труда и окружающей среды» была проведена оценка условий труда инженера-программиста, работающего с полунатурным стендом для отладки и испытаний алгоритмов управления </w:t>
-      </w:r>
-      <w:proofErr w:type="spellStart"/>
-      <w:r>
-        <w:t>дроном</w:t>
-      </w:r>
-      <w:proofErr w:type="spellEnd"/>
-      <w:r>
-        <w:t>. Анализ включал изучение микроклимата, уровня шума, освещённости, тяжести и напряжённости трудового процесса.</w:t>
+        <w:t>В разделе «Охрана труда и окружающей среды» была проведена оценка условий труда инженера-программиста, работающего с полунатурным стендом для отладки и испытаний алгоритмов управления дроном. Анализ включал изучение микроклимата, уровня шума, освещённости, тяжести и напряжённости трудового процесса.</w:t>
       </w:r>
     </w:p>
     <w:p>
@@ -9393,8 +9104,8 @@
 </file>
 
 <file path=word/numbering.xml><?xml version="1.0" encoding="utf-8"?>
-<w:numbering xmlns:wpc="http://schemas.microsoft.com/office/word/2010/wordprocessingCanvas" xmlns:mc="http://schemas.openxmlformats.org/markup-compatibility/2006" xmlns:o="urn:schemas-microsoft-com:office:office" xmlns:r="http://schemas.openxmlformats.org/officeDocument/2006/relationships" xmlns:m="http://schemas.openxmlformats.org/officeDocument/2006/math" xmlns:v="urn:schemas-microsoft-com:vml" xmlns:wp14="http://schemas.microsoft.com/office/word/2010/wordprocessingDrawing" xmlns:wp="http://schemas.openxmlformats.org/drawingml/2006/wordprocessingDrawing" xmlns:w10="urn:schemas-microsoft-com:office:word" xmlns:w="http://schemas.openxmlformats.org/wordprocessingml/2006/main" xmlns:w14="http://schemas.microsoft.com/office/word/2010/wordml" xmlns:wpg="http://schemas.microsoft.com/office/word/2010/wordprocessingGroup" xmlns:wpi="http://schemas.microsoft.com/office/word/2010/wordprocessingInk" xmlns:wne="http://schemas.microsoft.com/office/word/2006/wordml" xmlns:wps="http://schemas.microsoft.com/office/word/2010/wordprocessingShape" mc:Ignorable="w14 wp14">
-  <w:abstractNum w:abstractNumId="0">
+<w:numbering xmlns:wpc="http://schemas.microsoft.com/office/word/2010/wordprocessingCanvas" xmlns:cx="http://schemas.microsoft.com/office/drawing/2014/chartex" xmlns:cx1="http://schemas.microsoft.com/office/drawing/2015/9/8/chartex" xmlns:cx2="http://schemas.microsoft.com/office/drawing/2015/10/21/chartex" xmlns:cx3="http://schemas.microsoft.com/office/drawing/2016/5/9/chartex" xmlns:cx4="http://schemas.microsoft.com/office/drawing/2016/5/10/chartex" xmlns:cx5="http://schemas.microsoft.com/office/drawing/2016/5/11/chartex" xmlns:cx6="http://schemas.microsoft.com/office/drawing/2016/5/12/chartex" xmlns:cx7="http://schemas.microsoft.com/office/drawing/2016/5/13/chartex" xmlns:cx8="http://schemas.microsoft.com/office/drawing/2016/5/14/chartex" xmlns:mc="http://schemas.openxmlformats.org/markup-compatibility/2006" xmlns:aink="http://schemas.microsoft.com/office/drawing/2016/ink" xmlns:am3d="http://schemas.microsoft.com/office/drawing/2017/model3d" xmlns:o="urn:schemas-microsoft-com:office:office" xmlns:r="http://schemas.openxmlformats.org/officeDocument/2006/relationships" xmlns:m="http://schemas.openxmlformats.org/officeDocument/2006/math" xmlns:v="urn:schemas-microsoft-com:vml" xmlns:wp14="http://schemas.microsoft.com/office/word/2010/wordprocessingDrawing" xmlns:wp="http://schemas.openxmlformats.org/drawingml/2006/wordprocessingDrawing" xmlns:w10="urn:schemas-microsoft-com:office:word" xmlns:w="http://schemas.openxmlformats.org/wordprocessingml/2006/main" xmlns:w14="http://schemas.microsoft.com/office/word/2010/wordml" xmlns:w15="http://schemas.microsoft.com/office/word/2012/wordml" xmlns:w16cex="http://schemas.microsoft.com/office/word/2018/wordml/cex" xmlns:w16cid="http://schemas.microsoft.com/office/word/2016/wordml/cid" xmlns:w16="http://schemas.microsoft.com/office/word/2018/wordml" xmlns:w16sdtdh="http://schemas.microsoft.com/office/word/2020/wordml/sdtdatahash" xmlns:w16se="http://schemas.microsoft.com/office/word/2015/wordml/symex" xmlns:wpg="http://schemas.microsoft.com/office/word/2010/wordprocessingGroup" xmlns:wpi="http://schemas.microsoft.com/office/word/2010/wordprocessingInk" xmlns:wne="http://schemas.microsoft.com/office/word/2006/wordml" xmlns:wps="http://schemas.microsoft.com/office/word/2010/wordprocessingShape" mc:Ignorable="w14 w15 w16se w16cid w16 w16cex w16sdtdh wp14">
+  <w:abstractNum w:abstractNumId="0" w15:restartNumberingAfterBreak="0">
     <w:nsid w:val="067271E4"/>
     <w:multiLevelType w:val="multilevel"/>
     <w:tmpl w:val="A6EC409C"/>
@@ -9543,7 +9254,7 @@
       </w:rPr>
     </w:lvl>
   </w:abstractNum>
-  <w:abstractNum w:abstractNumId="1">
+  <w:abstractNum w:abstractNumId="1" w15:restartNumberingAfterBreak="0">
     <w:nsid w:val="13735959"/>
     <w:multiLevelType w:val="multilevel"/>
     <w:tmpl w:val="EA5C743C"/>
@@ -9692,7 +9403,7 @@
       </w:rPr>
     </w:lvl>
   </w:abstractNum>
-  <w:abstractNum w:abstractNumId="2">
+  <w:abstractNum w:abstractNumId="2" w15:restartNumberingAfterBreak="0">
     <w:nsid w:val="138A418A"/>
     <w:multiLevelType w:val="hybridMultilevel"/>
     <w:tmpl w:val="0DE0BD3A"/>
@@ -9806,7 +9517,7 @@
       </w:rPr>
     </w:lvl>
   </w:abstractNum>
-  <w:abstractNum w:abstractNumId="3">
+  <w:abstractNum w:abstractNumId="3" w15:restartNumberingAfterBreak="0">
     <w:nsid w:val="154D6598"/>
     <w:multiLevelType w:val="hybridMultilevel"/>
     <w:tmpl w:val="92AC7E58"/>
@@ -9919,7 +9630,7 @@
       </w:rPr>
     </w:lvl>
   </w:abstractNum>
-  <w:abstractNum w:abstractNumId="4">
+  <w:abstractNum w:abstractNumId="4" w15:restartNumberingAfterBreak="0">
     <w:nsid w:val="18B04AA4"/>
     <w:multiLevelType w:val="multilevel"/>
     <w:tmpl w:val="8D02282C"/>
@@ -10068,7 +9779,7 @@
       </w:rPr>
     </w:lvl>
   </w:abstractNum>
-  <w:abstractNum w:abstractNumId="5">
+  <w:abstractNum w:abstractNumId="5" w15:restartNumberingAfterBreak="0">
     <w:nsid w:val="20CE2A03"/>
     <w:multiLevelType w:val="hybridMultilevel"/>
     <w:tmpl w:val="D676F44A"/>
@@ -10181,7 +9892,7 @@
       </w:rPr>
     </w:lvl>
   </w:abstractNum>
-  <w:abstractNum w:abstractNumId="6">
+  <w:abstractNum w:abstractNumId="6" w15:restartNumberingAfterBreak="0">
     <w:nsid w:val="21B00B2F"/>
     <w:multiLevelType w:val="multilevel"/>
     <w:tmpl w:val="54000EAE"/>
@@ -10330,7 +10041,7 @@
       </w:rPr>
     </w:lvl>
   </w:abstractNum>
-  <w:abstractNum w:abstractNumId="7">
+  <w:abstractNum w:abstractNumId="7" w15:restartNumberingAfterBreak="0">
     <w:nsid w:val="32680035"/>
     <w:multiLevelType w:val="hybridMultilevel"/>
     <w:tmpl w:val="63F62E7E"/>
@@ -10443,7 +10154,7 @@
       </w:rPr>
     </w:lvl>
   </w:abstractNum>
-  <w:abstractNum w:abstractNumId="8">
+  <w:abstractNum w:abstractNumId="8" w15:restartNumberingAfterBreak="0">
     <w:nsid w:val="3463757F"/>
     <w:multiLevelType w:val="hybridMultilevel"/>
     <w:tmpl w:val="B12A4972"/>
@@ -10556,7 +10267,7 @@
       </w:rPr>
     </w:lvl>
   </w:abstractNum>
-  <w:abstractNum w:abstractNumId="9">
+  <w:abstractNum w:abstractNumId="9" w15:restartNumberingAfterBreak="0">
     <w:nsid w:val="3D273B03"/>
     <w:multiLevelType w:val="hybridMultilevel"/>
     <w:tmpl w:val="387C5844"/>
@@ -10669,7 +10380,7 @@
       </w:rPr>
     </w:lvl>
   </w:abstractNum>
-  <w:abstractNum w:abstractNumId="10">
+  <w:abstractNum w:abstractNumId="10" w15:restartNumberingAfterBreak="0">
     <w:nsid w:val="40F947FE"/>
     <w:multiLevelType w:val="hybridMultilevel"/>
     <w:tmpl w:val="281C1236"/>
@@ -10755,7 +10466,7 @@
       </w:pPr>
     </w:lvl>
   </w:abstractNum>
-  <w:abstractNum w:abstractNumId="11">
+  <w:abstractNum w:abstractNumId="11" w15:restartNumberingAfterBreak="0">
     <w:nsid w:val="4ED76026"/>
     <w:multiLevelType w:val="hybridMultilevel"/>
     <w:tmpl w:val="CEBA3220"/>
@@ -10841,7 +10552,7 @@
       </w:pPr>
     </w:lvl>
   </w:abstractNum>
-  <w:abstractNum w:abstractNumId="12">
+  <w:abstractNum w:abstractNumId="12" w15:restartNumberingAfterBreak="0">
     <w:nsid w:val="51B978C6"/>
     <w:multiLevelType w:val="hybridMultilevel"/>
     <w:tmpl w:val="10C4A11C"/>
@@ -10955,7 +10666,7 @@
       </w:rPr>
     </w:lvl>
   </w:abstractNum>
-  <w:abstractNum w:abstractNumId="13">
+  <w:abstractNum w:abstractNumId="13" w15:restartNumberingAfterBreak="0">
     <w:nsid w:val="554D3EFC"/>
     <w:multiLevelType w:val="hybridMultilevel"/>
     <w:tmpl w:val="F4E0BB60"/>
@@ -11041,7 +10752,7 @@
       </w:pPr>
     </w:lvl>
   </w:abstractNum>
-  <w:abstractNum w:abstractNumId="14">
+  <w:abstractNum w:abstractNumId="14" w15:restartNumberingAfterBreak="0">
     <w:nsid w:val="586C60C1"/>
     <w:multiLevelType w:val="hybridMultilevel"/>
     <w:tmpl w:val="3D9870D6"/>
@@ -11154,7 +10865,7 @@
       </w:rPr>
     </w:lvl>
   </w:abstractNum>
-  <w:abstractNum w:abstractNumId="15">
+  <w:abstractNum w:abstractNumId="15" w15:restartNumberingAfterBreak="0">
     <w:nsid w:val="5CD826EC"/>
     <w:multiLevelType w:val="hybridMultilevel"/>
     <w:tmpl w:val="E4AC3560"/>
@@ -11268,7 +10979,7 @@
       </w:rPr>
     </w:lvl>
   </w:abstractNum>
-  <w:abstractNum w:abstractNumId="16">
+  <w:abstractNum w:abstractNumId="16" w15:restartNumberingAfterBreak="0">
     <w:nsid w:val="5FF866AC"/>
     <w:multiLevelType w:val="multilevel"/>
     <w:tmpl w:val="5D9C8ECA"/>
@@ -11417,7 +11128,7 @@
       </w:rPr>
     </w:lvl>
   </w:abstractNum>
-  <w:abstractNum w:abstractNumId="17">
+  <w:abstractNum w:abstractNumId="17" w15:restartNumberingAfterBreak="0">
     <w:nsid w:val="64903910"/>
     <w:multiLevelType w:val="multilevel"/>
     <w:tmpl w:val="91D88E1C"/>
@@ -11566,7 +11277,7 @@
       </w:rPr>
     </w:lvl>
   </w:abstractNum>
-  <w:abstractNum w:abstractNumId="18">
+  <w:abstractNum w:abstractNumId="18" w15:restartNumberingAfterBreak="0">
     <w:nsid w:val="681247D1"/>
     <w:multiLevelType w:val="multilevel"/>
     <w:tmpl w:val="E07C89C8"/>
@@ -11715,7 +11426,7 @@
       </w:rPr>
     </w:lvl>
   </w:abstractNum>
-  <w:abstractNum w:abstractNumId="19">
+  <w:abstractNum w:abstractNumId="19" w15:restartNumberingAfterBreak="0">
     <w:nsid w:val="717F6649"/>
     <w:multiLevelType w:val="hybridMultilevel"/>
     <w:tmpl w:val="BC384410"/>
@@ -11801,7 +11512,7 @@
       </w:pPr>
     </w:lvl>
   </w:abstractNum>
-  <w:abstractNum w:abstractNumId="20">
+  <w:abstractNum w:abstractNumId="20" w15:restartNumberingAfterBreak="0">
     <w:nsid w:val="7963227E"/>
     <w:multiLevelType w:val="hybridMultilevel"/>
     <w:tmpl w:val="E6249AEE"/>
@@ -11915,7 +11626,7 @@
       </w:rPr>
     </w:lvl>
   </w:abstractNum>
-  <w:abstractNum w:abstractNumId="21">
+  <w:abstractNum w:abstractNumId="21" w15:restartNumberingAfterBreak="0">
     <w:nsid w:val="7D0569CC"/>
     <w:multiLevelType w:val="multilevel"/>
     <w:tmpl w:val="FF726362"/>
@@ -12134,7 +11845,7 @@
 </file>
 
 <file path=word/styles.xml><?xml version="1.0" encoding="utf-8"?>
-<w:styles xmlns:mc="http://schemas.openxmlformats.org/markup-compatibility/2006" xmlns:r="http://schemas.openxmlformats.org/officeDocument/2006/relationships" xmlns:w="http://schemas.openxmlformats.org/wordprocessingml/2006/main" xmlns:w14="http://schemas.microsoft.com/office/word/2010/wordml" mc:Ignorable="w14">
+<w:styles xmlns:mc="http://schemas.openxmlformats.org/markup-compatibility/2006" xmlns:r="http://schemas.openxmlformats.org/officeDocument/2006/relationships" xmlns:w="http://schemas.openxmlformats.org/wordprocessingml/2006/main" xmlns:w14="http://schemas.microsoft.com/office/word/2010/wordml" xmlns:w15="http://schemas.microsoft.com/office/word/2012/wordml" xmlns:w16cex="http://schemas.microsoft.com/office/word/2018/wordml/cex" xmlns:w16cid="http://schemas.microsoft.com/office/word/2016/wordml/cid" xmlns:w16="http://schemas.microsoft.com/office/word/2018/wordml" xmlns:w16sdtdh="http://schemas.microsoft.com/office/word/2020/wordml/sdtdatahash" xmlns:w16se="http://schemas.microsoft.com/office/word/2015/wordml/symex" mc:Ignorable="w14 w15 w16se w16cid w16 w16cex w16sdtdh">
   <w:docDefaults>
     <w:rPrDefault>
       <w:rPr>
@@ -12150,615 +11861,383 @@
       </w:pPr>
     </w:pPrDefault>
   </w:docDefaults>
-  <w:latentStyles w:defLockedState="0" w:defUIPriority="99" w:defSemiHidden="1" w:defUnhideWhenUsed="1" w:defQFormat="0" w:count="267">
-    <w:lsdException w:name="Normal" w:semiHidden="0" w:uiPriority="0" w:unhideWhenUsed="0" w:qFormat="1"/>
-    <w:lsdException w:name="heading 1" w:semiHidden="0" w:uiPriority="9" w:unhideWhenUsed="0" w:qFormat="1"/>
-    <w:lsdException w:name="heading 2" w:uiPriority="9" w:qFormat="1"/>
-    <w:lsdException w:name="heading 3" w:uiPriority="9" w:qFormat="1"/>
-    <w:lsdException w:name="heading 4" w:uiPriority="9" w:qFormat="1"/>
-    <w:lsdException w:name="heading 5" w:uiPriority="9" w:qFormat="1"/>
-    <w:lsdException w:name="heading 6" w:uiPriority="9" w:qFormat="1"/>
-    <w:lsdException w:name="heading 7" w:uiPriority="9" w:qFormat="1"/>
-    <w:lsdException w:name="heading 8" w:uiPriority="9" w:qFormat="1"/>
-    <w:lsdException w:name="heading 9" w:uiPriority="9" w:qFormat="1"/>
-    <w:lsdException w:name="toc 1" w:uiPriority="39"/>
-    <w:lsdException w:name="toc 2" w:uiPriority="39"/>
-    <w:lsdException w:name="toc 3" w:uiPriority="39"/>
-    <w:lsdException w:name="toc 4" w:uiPriority="39"/>
-    <w:lsdException w:name="toc 5" w:uiPriority="39"/>
-    <w:lsdException w:name="toc 6" w:uiPriority="39"/>
-    <w:lsdException w:name="toc 7" w:uiPriority="39"/>
-    <w:lsdException w:name="toc 8" w:uiPriority="39"/>
-    <w:lsdException w:name="toc 9" w:uiPriority="39"/>
-    <w:lsdException w:name="caption" w:uiPriority="35" w:qFormat="1"/>
-    <w:lsdException w:name="Title" w:semiHidden="0" w:uiPriority="10" w:unhideWhenUsed="0" w:qFormat="1"/>
-    <w:lsdException w:name="Default Paragraph Font" w:uiPriority="1"/>
-    <w:lsdException w:name="Subtitle" w:semiHidden="0" w:uiPriority="11" w:unhideWhenUsed="0" w:qFormat="1"/>
-    <w:lsdException w:name="Strong" w:semiHidden="0" w:uiPriority="22" w:unhideWhenUsed="0" w:qFormat="1"/>
-    <w:lsdException w:name="Emphasis" w:semiHidden="0" w:uiPriority="20" w:unhideWhenUsed="0" w:qFormat="1"/>
-    <w:lsdException w:name="Table Grid" w:semiHidden="0" w:uiPriority="59" w:unhideWhenUsed="0"/>
-    <w:lsdException w:name="Placeholder Text" w:unhideWhenUsed="0"/>
-    <w:lsdException w:name="No Spacing" w:semiHidden="0" w:uiPriority="1" w:unhideWhenUsed="0" w:qFormat="1"/>
-    <w:lsdException w:name="Light Shading" w:semiHidden="0" w:uiPriority="60" w:unhideWhenUsed="0"/>
-    <w:lsdException w:name="Light List" w:semiHidden="0" w:uiPriority="61" w:unhideWhenUsed="0"/>
-    <w:lsdException w:name="Light Grid" w:semiHidden="0" w:uiPriority="62" w:unhideWhenUsed="0"/>
-    <w:lsdException w:name="Medium Shading 1" w:semiHidden="0" w:uiPriority="63" w:unhideWhenUsed="0"/>
-    <w:lsdException w:name="Medium Shading 2" w:semiHidden="0" w:uiPriority="64" w:unhideWhenUsed="0"/>
-    <w:lsdException w:name="Medium List 1" w:semiHidden="0" w:uiPriority="65" w:unhideWhenUsed="0"/>
-    <w:lsdException w:name="Medium List 2" w:semiHidden="0" w:uiPriority="66" w:unhideWhenUsed="0"/>
-    <w:lsdException w:name="Medium Grid 1" w:semiHidden="0" w:uiPriority="67" w:unhideWhenUsed="0"/>
-    <w:lsdException w:name="Medium Grid 2" w:semiHidden="0" w:uiPriority="68" w:unhideWhenUsed="0"/>
-    <w:lsdException w:name="Medium Grid 3" w:semiHidden="0" w:uiPriority="69" w:unhideWhenUsed="0"/>
-    <w:lsdException w:name="Dark List" w:semiHidden="0" w:uiPriority="70" w:unhideWhenUsed="0"/>
-    <w:lsdException w:name="Colorful Shading" w:semiHidden="0" w:uiPriority="71" w:unhideWhenUsed="0"/>
-    <w:lsdException w:name="Colorful List" w:semiHidden="0" w:uiPriority="72" w:unhideWhenUsed="0"/>
-    <w:lsdException w:name="Colorful Grid" w:semiHidden="0" w:uiPriority="73" w:unhideWhenUsed="0"/>
-    <w:lsdException w:name="Light Shading Accent 1" w:semiHidden="0" w:uiPriority="60" w:unhideWhenUsed="0"/>
-    <w:lsdException w:name="Light List Accent 1" w:semiHidden="0" w:uiPriority="61" w:unhideWhenUsed="0"/>
-    <w:lsdException w:name="Light Grid Accent 1" w:semiHidden="0" w:uiPriority="62" w:unhideWhenUsed="0"/>
-    <w:lsdException w:name="Medium Shading 1 Accent 1" w:semiHidden="0" w:uiPriority="63" w:unhideWhenUsed="0"/>
-    <w:lsdException w:name="Medium Shading 2 Accent 1" w:semiHidden="0" w:uiPriority="64" w:unhideWhenUsed="0"/>
-    <w:lsdException w:name="Medium List 1 Accent 1" w:semiHidden="0" w:uiPriority="65" w:unhideWhenUsed="0"/>
-    <w:lsdException w:name="Revision" w:unhideWhenUsed="0"/>
-    <w:lsdException w:name="List Paragraph" w:semiHidden="0" w:uiPriority="34" w:unhideWhenUsed="0" w:qFormat="1"/>
-    <w:lsdException w:name="Quote" w:semiHidden="0" w:uiPriority="29" w:unhideWhenUsed="0" w:qFormat="1"/>
-    <w:lsdException w:name="Intense Quote" w:semiHidden="0" w:uiPriority="30" w:unhideWhenUsed="0" w:qFormat="1"/>
-    <w:lsdException w:name="Medium List 2 Accent 1" w:semiHidden="0" w:uiPriority="66" w:unhideWhenUsed="0"/>
-    <w:lsdException w:name="Medium Grid 1 Accent 1" w:semiHidden="0" w:uiPriority="67" w:unhideWhenUsed="0"/>
-    <w:lsdException w:name="Medium Grid 2 Accent 1" w:semiHidden="0" w:uiPriority="68" w:unhideWhenUsed="0"/>
-    <w:lsdException w:name="Medium Grid 3 Accent 1" w:semiHidden="0" w:uiPriority="69" w:unhideWhenUsed="0"/>
-    <w:lsdException w:name="Dark List Accent 1" w:semiHidden="0" w:uiPriority="70" w:unhideWhenUsed="0"/>
-    <w:lsdException w:name="Colorful Shading Accent 1" w:semiHidden="0" w:uiPriority="71" w:unhideWhenUsed="0"/>
-    <w:lsdException w:name="Colorful List Accent 1" w:semiHidden="0" w:uiPriority="72" w:unhideWhenUsed="0"/>
-    <w:lsdException w:name="Colorful Grid Accent 1" w:semiHidden="0" w:uiPriority="73" w:unhideWhenUsed="0"/>
-    <w:lsdException w:name="Light Shading Accent 2" w:semiHidden="0" w:uiPriority="60" w:unhideWhenUsed="0"/>
-    <w:lsdException w:name="Light List Accent 2" w:semiHidden="0" w:uiPriority="61" w:unhideWhenUsed="0"/>
-    <w:lsdException w:name="Light Grid Accent 2" w:semiHidden="0" w:uiPriority="62" w:unhideWhenUsed="0"/>
-    <w:lsdException w:name="Medium Shading 1 Accent 2" w:semiHidden="0" w:uiPriority="63" w:unhideWhenUsed="0"/>
-    <w:lsdException w:name="Medium Shading 2 Accent 2" w:semiHidden="0" w:uiPriority="64" w:unhideWhenUsed="0"/>
-    <w:lsdException w:name="Medium List 1 Accent 2" w:semiHidden="0" w:uiPriority="65" w:unhideWhenUsed="0"/>
-    <w:lsdException w:name="Medium List 2 Accent 2" w:semiHidden="0" w:uiPriority="66" w:unhideWhenUsed="0"/>
-    <w:lsdException w:name="Medium Grid 1 Accent 2" w:semiHidden="0" w:uiPriority="67" w:unhideWhenUsed="0"/>
-    <w:lsdException w:name="Medium Grid 2 Accent 2" w:semiHidden="0" w:uiPriority="68" w:unhideWhenUsed="0"/>
-    <w:lsdException w:name="Medium Grid 3 Accent 2" w:semiHidden="0" w:uiPriority="69" w:unhideWhenUsed="0"/>
-    <w:lsdException w:name="Dark List Accent 2" w:semiHidden="0" w:uiPriority="70" w:unhideWhenUsed="0"/>
-    <w:lsdException w:name="Colorful Shading Accent 2" w:semiHidden="0" w:uiPriority="71" w:unhideWhenUsed="0"/>
-    <w:lsdException w:name="Colorful List Accent 2" w:semiHidden="0" w:uiPriority="72" w:unhideWhenUsed="0"/>
-    <w:lsdException w:name="Colorful Grid Accent 2" w:semiHidden="0" w:uiPriority="73" w:unhideWhenUsed="0"/>
-    <w:lsdException w:name="Light Shading Accent 3" w:semiHidden="0" w:uiPriority="60" w:unhideWhenUsed="0"/>
-    <w:lsdException w:name="Light List Accent 3" w:semiHidden="0" w:uiPriority="61" w:unhideWhenUsed="0"/>
-    <w:lsdException w:name="Light Grid Accent 3" w:semiHidden="0" w:uiPriority="62" w:unhideWhenUsed="0"/>
-    <w:lsdException w:name="Medium Shading 1 Accent 3" w:semiHidden="0" w:uiPriority="63" w:unhideWhenUsed="0"/>
-    <w:lsdException w:name="Medium Shading 2 Accent 3" w:semiHidden="0" w:uiPriority="64" w:unhideWhenUsed="0"/>
-    <w:lsdException w:name="Medium List 1 Accent 3" w:semiHidden="0" w:uiPriority="65" w:unhideWhenUsed="0"/>
-    <w:lsdException w:name="Medium List 2 Accent 3" w:semiHidden="0" w:uiPriority="66" w:unhideWhenUsed="0"/>
-    <w:lsdException w:name="Medium Grid 1 Accent 3" w:semiHidden="0" w:uiPriority="67" w:unhideWhenUsed="0"/>
-    <w:lsdException w:name="Medium Grid 2 Accent 3" w:semiHidden="0" w:uiPriority="68" w:unhideWhenUsed="0"/>
-    <w:lsdException w:name="Medium Grid 3 Accent 3" w:semiHidden="0" w:uiPriority="69" w:unhideWhenUsed="0"/>
-    <w:lsdException w:name="Dark List Accent 3" w:semiHidden="0" w:uiPriority="70" w:unhideWhenUsed="0"/>
-    <w:lsdException w:name="Colorful Shading Accent 3" w:semiHidden="0" w:uiPriority="71" w:unhideWhenUsed="0"/>
-    <w:lsdException w:name="Colorful List Accent 3" w:semiHidden="0" w:uiPriority="72" w:unhideWhenUsed="0"/>
-    <w:lsdException w:name="Colorful Grid Accent 3" w:semiHidden="0" w:uiPriority="73" w:unhideWhenUsed="0"/>
-    <w:lsdException w:name="Light Shading Accent 4" w:semiHidden="0" w:uiPriority="60" w:unhideWhenUsed="0"/>
-    <w:lsdException w:name="Light List Accent 4" w:semiHidden="0" w:uiPriority="61" w:unhideWhenUsed="0"/>
-    <w:lsdException w:name="Light Grid Accent 4" w:semiHidden="0" w:uiPriority="62" w:unhideWhenUsed="0"/>
-    <w:lsdException w:name="Medium Shading 1 Accent 4" w:semiHidden="0" w:uiPriority="63" w:unhideWhenUsed="0"/>
-    <w:lsdException w:name="Medium Shading 2 Accent 4" w:semiHidden="0" w:uiPriority="64" w:unhideWhenUsed="0"/>
-    <w:lsdException w:name="Medium List 1 Accent 4" w:semiHidden="0" w:uiPriority="65" w:unhideWhenUsed="0"/>
-    <w:lsdException w:name="Medium List 2 Accent 4" w:semiHidden="0" w:uiPriority="66" w:unhideWhenUsed="0"/>
-    <w:lsdException w:name="Medium Grid 1 Accent 4" w:semiHidden="0" w:uiPriority="67" w:unhideWhenUsed="0"/>
-    <w:lsdException w:name="Medium Grid 2 Accent 4" w:semiHidden="0" w:uiPriority="68" w:unhideWhenUsed="0"/>
-    <w:lsdException w:name="Medium Grid 3 Accent 4" w:semiHidden="0" w:uiPriority="69" w:unhideWhenUsed="0"/>
-    <w:lsdException w:name="Dark List Accent 4" w:semiHidden="0" w:uiPriority="70" w:unhideWhenUsed="0"/>
-    <w:lsdException w:name="Colorful Shading Accent 4" w:semiHidden="0" w:uiPriority="71" w:unhideWhenUsed="0"/>
-    <w:lsdException w:name="Colorful List Accent 4" w:semiHidden="0" w:uiPriority="72" w:unhideWhenUsed="0"/>
-    <w:lsdException w:name="Colorful Grid Accent 4" w:semiHidden="0" w:uiPriority="73" w:unhideWhenUsed="0"/>
-    <w:lsdException w:name="Light Shading Accent 5" w:semiHidden="0" w:uiPriority="60" w:unhideWhenUsed="0"/>
-    <w:lsdException w:name="Light List Accent 5" w:semiHidden="0" w:uiPriority="61" w:unhideWhenUsed="0"/>
-    <w:lsdException w:name="Light Grid Accent 5" w:semiHidden="0" w:uiPriority="62" w:unhideWhenUsed="0"/>
-    <w:lsdException w:name="Medium Shading 1 Accent 5" w:semiHidden="0" w:uiPriority="63" w:unhideWhenUsed="0"/>
-    <w:lsdException w:name="Medium Shading 2 Accent 5" w:semiHidden="0" w:uiPriority="64" w:unhideWhenUsed="0"/>
-    <w:lsdException w:name="Medium List 1 Accent 5" w:semiHidden="0" w:uiPriority="65" w:unhideWhenUsed="0"/>
-    <w:lsdException w:name="Medium List 2 Accent 5" w:semiHidden="0" w:uiPriority="66" w:unhideWhenUsed="0"/>
-    <w:lsdException w:name="Medium Grid 1 Accent 5" w:semiHidden="0" w:uiPriority="67" w:unhideWhenUsed="0"/>
-    <w:lsdException w:name="Medium Grid 2 Accent 5" w:semiHidden="0" w:uiPriority="68" w:unhideWhenUsed="0"/>
-    <w:lsdException w:name="Medium Grid 3 Accent 5" w:semiHidden="0" w:uiPriority="69" w:unhideWhenUsed="0"/>
-    <w:lsdException w:name="Dark List Accent 5" w:semiHidden="0" w:uiPriority="70" w:unhideWhenUsed="0"/>
-    <w:lsdException w:name="Colorful Shading Accent 5" w:semiHidden="0" w:uiPriority="71" w:unhideWhenUsed="0"/>
-    <w:lsdException w:name="Colorful List Accent 5" w:semiHidden="0" w:uiPriority="72" w:unhideWhenUsed="0"/>
-    <w:lsdException w:name="Colorful Grid Accent 5" w:semiHidden="0" w:uiPriority="73" w:unhideWhenUsed="0"/>
-    <w:lsdException w:name="Light Shading Accent 6" w:semiHidden="0" w:uiPriority="60" w:unhideWhenUsed="0"/>
-    <w:lsdException w:name="Light List Accent 6" w:semiHidden="0" w:uiPriority="61" w:unhideWhenUsed="0"/>
-    <w:lsdException w:name="Light Grid Accent 6" w:semiHidden="0" w:uiPriority="62" w:unhideWhenUsed="0"/>
-    <w:lsdException w:name="Medium Shading 1 Accent 6" w:semiHidden="0" w:uiPriority="63" w:unhideWhenUsed="0"/>
-    <w:lsdException w:name="Medium Shading 2 Accent 6" w:semiHidden="0" w:uiPriority="64" w:unhideWhenUsed="0"/>
-    <w:lsdException w:name="Medium List 1 Accent 6" w:semiHidden="0" w:uiPriority="65" w:unhideWhenUsed="0"/>
-    <w:lsdException w:name="Medium List 2 Accent 6" w:semiHidden="0" w:uiPriority="66" w:unhideWhenUsed="0"/>
-    <w:lsdException w:name="Medium Grid 1 Accent 6" w:semiHidden="0" w:uiPriority="67" w:unhideWhenUsed="0"/>
-    <w:lsdException w:name="Medium Grid 2 Accent 6" w:semiHidden="0" w:uiPriority="68" w:unhideWhenUsed="0"/>
-    <w:lsdException w:name="Medium Grid 3 Accent 6" w:semiHidden="0" w:uiPriority="69" w:unhideWhenUsed="0"/>
-    <w:lsdException w:name="Dark List Accent 6" w:semiHidden="0" w:uiPriority="70" w:unhideWhenUsed="0"/>
-    <w:lsdException w:name="Colorful Shading Accent 6" w:semiHidden="0" w:uiPriority="71" w:unhideWhenUsed="0"/>
-    <w:lsdException w:name="Colorful List Accent 6" w:semiHidden="0" w:uiPriority="72" w:unhideWhenUsed="0"/>
-    <w:lsdException w:name="Colorful Grid Accent 6" w:semiHidden="0" w:uiPriority="73" w:unhideWhenUsed="0"/>
-    <w:lsdException w:name="Subtle Emphasis" w:semiHidden="0" w:uiPriority="19" w:unhideWhenUsed="0" w:qFormat="1"/>
-    <w:lsdException w:name="Intense Emphasis" w:semiHidden="0" w:uiPriority="21" w:unhideWhenUsed="0" w:qFormat="1"/>
-    <w:lsdException w:name="Subtle Reference" w:semiHidden="0" w:uiPriority="31" w:unhideWhenUsed="0" w:qFormat="1"/>
-    <w:lsdException w:name="Intense Reference" w:semiHidden="0" w:uiPriority="32" w:unhideWhenUsed="0" w:qFormat="1"/>
-    <w:lsdException w:name="Book Title" w:semiHidden="0" w:uiPriority="33" w:unhideWhenUsed="0" w:qFormat="1"/>
-    <w:lsdException w:name="Bibliography" w:uiPriority="37"/>
-    <w:lsdException w:name="TOC Heading" w:uiPriority="39" w:qFormat="1"/>
-  </w:latentStyles>
-  <w:style w:type="paragraph" w:default="1" w:styleId="a">
-    <w:name w:val="Normal"/>
-    <w:qFormat/>
-  </w:style>
-  <w:style w:type="paragraph" w:styleId="2">
-    <w:name w:val="heading 2"/>
-    <w:basedOn w:val="a"/>
-    <w:next w:val="a"/>
-    <w:link w:val="20"/>
-    <w:uiPriority w:val="9"/>
-    <w:unhideWhenUsed/>
-    <w:qFormat/>
-    <w:rsid w:val="004B362D"/>
-    <w:pPr>
-      <w:keepNext/>
-      <w:keepLines/>
-      <w:spacing w:before="200" w:after="0"/>
-      <w:outlineLvl w:val="1"/>
-    </w:pPr>
-    <w:rPr>
-      <w:rFonts w:asciiTheme="majorHAnsi" w:eastAsiaTheme="majorEastAsia" w:hAnsiTheme="majorHAnsi" w:cstheme="majorBidi"/>
-      <w:b/>
-      <w:bCs/>
-      <w:color w:val="4F81BD" w:themeColor="accent1"/>
-      <w:sz w:val="26"/>
-      <w:szCs w:val="26"/>
-    </w:rPr>
-  </w:style>
-  <w:style w:type="paragraph" w:styleId="3">
-    <w:name w:val="heading 3"/>
-    <w:basedOn w:val="a"/>
-    <w:next w:val="a"/>
-    <w:link w:val="30"/>
-    <w:uiPriority w:val="9"/>
-    <w:unhideWhenUsed/>
-    <w:qFormat/>
-    <w:rsid w:val="004B362D"/>
-    <w:pPr>
-      <w:keepNext/>
-      <w:keepLines/>
-      <w:spacing w:before="200" w:after="0"/>
-      <w:outlineLvl w:val="2"/>
-    </w:pPr>
-    <w:rPr>
-      <w:rFonts w:asciiTheme="majorHAnsi" w:eastAsiaTheme="majorEastAsia" w:hAnsiTheme="majorHAnsi" w:cstheme="majorBidi"/>
-      <w:b/>
-      <w:bCs/>
-      <w:color w:val="4F81BD" w:themeColor="accent1"/>
-    </w:rPr>
-  </w:style>
-  <w:style w:type="character" w:default="1" w:styleId="a0">
-    <w:name w:val="Default Paragraph Font"/>
-    <w:uiPriority w:val="1"/>
-    <w:semiHidden/>
-    <w:unhideWhenUsed/>
-  </w:style>
-  <w:style w:type="table" w:default="1" w:styleId="a1">
-    <w:name w:val="Normal Table"/>
-    <w:uiPriority w:val="99"/>
-    <w:semiHidden/>
-    <w:unhideWhenUsed/>
-    <w:tblPr>
-      <w:tblInd w:w="0" w:type="dxa"/>
-      <w:tblCellMar>
-        <w:top w:w="0" w:type="dxa"/>
-        <w:left w:w="108" w:type="dxa"/>
-        <w:bottom w:w="0" w:type="dxa"/>
-        <w:right w:w="108" w:type="dxa"/>
-      </w:tblCellMar>
-    </w:tblPr>
-  </w:style>
-  <w:style w:type="numbering" w:default="1" w:styleId="a2">
-    <w:name w:val="No List"/>
-    <w:uiPriority w:val="99"/>
-    <w:semiHidden/>
-    <w:unhideWhenUsed/>
-  </w:style>
-  <w:style w:type="character" w:customStyle="1" w:styleId="20">
-    <w:name w:val="Заголовок 2 Знак"/>
-    <w:basedOn w:val="a0"/>
-    <w:link w:val="2"/>
-    <w:uiPriority w:val="9"/>
-    <w:rsid w:val="004B362D"/>
-    <w:rPr>
-      <w:rFonts w:asciiTheme="majorHAnsi" w:eastAsiaTheme="majorEastAsia" w:hAnsiTheme="majorHAnsi" w:cstheme="majorBidi"/>
-      <w:b/>
-      <w:bCs/>
-      <w:color w:val="4F81BD" w:themeColor="accent1"/>
-      <w:sz w:val="26"/>
-      <w:szCs w:val="26"/>
-    </w:rPr>
-  </w:style>
-  <w:style w:type="character" w:customStyle="1" w:styleId="30">
-    <w:name w:val="Заголовок 3 Знак"/>
-    <w:basedOn w:val="a0"/>
-    <w:link w:val="3"/>
-    <w:uiPriority w:val="9"/>
-    <w:rsid w:val="004B362D"/>
-    <w:rPr>
-      <w:rFonts w:asciiTheme="majorHAnsi" w:eastAsiaTheme="majorEastAsia" w:hAnsiTheme="majorHAnsi" w:cstheme="majorBidi"/>
-      <w:b/>
-      <w:bCs/>
-      <w:color w:val="4F81BD" w:themeColor="accent1"/>
-    </w:rPr>
-  </w:style>
-  <w:style w:type="character" w:styleId="a3">
-    <w:name w:val="Strong"/>
-    <w:basedOn w:val="a0"/>
-    <w:uiPriority w:val="22"/>
-    <w:qFormat/>
-    <w:rsid w:val="003E4B6C"/>
-    <w:rPr>
-      <w:b/>
-      <w:bCs/>
-    </w:rPr>
-  </w:style>
-  <w:style w:type="paragraph" w:styleId="a4">
-    <w:name w:val="Balloon Text"/>
-    <w:basedOn w:val="a"/>
-    <w:link w:val="a5"/>
-    <w:uiPriority w:val="99"/>
-    <w:semiHidden/>
-    <w:unhideWhenUsed/>
-    <w:rsid w:val="00392B59"/>
-    <w:pPr>
-      <w:spacing w:after="0" w:line="240" w:lineRule="auto"/>
-    </w:pPr>
-    <w:rPr>
-      <w:rFonts w:ascii="Tahoma" w:hAnsi="Tahoma" w:cs="Tahoma"/>
-      <w:sz w:val="16"/>
-      <w:szCs w:val="16"/>
-    </w:rPr>
-  </w:style>
-  <w:style w:type="character" w:customStyle="1" w:styleId="a5">
-    <w:name w:val="Текст выноски Знак"/>
-    <w:basedOn w:val="a0"/>
-    <w:link w:val="a4"/>
-    <w:uiPriority w:val="99"/>
-    <w:semiHidden/>
-    <w:rsid w:val="00392B59"/>
-    <w:rPr>
-      <w:rFonts w:ascii="Tahoma" w:hAnsi="Tahoma" w:cs="Tahoma"/>
-      <w:sz w:val="16"/>
-      <w:szCs w:val="16"/>
-    </w:rPr>
-  </w:style>
-  <w:style w:type="paragraph" w:styleId="a6">
-    <w:name w:val="Normal (Web)"/>
-    <w:basedOn w:val="a"/>
-    <w:uiPriority w:val="99"/>
-    <w:semiHidden/>
-    <w:unhideWhenUsed/>
-    <w:rsid w:val="00392B59"/>
-    <w:pPr>
-      <w:spacing w:before="100" w:beforeAutospacing="1" w:after="100" w:afterAutospacing="1" w:line="240" w:lineRule="auto"/>
-    </w:pPr>
-    <w:rPr>
-      <w:rFonts w:ascii="Times New Roman" w:eastAsia="Times New Roman" w:hAnsi="Times New Roman" w:cs="Times New Roman"/>
-      <w:sz w:val="24"/>
-      <w:szCs w:val="24"/>
-      <w:lang w:eastAsia="ru-RU"/>
-    </w:rPr>
-  </w:style>
-  <w:style w:type="paragraph" w:styleId="a7">
-    <w:name w:val="List Paragraph"/>
-    <w:basedOn w:val="a"/>
-    <w:uiPriority w:val="34"/>
-    <w:qFormat/>
-    <w:rsid w:val="00392B59"/>
-    <w:pPr>
-      <w:ind w:left="720"/>
-      <w:contextualSpacing/>
-    </w:pPr>
-  </w:style>
-  <w:style w:type="paragraph" w:customStyle="1" w:styleId="a8">
-    <w:name w:val="Курсовая"/>
-    <w:basedOn w:val="a"/>
-    <w:link w:val="a9"/>
-    <w:qFormat/>
-    <w:rsid w:val="00392B59"/>
-    <w:pPr>
-      <w:spacing w:after="0" w:line="360" w:lineRule="auto"/>
-      <w:jc w:val="both"/>
-    </w:pPr>
-    <w:rPr>
-      <w:rFonts w:ascii="Times New Roman" w:hAnsi="Times New Roman"/>
-      <w:kern w:val="2"/>
-      <w:sz w:val="28"/>
-      <w:szCs w:val="32"/>
-      <w14:ligatures w14:val="standardContextual"/>
-    </w:rPr>
-  </w:style>
-  <w:style w:type="character" w:customStyle="1" w:styleId="a9">
-    <w:name w:val="Курсовая Знак"/>
-    <w:basedOn w:val="a0"/>
-    <w:link w:val="a8"/>
-    <w:rsid w:val="00392B59"/>
-    <w:rPr>
-      <w:rFonts w:ascii="Times New Roman" w:hAnsi="Times New Roman"/>
-      <w:kern w:val="2"/>
-      <w:sz w:val="28"/>
-      <w:szCs w:val="32"/>
-      <w14:ligatures w14:val="standardContextual"/>
-    </w:rPr>
-  </w:style>
-  <w:style w:type="table" w:styleId="aa">
-    <w:name w:val="Table Grid"/>
-    <w:basedOn w:val="a1"/>
-    <w:uiPriority w:val="59"/>
-    <w:rsid w:val="009B248C"/>
-    <w:pPr>
-      <w:spacing w:after="0" w:line="240" w:lineRule="auto"/>
-    </w:pPr>
-    <w:tblPr>
-      <w:tblBorders>
-        <w:top w:val="single" w:sz="4" w:space="0" w:color="auto"/>
-        <w:left w:val="single" w:sz="4" w:space="0" w:color="auto"/>
-        <w:bottom w:val="single" w:sz="4" w:space="0" w:color="auto"/>
-        <w:right w:val="single" w:sz="4" w:space="0" w:color="auto"/>
-        <w:insideH w:val="single" w:sz="4" w:space="0" w:color="auto"/>
-        <w:insideV w:val="single" w:sz="4" w:space="0" w:color="auto"/>
-      </w:tblBorders>
-    </w:tblPr>
-  </w:style>
-  <w:style w:type="character" w:styleId="ab">
-    <w:name w:val="Placeholder Text"/>
-    <w:basedOn w:val="a0"/>
-    <w:uiPriority w:val="99"/>
-    <w:semiHidden/>
-    <w:rsid w:val="009B248C"/>
-    <w:rPr>
-      <w:color w:val="808080"/>
-    </w:rPr>
-  </w:style>
-  <w:style w:type="character" w:customStyle="1" w:styleId="katex-mathml">
-    <w:name w:val="katex-mathml"/>
-    <w:basedOn w:val="a0"/>
-    <w:rsid w:val="006D6AF1"/>
-  </w:style>
-  <w:style w:type="character" w:customStyle="1" w:styleId="mord">
-    <w:name w:val="mord"/>
-    <w:basedOn w:val="a0"/>
-    <w:rsid w:val="006D6AF1"/>
-  </w:style>
-  <w:style w:type="character" w:customStyle="1" w:styleId="vlist-s">
-    <w:name w:val="vlist-s"/>
-    <w:basedOn w:val="a0"/>
-    <w:rsid w:val="006D6AF1"/>
-  </w:style>
-  <w:style w:type="character" w:customStyle="1" w:styleId="mrel">
-    <w:name w:val="mrel"/>
-    <w:basedOn w:val="a0"/>
-    <w:rsid w:val="006D6AF1"/>
-  </w:style>
-  <w:style w:type="character" w:customStyle="1" w:styleId="mbin">
-    <w:name w:val="mbin"/>
-    <w:basedOn w:val="a0"/>
-    <w:rsid w:val="006D6AF1"/>
-  </w:style>
-  <w:style w:type="character" w:customStyle="1" w:styleId="mpunct">
-    <w:name w:val="mpunct"/>
-    <w:basedOn w:val="a0"/>
-    <w:rsid w:val="006D6AF1"/>
-  </w:style>
-  <w:style w:type="character" w:styleId="ac">
-    <w:name w:val="Emphasis"/>
-    <w:basedOn w:val="a0"/>
-    <w:uiPriority w:val="20"/>
-    <w:qFormat/>
-    <w:rsid w:val="006D6AF1"/>
-    <w:rPr>
-      <w:i/>
-      <w:iCs/>
-    </w:rPr>
-  </w:style>
-  <w:style w:type="paragraph" w:customStyle="1" w:styleId="1">
-    <w:name w:val="Стиль1"/>
-    <w:basedOn w:val="a"/>
-    <w:link w:val="10"/>
-    <w:qFormat/>
-    <w:rsid w:val="006D6AF1"/>
-    <w:pPr>
-      <w:spacing w:before="200" w:after="0" w:line="360" w:lineRule="auto"/>
-      <w:ind w:firstLine="709"/>
-      <w:jc w:val="both"/>
-    </w:pPr>
-    <w:rPr>
-      <w:rFonts w:ascii="Times New Roman" w:eastAsia="Times New Roman" w:hAnsi="Times New Roman" w:cs="Times New Roman"/>
-      <w:iCs/>
-      <w:sz w:val="28"/>
-      <w:szCs w:val="28"/>
-      <w:lang w:eastAsia="ru-RU"/>
-    </w:rPr>
-  </w:style>
-  <w:style w:type="character" w:customStyle="1" w:styleId="10">
-    <w:name w:val="Стиль1 Знак"/>
-    <w:basedOn w:val="a0"/>
-    <w:link w:val="1"/>
-    <w:rsid w:val="006D6AF1"/>
-    <w:rPr>
-      <w:rFonts w:ascii="Times New Roman" w:eastAsia="Times New Roman" w:hAnsi="Times New Roman" w:cs="Times New Roman"/>
-      <w:iCs/>
-      <w:sz w:val="28"/>
-      <w:szCs w:val="28"/>
-      <w:lang w:eastAsia="ru-RU"/>
-    </w:rPr>
-  </w:style>
-  <w:style w:type="character" w:customStyle="1" w:styleId="mspace">
-    <w:name w:val="mspace"/>
-    <w:basedOn w:val="a0"/>
-    <w:rsid w:val="00D560B7"/>
-  </w:style>
-</w:styles>
-</file>
-
-<file path=word/stylesWithEffects.xml><?xml version="1.0" encoding="utf-8"?>
-<w:styles xmlns:wpc="http://schemas.microsoft.com/office/word/2010/wordprocessingCanvas" xmlns:mc="http://schemas.openxmlformats.org/markup-compatibility/2006" xmlns:o="urn:schemas-microsoft-com:office:office" xmlns:r="http://schemas.openxmlformats.org/officeDocument/2006/relationships" xmlns:m="http://schemas.openxmlformats.org/officeDocument/2006/math" xmlns:v="urn:schemas-microsoft-com:vml" xmlns:wp14="http://schemas.microsoft.com/office/word/2010/wordprocessingDrawing" xmlns:wp="http://schemas.openxmlformats.org/drawingml/2006/wordprocessingDrawing" xmlns:w10="urn:schemas-microsoft-com:office:word" xmlns:w="http://schemas.openxmlformats.org/wordprocessingml/2006/main" xmlns:w14="http://schemas.microsoft.com/office/word/2010/wordml" xmlns:wpg="http://schemas.microsoft.com/office/word/2010/wordprocessingGroup" xmlns:wpi="http://schemas.microsoft.com/office/word/2010/wordprocessingInk" xmlns:wne="http://schemas.microsoft.com/office/word/2006/wordml" xmlns:wps="http://schemas.microsoft.com/office/word/2010/wordprocessingShape" mc:Ignorable="w14 wp14">
-  <w:docDefaults>
-    <w:rPrDefault>
-      <w:rPr>
-        <w:rFonts w:asciiTheme="minorHAnsi" w:eastAsiaTheme="minorHAnsi" w:hAnsiTheme="minorHAnsi" w:cstheme="minorBidi"/>
-        <w:sz w:val="22"/>
-        <w:szCs w:val="22"/>
-        <w:lang w:val="ru-RU" w:eastAsia="en-US" w:bidi="ar-SA"/>
-      </w:rPr>
-    </w:rPrDefault>
-    <w:pPrDefault>
-      <w:pPr>
-        <w:spacing w:after="200" w:line="276" w:lineRule="auto"/>
-      </w:pPr>
-    </w:pPrDefault>
-  </w:docDefaults>
-  <w:latentStyles w:defLockedState="0" w:defUIPriority="99" w:defSemiHidden="1" w:defUnhideWhenUsed="1" w:defQFormat="0" w:count="267">
-    <w:lsdException w:name="Normal" w:semiHidden="0" w:uiPriority="0" w:unhideWhenUsed="0" w:qFormat="1"/>
-    <w:lsdException w:name="heading 1" w:semiHidden="0" w:uiPriority="9" w:unhideWhenUsed="0" w:qFormat="1"/>
-    <w:lsdException w:name="heading 2" w:uiPriority="9" w:qFormat="1"/>
-    <w:lsdException w:name="heading 3" w:uiPriority="9" w:qFormat="1"/>
-    <w:lsdException w:name="heading 4" w:uiPriority="9" w:qFormat="1"/>
-    <w:lsdException w:name="heading 5" w:uiPriority="9" w:qFormat="1"/>
-    <w:lsdException w:name="heading 6" w:uiPriority="9" w:qFormat="1"/>
-    <w:lsdException w:name="heading 7" w:uiPriority="9" w:qFormat="1"/>
-    <w:lsdException w:name="heading 8" w:uiPriority="9" w:qFormat="1"/>
-    <w:lsdException w:name="heading 9" w:uiPriority="9" w:qFormat="1"/>
-    <w:lsdException w:name="toc 1" w:uiPriority="39"/>
-    <w:lsdException w:name="toc 2" w:uiPriority="39"/>
-    <w:lsdException w:name="toc 3" w:uiPriority="39"/>
-    <w:lsdException w:name="toc 4" w:uiPriority="39"/>
-    <w:lsdException w:name="toc 5" w:uiPriority="39"/>
-    <w:lsdException w:name="toc 6" w:uiPriority="39"/>
-    <w:lsdException w:name="toc 7" w:uiPriority="39"/>
-    <w:lsdException w:name="toc 8" w:uiPriority="39"/>
-    <w:lsdException w:name="toc 9" w:uiPriority="39"/>
-    <w:lsdException w:name="caption" w:uiPriority="35" w:qFormat="1"/>
-    <w:lsdException w:name="Title" w:semiHidden="0" w:uiPriority="10" w:unhideWhenUsed="0" w:qFormat="1"/>
-    <w:lsdException w:name="Default Paragraph Font" w:uiPriority="1"/>
-    <w:lsdException w:name="Subtitle" w:semiHidden="0" w:uiPriority="11" w:unhideWhenUsed="0" w:qFormat="1"/>
-    <w:lsdException w:name="Strong" w:semiHidden="0" w:uiPriority="22" w:unhideWhenUsed="0" w:qFormat="1"/>
-    <w:lsdException w:name="Emphasis" w:semiHidden="0" w:uiPriority="20" w:unhideWhenUsed="0" w:qFormat="1"/>
-    <w:lsdException w:name="Table Grid" w:semiHidden="0" w:uiPriority="59" w:unhideWhenUsed="0"/>
-    <w:lsdException w:name="Placeholder Text" w:unhideWhenUsed="0"/>
-    <w:lsdException w:name="No Spacing" w:semiHidden="0" w:uiPriority="1" w:unhideWhenUsed="0" w:qFormat="1"/>
-    <w:lsdException w:name="Light Shading" w:semiHidden="0" w:uiPriority="60" w:unhideWhenUsed="0"/>
-    <w:lsdException w:name="Light List" w:semiHidden="0" w:uiPriority="61" w:unhideWhenUsed="0"/>
-    <w:lsdException w:name="Light Grid" w:semiHidden="0" w:uiPriority="62" w:unhideWhenUsed="0"/>
-    <w:lsdException w:name="Medium Shading 1" w:semiHidden="0" w:uiPriority="63" w:unhideWhenUsed="0"/>
-    <w:lsdException w:name="Medium Shading 2" w:semiHidden="0" w:uiPriority="64" w:unhideWhenUsed="0"/>
-    <w:lsdException w:name="Medium List 1" w:semiHidden="0" w:uiPriority="65" w:unhideWhenUsed="0"/>
-    <w:lsdException w:name="Medium List 2" w:semiHidden="0" w:uiPriority="66" w:unhideWhenUsed="0"/>
-    <w:lsdException w:name="Medium Grid 1" w:semiHidden="0" w:uiPriority="67" w:unhideWhenUsed="0"/>
-    <w:lsdException w:name="Medium Grid 2" w:semiHidden="0" w:uiPriority="68" w:unhideWhenUsed="0"/>
-    <w:lsdException w:name="Medium Grid 3" w:semiHidden="0" w:uiPriority="69" w:unhideWhenUsed="0"/>
-    <w:lsdException w:name="Dark List" w:semiHidden="0" w:uiPriority="70" w:unhideWhenUsed="0"/>
-    <w:lsdException w:name="Colorful Shading" w:semiHidden="0" w:uiPriority="71" w:unhideWhenUsed="0"/>
-    <w:lsdException w:name="Colorful List" w:semiHidden="0" w:uiPriority="72" w:unhideWhenUsed="0"/>
-    <w:lsdException w:name="Colorful Grid" w:semiHidden="0" w:uiPriority="73" w:unhideWhenUsed="0"/>
-    <w:lsdException w:name="Light Shading Accent 1" w:semiHidden="0" w:uiPriority="60" w:unhideWhenUsed="0"/>
-    <w:lsdException w:name="Light List Accent 1" w:semiHidden="0" w:uiPriority="61" w:unhideWhenUsed="0"/>
-    <w:lsdException w:name="Light Grid Accent 1" w:semiHidden="0" w:uiPriority="62" w:unhideWhenUsed="0"/>
-    <w:lsdException w:name="Medium Shading 1 Accent 1" w:semiHidden="0" w:uiPriority="63" w:unhideWhenUsed="0"/>
-    <w:lsdException w:name="Medium Shading 2 Accent 1" w:semiHidden="0" w:uiPriority="64" w:unhideWhenUsed="0"/>
-    <w:lsdException w:name="Medium List 1 Accent 1" w:semiHidden="0" w:uiPriority="65" w:unhideWhenUsed="0"/>
-    <w:lsdException w:name="Revision" w:unhideWhenUsed="0"/>
-    <w:lsdException w:name="List Paragraph" w:semiHidden="0" w:uiPriority="34" w:unhideWhenUsed="0" w:qFormat="1"/>
-    <w:lsdException w:name="Quote" w:semiHidden="0" w:uiPriority="29" w:unhideWhenUsed="0" w:qFormat="1"/>
-    <w:lsdException w:name="Intense Quote" w:semiHidden="0" w:uiPriority="30" w:unhideWhenUsed="0" w:qFormat="1"/>
-    <w:lsdException w:name="Medium List 2 Accent 1" w:semiHidden="0" w:uiPriority="66" w:unhideWhenUsed="0"/>
-    <w:lsdException w:name="Medium Grid 1 Accent 1" w:semiHidden="0" w:uiPriority="67" w:unhideWhenUsed="0"/>
-    <w:lsdException w:name="Medium Grid 2 Accent 1" w:semiHidden="0" w:uiPriority="68" w:unhideWhenUsed="0"/>
-    <w:lsdException w:name="Medium Grid 3 Accent 1" w:semiHidden="0" w:uiPriority="69" w:unhideWhenUsed="0"/>
-    <w:lsdException w:name="Dark List Accent 1" w:semiHidden="0" w:uiPriority="70" w:unhideWhenUsed="0"/>
-    <w:lsdException w:name="Colorful Shading Accent 1" w:semiHidden="0" w:uiPriority="71" w:unhideWhenUsed="0"/>
-    <w:lsdException w:name="Colorful List Accent 1" w:semiHidden="0" w:uiPriority="72" w:unhideWhenUsed="0"/>
-    <w:lsdException w:name="Colorful Grid Accent 1" w:semiHidden="0" w:uiPriority="73" w:unhideWhenUsed="0"/>
-    <w:lsdException w:name="Light Shading Accent 2" w:semiHidden="0" w:uiPriority="60" w:unhideWhenUsed="0"/>
-    <w:lsdException w:name="Light List Accent 2" w:semiHidden="0" w:uiPriority="61" w:unhideWhenUsed="0"/>
-    <w:lsdException w:name="Light Grid Accent 2" w:semiHidden="0" w:uiPriority="62" w:unhideWhenUsed="0"/>
-    <w:lsdException w:name="Medium Shading 1 Accent 2" w:semiHidden="0" w:uiPriority="63" w:unhideWhenUsed="0"/>
-    <w:lsdException w:name="Medium Shading 2 Accent 2" w:semiHidden="0" w:uiPriority="64" w:unhideWhenUsed="0"/>
-    <w:lsdException w:name="Medium List 1 Accent 2" w:semiHidden="0" w:uiPriority="65" w:unhideWhenUsed="0"/>
-    <w:lsdException w:name="Medium List 2 Accent 2" w:semiHidden="0" w:uiPriority="66" w:unhideWhenUsed="0"/>
-    <w:lsdException w:name="Medium Grid 1 Accent 2" w:semiHidden="0" w:uiPriority="67" w:unhideWhenUsed="0"/>
-    <w:lsdException w:name="Medium Grid 2 Accent 2" w:semiHidden="0" w:uiPriority="68" w:unhideWhenUsed="0"/>
-    <w:lsdException w:name="Medium Grid 3 Accent 2" w:semiHidden="0" w:uiPriority="69" w:unhideWhenUsed="0"/>
-    <w:lsdException w:name="Dark List Accent 2" w:semiHidden="0" w:uiPriority="70" w:unhideWhenUsed="0"/>
-    <w:lsdException w:name="Colorful Shading Accent 2" w:semiHidden="0" w:uiPriority="71" w:unhideWhenUsed="0"/>
-    <w:lsdException w:name="Colorful List Accent 2" w:semiHidden="0" w:uiPriority="72" w:unhideWhenUsed="0"/>
-    <w:lsdException w:name="Colorful Grid Accent 2" w:semiHidden="0" w:uiPriority="73" w:unhideWhenUsed="0"/>
-    <w:lsdException w:name="Light Shading Accent 3" w:semiHidden="0" w:uiPriority="60" w:unhideWhenUsed="0"/>
-    <w:lsdException w:name="Light List Accent 3" w:semiHidden="0" w:uiPriority="61" w:unhideWhenUsed="0"/>
-    <w:lsdException w:name="Light Grid Accent 3" w:semiHidden="0" w:uiPriority="62" w:unhideWhenUsed="0"/>
-    <w:lsdException w:name="Medium Shading 1 Accent 3" w:semiHidden="0" w:uiPriority="63" w:unhideWhenUsed="0"/>
-    <w:lsdException w:name="Medium Shading 2 Accent 3" w:semiHidden="0" w:uiPriority="64" w:unhideWhenUsed="0"/>
-    <w:lsdException w:name="Medium List 1 Accent 3" w:semiHidden="0" w:uiPriority="65" w:unhideWhenUsed="0"/>
-    <w:lsdException w:name="Medium List 2 Accent 3" w:semiHidden="0" w:uiPriority="66" w:unhideWhenUsed="0"/>
-    <w:lsdException w:name="Medium Grid 1 Accent 3" w:semiHidden="0" w:uiPriority="67" w:unhideWhenUsed="0"/>
-    <w:lsdException w:name="Medium Grid 2 Accent 3" w:semiHidden="0" w:uiPriority="68" w:unhideWhenUsed="0"/>
-    <w:lsdException w:name="Medium Grid 3 Accent 3" w:semiHidden="0" w:uiPriority="69" w:unhideWhenUsed="0"/>
-    <w:lsdException w:name="Dark List Accent 3" w:semiHidden="0" w:uiPriority="70" w:unhideWhenUsed="0"/>
-    <w:lsdException w:name="Colorful Shading Accent 3" w:semiHidden="0" w:uiPriority="71" w:unhideWhenUsed="0"/>
-    <w:lsdException w:name="Colorful List Accent 3" w:semiHidden="0" w:uiPriority="72" w:unhideWhenUsed="0"/>
-    <w:lsdException w:name="Colorful Grid Accent 3" w:semiHidden="0" w:uiPriority="73" w:unhideWhenUsed="0"/>
-    <w:lsdException w:name="Light Shading Accent 4" w:semiHidden="0" w:uiPriority="60" w:unhideWhenUsed="0"/>
-    <w:lsdException w:name="Light List Accent 4" w:semiHidden="0" w:uiPriority="61" w:unhideWhenUsed="0"/>
-    <w:lsdException w:name="Light Grid Accent 4" w:semiHidden="0" w:uiPriority="62" w:unhideWhenUsed="0"/>
-    <w:lsdException w:name="Medium Shading 1 Accent 4" w:semiHidden="0" w:uiPriority="63" w:unhideWhenUsed="0"/>
-    <w:lsdException w:name="Medium Shading 2 Accent 4" w:semiHidden="0" w:uiPriority="64" w:unhideWhenUsed="0"/>
-    <w:lsdException w:name="Medium List 1 Accent 4" w:semiHidden="0" w:uiPriority="65" w:unhideWhenUsed="0"/>
-    <w:lsdException w:name="Medium List 2 Accent 4" w:semiHidden="0" w:uiPriority="66" w:unhideWhenUsed="0"/>
-    <w:lsdException w:name="Medium Grid 1 Accent 4" w:semiHidden="0" w:uiPriority="67" w:unhideWhenUsed="0"/>
-    <w:lsdException w:name="Medium Grid 2 Accent 4" w:semiHidden="0" w:uiPriority="68" w:unhideWhenUsed="0"/>
-    <w:lsdException w:name="Medium Grid 3 Accent 4" w:semiHidden="0" w:uiPriority="69" w:unhideWhenUsed="0"/>
-    <w:lsdException w:name="Dark List Accent 4" w:semiHidden="0" w:uiPriority="70" w:unhideWhenUsed="0"/>
-    <w:lsdException w:name="Colorful Shading Accent 4" w:semiHidden="0" w:uiPriority="71" w:unhideWhenUsed="0"/>
-    <w:lsdException w:name="Colorful List Accent 4" w:semiHidden="0" w:uiPriority="72" w:unhideWhenUsed="0"/>
-    <w:lsdException w:name="Colorful Grid Accent 4" w:semiHidden="0" w:uiPriority="73" w:unhideWhenUsed="0"/>
-    <w:lsdException w:name="Light Shading Accent 5" w:semiHidden="0" w:uiPriority="60" w:unhideWhenUsed="0"/>
-    <w:lsdException w:name="Light List Accent 5" w:semiHidden="0" w:uiPriority="61" w:unhideWhenUsed="0"/>
-    <w:lsdException w:name="Light Grid Accent 5" w:semiHidden="0" w:uiPriority="62" w:unhideWhenUsed="0"/>
-    <w:lsdException w:name="Medium Shading 1 Accent 5" w:semiHidden="0" w:uiPriority="63" w:unhideWhenUsed="0"/>
-    <w:lsdException w:name="Medium Shading 2 Accent 5" w:semiHidden="0" w:uiPriority="64" w:unhideWhenUsed="0"/>
-    <w:lsdException w:name="Medium List 1 Accent 5" w:semiHidden="0" w:uiPriority="65" w:unhideWhenUsed="0"/>
-    <w:lsdException w:name="Medium List 2 Accent 5" w:semiHidden="0" w:uiPriority="66" w:unhideWhenUsed="0"/>
-    <w:lsdException w:name="Medium Grid 1 Accent 5" w:semiHidden="0" w:uiPriority="67" w:unhideWhenUsed="0"/>
-    <w:lsdException w:name="Medium Grid 2 Accent 5" w:semiHidden="0" w:uiPriority="68" w:unhideWhenUsed="0"/>
-    <w:lsdException w:name="Medium Grid 3 Accent 5" w:semiHidden="0" w:uiPriority="69" w:unhideWhenUsed="0"/>
-    <w:lsdException w:name="Dark List Accent 5" w:semiHidden="0" w:uiPriority="70" w:unhideWhenUsed="0"/>
-    <w:lsdException w:name="Colorful Shading Accent 5" w:semiHidden="0" w:uiPriority="71" w:unhideWhenUsed="0"/>
-    <w:lsdException w:name="Colorful List Accent 5" w:semiHidden="0" w:uiPriority="72" w:unhideWhenUsed="0"/>
-    <w:lsdException w:name="Colorful Grid Accent 5" w:semiHidden="0" w:uiPriority="73" w:unhideWhenUsed="0"/>
-    <w:lsdException w:name="Light Shading Accent 6" w:semiHidden="0" w:uiPriority="60" w:unhideWhenUsed="0"/>
-    <w:lsdException w:name="Light List Accent 6" w:semiHidden="0" w:uiPriority="61" w:unhideWhenUsed="0"/>
-    <w:lsdException w:name="Light Grid Accent 6" w:semiHidden="0" w:uiPriority="62" w:unhideWhenUsed="0"/>
-    <w:lsdException w:name="Medium Shading 1 Accent 6" w:semiHidden="0" w:uiPriority="63" w:unhideWhenUsed="0"/>
-    <w:lsdException w:name="Medium Shading 2 Accent 6" w:semiHidden="0" w:uiPriority="64" w:unhideWhenUsed="0"/>
-    <w:lsdException w:name="Medium List 1 Accent 6" w:semiHidden="0" w:uiPriority="65" w:unhideWhenUsed="0"/>
-    <w:lsdException w:name="Medium List 2 Accent 6" w:semiHidden="0" w:uiPriority="66" w:unhideWhenUsed="0"/>
-    <w:lsdException w:name="Medium Grid 1 Accent 6" w:semiHidden="0" w:uiPriority="67" w:unhideWhenUsed="0"/>
-    <w:lsdException w:name="Medium Grid 2 Accent 6" w:semiHidden="0" w:uiPriority="68" w:unhideWhenUsed="0"/>
-    <w:lsdException w:name="Medium Grid 3 Accent 6" w:semiHidden="0" w:uiPriority="69" w:unhideWhenUsed="0"/>
-    <w:lsdException w:name="Dark List Accent 6" w:semiHidden="0" w:uiPriority="70" w:unhideWhenUsed="0"/>
-    <w:lsdException w:name="Colorful Shading Accent 6" w:semiHidden="0" w:uiPriority="71" w:unhideWhenUsed="0"/>
-    <w:lsdException w:name="Colorful List Accent 6" w:semiHidden="0" w:uiPriority="72" w:unhideWhenUsed="0"/>
-    <w:lsdException w:name="Colorful Grid Accent 6" w:semiHidden="0" w:uiPriority="73" w:unhideWhenUsed="0"/>
-    <w:lsdException w:name="Subtle Emphasis" w:semiHidden="0" w:uiPriority="19" w:unhideWhenUsed="0" w:qFormat="1"/>
-    <w:lsdException w:name="Intense Emphasis" w:semiHidden="0" w:uiPriority="21" w:unhideWhenUsed="0" w:qFormat="1"/>
-    <w:lsdException w:name="Subtle Reference" w:semiHidden="0" w:uiPriority="31" w:unhideWhenUsed="0" w:qFormat="1"/>
-    <w:lsdException w:name="Intense Reference" w:semiHidden="0" w:uiPriority="32" w:unhideWhenUsed="0" w:qFormat="1"/>
-    <w:lsdException w:name="Book Title" w:semiHidden="0" w:uiPriority="33" w:unhideWhenUsed="0" w:qFormat="1"/>
-    <w:lsdException w:name="Bibliography" w:uiPriority="37"/>
-    <w:lsdException w:name="TOC Heading" w:uiPriority="39" w:qFormat="1"/>
+  <w:latentStyles w:defLockedState="0" w:defUIPriority="99" w:defSemiHidden="0" w:defUnhideWhenUsed="0" w:defQFormat="0" w:count="376">
+    <w:lsdException w:name="Normal" w:uiPriority="0" w:qFormat="1"/>
+    <w:lsdException w:name="heading 1" w:uiPriority="9" w:qFormat="1"/>
+    <w:lsdException w:name="heading 2" w:semiHidden="1" w:uiPriority="9" w:unhideWhenUsed="1" w:qFormat="1"/>
+    <w:lsdException w:name="heading 3" w:semiHidden="1" w:uiPriority="9" w:unhideWhenUsed="1" w:qFormat="1"/>
+    <w:lsdException w:name="heading 4" w:semiHidden="1" w:uiPriority="9" w:unhideWhenUsed="1" w:qFormat="1"/>
+    <w:lsdException w:name="heading 5" w:semiHidden="1" w:uiPriority="9" w:unhideWhenUsed="1" w:qFormat="1"/>
+    <w:lsdException w:name="heading 6" w:semiHidden="1" w:uiPriority="9" w:unhideWhenUsed="1" w:qFormat="1"/>
+    <w:lsdException w:name="heading 7" w:semiHidden="1" w:uiPriority="9" w:unhideWhenUsed="1" w:qFormat="1"/>
+    <w:lsdException w:name="heading 8" w:semiHidden="1" w:uiPriority="9" w:unhideWhenUsed="1" w:qFormat="1"/>
+    <w:lsdException w:name="heading 9" w:semiHidden="1" w:uiPriority="9" w:unhideWhenUsed="1" w:qFormat="1"/>
+    <w:lsdException w:name="index 1" w:semiHidden="1" w:unhideWhenUsed="1"/>
+    <w:lsdException w:name="index 2" w:semiHidden="1" w:unhideWhenUsed="1"/>
+    <w:lsdException w:name="index 3" w:semiHidden="1" w:unhideWhenUsed="1"/>
+    <w:lsdException w:name="index 4" w:semiHidden="1" w:unhideWhenUsed="1"/>
+    <w:lsdException w:name="index 5" w:semiHidden="1" w:unhideWhenUsed="1"/>
+    <w:lsdException w:name="index 6" w:semiHidden="1" w:unhideWhenUsed="1"/>
+    <w:lsdException w:name="index 7" w:semiHidden="1" w:unhideWhenUsed="1"/>
+    <w:lsdException w:name="index 8" w:semiHidden="1" w:unhideWhenUsed="1"/>
+    <w:lsdException w:name="index 9" w:semiHidden="1" w:unhideWhenUsed="1"/>
+    <w:lsdException w:name="toc 1" w:semiHidden="1" w:uiPriority="39" w:unhideWhenUsed="1"/>
+    <w:lsdException w:name="toc 2" w:semiHidden="1" w:uiPriority="39" w:unhideWhenUsed="1"/>
+    <w:lsdException w:name="toc 3" w:semiHidden="1" w:uiPriority="39" w:unhideWhenUsed="1"/>
+    <w:lsdException w:name="toc 4" w:semiHidden="1" w:uiPriority="39" w:unhideWhenUsed="1"/>
+    <w:lsdException w:name="toc 5" w:semiHidden="1" w:uiPriority="39" w:unhideWhenUsed="1"/>
+    <w:lsdException w:name="toc 6" w:semiHidden="1" w:uiPriority="39" w:unhideWhenUsed="1"/>
+    <w:lsdException w:name="toc 7" w:semiHidden="1" w:uiPriority="39" w:unhideWhenUsed="1"/>
+    <w:lsdException w:name="toc 8" w:semiHidden="1" w:uiPriority="39" w:unhideWhenUsed="1"/>
+    <w:lsdException w:name="toc 9" w:semiHidden="1" w:uiPriority="39" w:unhideWhenUsed="1"/>
+    <w:lsdException w:name="Normal Indent" w:semiHidden="1" w:unhideWhenUsed="1"/>
+    <w:lsdException w:name="footnote text" w:semiHidden="1" w:unhideWhenUsed="1"/>
+    <w:lsdException w:name="annotation text" w:semiHidden="1" w:unhideWhenUsed="1"/>
+    <w:lsdException w:name="header" w:semiHidden="1" w:unhideWhenUsed="1"/>
+    <w:lsdException w:name="footer" w:semiHidden="1" w:unhideWhenUsed="1"/>
+    <w:lsdException w:name="index heading" w:semiHidden="1" w:unhideWhenUsed="1"/>
+    <w:lsdException w:name="caption" w:semiHidden="1" w:uiPriority="35" w:unhideWhenUsed="1" w:qFormat="1"/>
+    <w:lsdException w:name="table of figures" w:semiHidden="1" w:unhideWhenUsed="1"/>
+    <w:lsdException w:name="envelope address" w:semiHidden="1" w:unhideWhenUsed="1"/>
+    <w:lsdException w:name="envelope return" w:semiHidden="1" w:unhideWhenUsed="1"/>
+    <w:lsdException w:name="footnote reference" w:semiHidden="1" w:unhideWhenUsed="1"/>
+    <w:lsdException w:name="annotation reference" w:semiHidden="1" w:unhideWhenUsed="1"/>
+    <w:lsdException w:name="line number" w:semiHidden="1" w:unhideWhenUsed="1"/>
+    <w:lsdException w:name="page number" w:semiHidden="1" w:unhideWhenUsed="1"/>
+    <w:lsdException w:name="endnote reference" w:semiHidden="1" w:unhideWhenUsed="1"/>
+    <w:lsdException w:name="endnote text" w:semiHidden="1" w:unhideWhenUsed="1"/>
+    <w:lsdException w:name="table of authorities" w:semiHidden="1" w:unhideWhenUsed="1"/>
+    <w:lsdException w:name="macro" w:semiHidden="1" w:unhideWhenUsed="1"/>
+    <w:lsdException w:name="toa heading" w:semiHidden="1" w:unhideWhenUsed="1"/>
+    <w:lsdException w:name="List" w:semiHidden="1" w:unhideWhenUsed="1"/>
+    <w:lsdException w:name="List Bullet" w:semiHidden="1" w:unhideWhenUsed="1"/>
+    <w:lsdException w:name="List Number" w:semiHidden="1" w:unhideWhenUsed="1"/>
+    <w:lsdException w:name="List 2" w:semiHidden="1" w:unhideWhenUsed="1"/>
+    <w:lsdException w:name="List 3" w:semiHidden="1" w:unhideWhenUsed="1"/>
+    <w:lsdException w:name="List 4" w:semiHidden="1" w:unhideWhenUsed="1"/>
+    <w:lsdException w:name="List 5" w:semiHidden="1" w:unhideWhenUsed="1"/>
+    <w:lsdException w:name="List Bullet 2" w:semiHidden="1" w:unhideWhenUsed="1"/>
+    <w:lsdException w:name="List Bullet 3" w:semiHidden="1" w:unhideWhenUsed="1"/>
+    <w:lsdException w:name="List Bullet 4" w:semiHidden="1" w:unhideWhenUsed="1"/>
+    <w:lsdException w:name="List Bullet 5" w:semiHidden="1" w:unhideWhenUsed="1"/>
+    <w:lsdException w:name="List Number 2" w:semiHidden="1" w:unhideWhenUsed="1"/>
+    <w:lsdException w:name="List Number 3" w:semiHidden="1" w:unhideWhenUsed="1"/>
+    <w:lsdException w:name="List Number 4" w:semiHidden="1" w:unhideWhenUsed="1"/>
+    <w:lsdException w:name="List Number 5" w:semiHidden="1" w:unhideWhenUsed="1"/>
+    <w:lsdException w:name="Title" w:uiPriority="10" w:qFormat="1"/>
+    <w:lsdException w:name="Closing" w:semiHidden="1" w:unhideWhenUsed="1"/>
+    <w:lsdException w:name="Signature" w:semiHidden="1" w:unhideWhenUsed="1"/>
+    <w:lsdException w:name="Default Paragraph Font" w:semiHidden="1" w:uiPriority="1" w:unhideWhenUsed="1"/>
+    <w:lsdException w:name="Body Text" w:semiHidden="1" w:unhideWhenUsed="1"/>
+    <w:lsdException w:name="Body Text Indent" w:semiHidden="1" w:unhideWhenUsed="1"/>
+    <w:lsdException w:name="List Continue" w:semiHidden="1" w:unhideWhenUsed="1"/>
+    <w:lsdException w:name="List Continue 2" w:semiHidden="1" w:unhideWhenUsed="1"/>
+    <w:lsdException w:name="List Continue 3" w:semiHidden="1" w:unhideWhenUsed="1"/>
+    <w:lsdException w:name="List Continue 4" w:semiHidden="1" w:unhideWhenUsed="1"/>
+    <w:lsdException w:name="List Continue 5" w:semiHidden="1" w:unhideWhenUsed="1"/>
+    <w:lsdException w:name="Message Header" w:semiHidden="1" w:unhideWhenUsed="1"/>
+    <w:lsdException w:name="Subtitle" w:uiPriority="11" w:qFormat="1"/>
+    <w:lsdException w:name="Salutation" w:semiHidden="1" w:unhideWhenUsed="1"/>
+    <w:lsdException w:name="Date" w:semiHidden="1" w:unhideWhenUsed="1"/>
+    <w:lsdException w:name="Body Text First Indent" w:semiHidden="1" w:unhideWhenUsed="1"/>
+    <w:lsdException w:name="Body Text First Indent 2" w:semiHidden="1" w:unhideWhenUsed="1"/>
+    <w:lsdException w:name="Note Heading" w:semiHidden="1" w:unhideWhenUsed="1"/>
+    <w:lsdException w:name="Body Text 2" w:semiHidden="1" w:unhideWhenUsed="1"/>
+    <w:lsdException w:name="Body Text 3" w:semiHidden="1" w:unhideWhenUsed="1"/>
+    <w:lsdException w:name="Body Text Indent 2" w:semiHidden="1" w:unhideWhenUsed="1"/>
+    <w:lsdException w:name="Body Text Indent 3" w:semiHidden="1" w:unhideWhenUsed="1"/>
+    <w:lsdException w:name="Block Text" w:semiHidden="1" w:unhideWhenUsed="1"/>
+    <w:lsdException w:name="Hyperlink" w:semiHidden="1" w:unhideWhenUsed="1"/>
+    <w:lsdException w:name="FollowedHyperlink" w:semiHidden="1" w:unhideWhenUsed="1"/>
+    <w:lsdException w:name="Strong" w:uiPriority="22" w:qFormat="1"/>
+    <w:lsdException w:name="Emphasis" w:uiPriority="20" w:qFormat="1"/>
+    <w:lsdException w:name="Document Map" w:semiHidden="1" w:unhideWhenUsed="1"/>
+    <w:lsdException w:name="Plain Text" w:semiHidden="1" w:unhideWhenUsed="1"/>
+    <w:lsdException w:name="E-mail Signature" w:semiHidden="1" w:unhideWhenUsed="1"/>
+    <w:lsdException w:name="HTML Top of Form" w:semiHidden="1" w:unhideWhenUsed="1"/>
+    <w:lsdException w:name="HTML Bottom of Form" w:semiHidden="1" w:unhideWhenUsed="1"/>
+    <w:lsdException w:name="Normal (Web)" w:semiHidden="1" w:unhideWhenUsed="1"/>
+    <w:lsdException w:name="HTML Acronym" w:semiHidden="1" w:unhideWhenUsed="1"/>
+    <w:lsdException w:name="HTML Address" w:semiHidden="1" w:unhideWhenUsed="1"/>
+    <w:lsdException w:name="HTML Cite" w:semiHidden="1" w:unhideWhenUsed="1"/>
+    <w:lsdException w:name="HTML Code" w:semiHidden="1" w:unhideWhenUsed="1"/>
+    <w:lsdException w:name="HTML Definition" w:semiHidden="1" w:unhideWhenUsed="1"/>
+    <w:lsdException w:name="HTML Keyboard" w:semiHidden="1" w:unhideWhenUsed="1"/>
+    <w:lsdException w:name="HTML Preformatted" w:semiHidden="1" w:unhideWhenUsed="1"/>
+    <w:lsdException w:name="HTML Sample" w:semiHidden="1" w:unhideWhenUsed="1"/>
+    <w:lsdException w:name="HTML Typewriter" w:semiHidden="1" w:unhideWhenUsed="1"/>
+    <w:lsdException w:name="HTML Variable" w:semiHidden="1" w:unhideWhenUsed="1"/>
+    <w:lsdException w:name="Normal Table" w:semiHidden="1" w:unhideWhenUsed="1"/>
+    <w:lsdException w:name="annotation subject" w:semiHidden="1" w:unhideWhenUsed="1"/>
+    <w:lsdException w:name="No List" w:semiHidden="1" w:unhideWhenUsed="1"/>
+    <w:lsdException w:name="Outline List 1" w:semiHidden="1" w:unhideWhenUsed="1"/>
+    <w:lsdException w:name="Outline List 2" w:semiHidden="1" w:unhideWhenUsed="1"/>
+    <w:lsdException w:name="Outline List 3" w:semiHidden="1" w:unhideWhenUsed="1"/>
+    <w:lsdException w:name="Table Simple 1" w:semiHidden="1" w:unhideWhenUsed="1"/>
+    <w:lsdException w:name="Table Simple 2" w:semiHidden="1" w:unhideWhenUsed="1"/>
+    <w:lsdException w:name="Table Simple 3" w:semiHidden="1" w:unhideWhenUsed="1"/>
+    <w:lsdException w:name="Table Classic 1" w:semiHidden="1" w:unhideWhenUsed="1"/>
+    <w:lsdException w:name="Table Classic 2" w:semiHidden="1" w:unhideWhenUsed="1"/>
+    <w:lsdException w:name="Table Classic 3" w:semiHidden="1" w:unhideWhenUsed="1"/>
+    <w:lsdException w:name="Table Classic 4" w:semiHidden="1" w:unhideWhenUsed="1"/>
+    <w:lsdException w:name="Table Colorful 1" w:semiHidden="1" w:unhideWhenUsed="1"/>
+    <w:lsdException w:name="Table Colorful 2" w:semiHidden="1" w:unhideWhenUsed="1"/>
+    <w:lsdException w:name="Table Colorful 3" w:semiHidden="1" w:unhideWhenUsed="1"/>
+    <w:lsdException w:name="Table Columns 1" w:semiHidden="1" w:unhideWhenUsed="1"/>
+    <w:lsdException w:name="Table Columns 2" w:semiHidden="1" w:unhideWhenUsed="1"/>
+    <w:lsdException w:name="Table Columns 3" w:semiHidden="1" w:unhideWhenUsed="1"/>
+    <w:lsdException w:name="Table Columns 4" w:semiHidden="1" w:unhideWhenUsed="1"/>
+    <w:lsdException w:name="Table Columns 5" w:semiHidden="1" w:unhideWhenUsed="1"/>
+    <w:lsdException w:name="Table Grid 1" w:semiHidden="1" w:unhideWhenUsed="1"/>
+    <w:lsdException w:name="Table Grid 2" w:semiHidden="1" w:unhideWhenUsed="1"/>
+    <w:lsdException w:name="Table Grid 3" w:semiHidden="1" w:unhideWhenUsed="1"/>
+    <w:lsdException w:name="Table Grid 4" w:semiHidden="1" w:unhideWhenUsed="1"/>
+    <w:lsdException w:name="Table Grid 5" w:semiHidden="1" w:unhideWhenUsed="1"/>
+    <w:lsdException w:name="Table Grid 6" w:semiHidden="1" w:unhideWhenUsed="1"/>
+    <w:lsdException w:name="Table Grid 7" w:semiHidden="1" w:unhideWhenUsed="1"/>
+    <w:lsdException w:name="Table Grid 8" w:semiHidden="1" w:unhideWhenUsed="1"/>
+    <w:lsdException w:name="Table List 1" w:semiHidden="1" w:unhideWhenUsed="1"/>
+    <w:lsdException w:name="Table List 2" w:semiHidden="1" w:unhideWhenUsed="1"/>
+    <w:lsdException w:name="Table List 3" w:semiHidden="1" w:unhideWhenUsed="1"/>
+    <w:lsdException w:name="Table List 4" w:semiHidden="1" w:unhideWhenUsed="1"/>
+    <w:lsdException w:name="Table List 5" w:semiHidden="1" w:unhideWhenUsed="1"/>
+    <w:lsdException w:name="Table List 6" w:semiHidden="1" w:unhideWhenUsed="1"/>
+    <w:lsdException w:name="Table List 7" w:semiHidden="1" w:unhideWhenUsed="1"/>
+    <w:lsdException w:name="Table List 8" w:semiHidden="1" w:unhideWhenUsed="1"/>
+    <w:lsdException w:name="Table 3D effects 1" w:semiHidden="1" w:unhideWhenUsed="1"/>
+    <w:lsdException w:name="Table 3D effects 2" w:semiHidden="1" w:unhideWhenUsed="1"/>
+    <w:lsdException w:name="Table 3D effects 3" w:semiHidden="1" w:unhideWhenUsed="1"/>
+    <w:lsdException w:name="Table Contemporary" w:semiHidden="1" w:unhideWhenUsed="1"/>
+    <w:lsdException w:name="Table Elegant" w:semiHidden="1" w:unhideWhenUsed="1"/>
+    <w:lsdException w:name="Table Professional" w:semiHidden="1" w:unhideWhenUsed="1"/>
+    <w:lsdException w:name="Table Subtle 1" w:semiHidden="1" w:unhideWhenUsed="1"/>
+    <w:lsdException w:name="Table Subtle 2" w:semiHidden="1" w:unhideWhenUsed="1"/>
+    <w:lsdException w:name="Table Web 1" w:semiHidden="1" w:unhideWhenUsed="1"/>
+    <w:lsdException w:name="Table Web 2" w:semiHidden="1" w:unhideWhenUsed="1"/>
+    <w:lsdException w:name="Table Web 3" w:semiHidden="1" w:unhideWhenUsed="1"/>
+    <w:lsdException w:name="Balloon Text" w:semiHidden="1" w:unhideWhenUsed="1"/>
+    <w:lsdException w:name="Table Grid" w:semiHidden="1" w:uiPriority="59" w:unhideWhenUsed="1"/>
+    <w:lsdException w:name="Table Theme" w:semiHidden="1" w:unhideWhenUsed="1"/>
+    <w:lsdException w:name="Placeholder Text" w:semiHidden="1"/>
+    <w:lsdException w:name="No Spacing" w:uiPriority="1" w:qFormat="1"/>
+    <w:lsdException w:name="Light Shading" w:uiPriority="60"/>
+    <w:lsdException w:name="Light List" w:uiPriority="61"/>
+    <w:lsdException w:name="Light Grid" w:uiPriority="62"/>
+    <w:lsdException w:name="Medium Shading 1" w:uiPriority="63"/>
+    <w:lsdException w:name="Medium Shading 2" w:uiPriority="64"/>
+    <w:lsdException w:name="Medium List 1" w:uiPriority="65"/>
+    <w:lsdException w:name="Medium List 2" w:uiPriority="66"/>
+    <w:lsdException w:name="Medium Grid 1" w:uiPriority="67"/>
+    <w:lsdException w:name="Medium Grid 2" w:uiPriority="68"/>
+    <w:lsdException w:name="Medium Grid 3" w:uiPriority="69"/>
+    <w:lsdException w:name="Dark List" w:uiPriority="70"/>
+    <w:lsdException w:name="Colorful Shading" w:uiPriority="71"/>
+    <w:lsdException w:name="Colorful List" w:uiPriority="72"/>
+    <w:lsdException w:name="Colorful Grid" w:uiPriority="73"/>
+    <w:lsdException w:name="Light Shading Accent 1" w:uiPriority="60"/>
+    <w:lsdException w:name="Light List Accent 1" w:uiPriority="61"/>
+    <w:lsdException w:name="Light Grid Accent 1" w:uiPriority="62"/>
+    <w:lsdException w:name="Medium Shading 1 Accent 1" w:uiPriority="63"/>
+    <w:lsdException w:name="Medium Shading 2 Accent 1" w:uiPriority="64"/>
+    <w:lsdException w:name="Medium List 1 Accent 1" w:uiPriority="65"/>
+    <w:lsdException w:name="Revision" w:semiHidden="1"/>
+    <w:lsdException w:name="List Paragraph" w:uiPriority="34" w:qFormat="1"/>
+    <w:lsdException w:name="Quote" w:uiPriority="29" w:qFormat="1"/>
+    <w:lsdException w:name="Intense Quote" w:uiPriority="30" w:qFormat="1"/>
+    <w:lsdException w:name="Medium List 2 Accent 1" w:uiPriority="66"/>
+    <w:lsdException w:name="Medium Grid 1 Accent 1" w:uiPriority="67"/>
+    <w:lsdException w:name="Medium Grid 2 Accent 1" w:uiPriority="68"/>
+    <w:lsdException w:name="Medium Grid 3 Accent 1" w:uiPriority="69"/>
+    <w:lsdException w:name="Dark List Accent 1" w:uiPriority="70"/>
+    <w:lsdException w:name="Colorful Shading Accent 1" w:uiPriority="71"/>
+    <w:lsdException w:name="Colorful List Accent 1" w:uiPriority="72"/>
+    <w:lsdException w:name="Colorful Grid Accent 1" w:uiPriority="73"/>
+    <w:lsdException w:name="Light Shading Accent 2" w:uiPriority="60"/>
+    <w:lsdException w:name="Light List Accent 2" w:uiPriority="61"/>
+    <w:lsdException w:name="Light Grid Accent 2" w:uiPriority="62"/>
+    <w:lsdException w:name="Medium Shading 1 Accent 2" w:uiPriority="63"/>
+    <w:lsdException w:name="Medium Shading 2 Accent 2" w:uiPriority="64"/>
+    <w:lsdException w:name="Medium List 1 Accent 2" w:uiPriority="65"/>
+    <w:lsdException w:name="Medium List 2 Accent 2" w:uiPriority="66"/>
+    <w:lsdException w:name="Medium Grid 1 Accent 2" w:uiPriority="67"/>
+    <w:lsdException w:name="Medium Grid 2 Accent 2" w:uiPriority="68"/>
+    <w:lsdException w:name="Medium Grid 3 Accent 2" w:uiPriority="69"/>
+    <w:lsdException w:name="Dark List Accent 2" w:uiPriority="70"/>
+    <w:lsdException w:name="Colorful Shading Accent 2" w:uiPriority="71"/>
+    <w:lsdException w:name="Colorful List Accent 2" w:uiPriority="72"/>
+    <w:lsdException w:name="Colorful Grid Accent 2" w:uiPriority="73"/>
+    <w:lsdException w:name="Light Shading Accent 3" w:uiPriority="60"/>
+    <w:lsdException w:name="Light List Accent 3" w:uiPriority="61"/>
+    <w:lsdException w:name="Light Grid Accent 3" w:uiPriority="62"/>
+    <w:lsdException w:name="Medium Shading 1 Accent 3" w:uiPriority="63"/>
+    <w:lsdException w:name="Medium Shading 2 Accent 3" w:uiPriority="64"/>
+    <w:lsdException w:name="Medium List 1 Accent 3" w:uiPriority="65"/>
+    <w:lsdException w:name="Medium List 2 Accent 3" w:uiPriority="66"/>
+    <w:lsdException w:name="Medium Grid 1 Accent 3" w:uiPriority="67"/>
+    <w:lsdException w:name="Medium Grid 2 Accent 3" w:uiPriority="68"/>
+    <w:lsdException w:name="Medium Grid 3 Accent 3" w:uiPriority="69"/>
+    <w:lsdException w:name="Dark List Accent 3" w:uiPriority="70"/>
+    <w:lsdException w:name="Colorful Shading Accent 3" w:uiPriority="71"/>
+    <w:lsdException w:name="Colorful List Accent 3" w:uiPriority="72"/>
+    <w:lsdException w:name="Colorful Grid Accent 3" w:uiPriority="73"/>
+    <w:lsdException w:name="Light Shading Accent 4" w:uiPriority="60"/>
+    <w:lsdException w:name="Light List Accent 4" w:uiPriority="61"/>
+    <w:lsdException w:name="Light Grid Accent 4" w:uiPriority="62"/>
+    <w:lsdException w:name="Medium Shading 1 Accent 4" w:uiPriority="63"/>
+    <w:lsdException w:name="Medium Shading 2 Accent 4" w:uiPriority="64"/>
+    <w:lsdException w:name="Medium List 1 Accent 4" w:uiPriority="65"/>
+    <w:lsdException w:name="Medium List 2 Accent 4" w:uiPriority="66"/>
+    <w:lsdException w:name="Medium Grid 1 Accent 4" w:uiPriority="67"/>
+    <w:lsdException w:name="Medium Grid 2 Accent 4" w:uiPriority="68"/>
+    <w:lsdException w:name="Medium Grid 3 Accent 4" w:uiPriority="69"/>
+    <w:lsdException w:name="Dark List Accent 4" w:uiPriority="70"/>
+    <w:lsdException w:name="Colorful Shading Accent 4" w:uiPriority="71"/>
+    <w:lsdException w:name="Colorful List Accent 4" w:uiPriority="72"/>
+    <w:lsdException w:name="Colorful Grid Accent 4" w:uiPriority="73"/>
+    <w:lsdException w:name="Light Shading Accent 5" w:uiPriority="60"/>
+    <w:lsdException w:name="Light List Accent 5" w:uiPriority="61"/>
+    <w:lsdException w:name="Light Grid Accent 5" w:uiPriority="62"/>
+    <w:lsdException w:name="Medium Shading 1 Accent 5" w:uiPriority="63"/>
+    <w:lsdException w:name="Medium Shading 2 Accent 5" w:uiPriority="64"/>
+    <w:lsdException w:name="Medium List 1 Accent 5" w:uiPriority="65"/>
+    <w:lsdException w:name="Medium List 2 Accent 5" w:uiPriority="66"/>
+    <w:lsdException w:name="Medium Grid 1 Accent 5" w:uiPriority="67"/>
+    <w:lsdException w:name="Medium Grid 2 Accent 5" w:uiPriority="68"/>
+    <w:lsdException w:name="Medium Grid 3 Accent 5" w:uiPriority="69"/>
+    <w:lsdException w:name="Dark List Accent 5" w:uiPriority="70"/>
+    <w:lsdException w:name="Colorful Shading Accent 5" w:uiPriority="71"/>
+    <w:lsdException w:name="Colorful List Accent 5" w:uiPriority="72"/>
+    <w:lsdException w:name="Colorful Grid Accent 5" w:uiPriority="73"/>
+    <w:lsdException w:name="Light Shading Accent 6" w:uiPriority="60"/>
+    <w:lsdException w:name="Light List Accent 6" w:uiPriority="61"/>
+    <w:lsdException w:name="Light Grid Accent 6" w:uiPriority="62"/>
+    <w:lsdException w:name="Medium Shading 1 Accent 6" w:uiPriority="63"/>
+    <w:lsdException w:name="Medium Shading 2 Accent 6" w:uiPriority="64"/>
+    <w:lsdException w:name="Medium List 1 Accent 6" w:uiPriority="65"/>
+    <w:lsdException w:name="Medium List 2 Accent 6" w:uiPriority="66"/>
+    <w:lsdException w:name="Medium Grid 1 Accent 6" w:uiPriority="67"/>
+    <w:lsdException w:name="Medium Grid 2 Accent 6" w:uiPriority="68"/>
+    <w:lsdException w:name="Medium Grid 3 Accent 6" w:uiPriority="69"/>
+    <w:lsdException w:name="Dark List Accent 6" w:uiPriority="70"/>
+    <w:lsdException w:name="Colorful Shading Accent 6" w:uiPriority="71"/>
+    <w:lsdException w:name="Colorful List Accent 6" w:uiPriority="72"/>
+    <w:lsdException w:name="Colorful Grid Accent 6" w:uiPriority="73"/>
+    <w:lsdException w:name="Subtle Emphasis" w:uiPriority="19" w:qFormat="1"/>
+    <w:lsdException w:name="Intense Emphasis" w:uiPriority="21" w:qFormat="1"/>
+    <w:lsdException w:name="Subtle Reference" w:uiPriority="31" w:qFormat="1"/>
+    <w:lsdException w:name="Intense Reference" w:uiPriority="32" w:qFormat="1"/>
+    <w:lsdException w:name="Book Title" w:uiPriority="33" w:qFormat="1"/>
+    <w:lsdException w:name="Bibliography" w:semiHidden="1" w:uiPriority="37" w:unhideWhenUsed="1"/>
+    <w:lsdException w:name="TOC Heading" w:semiHidden="1" w:uiPriority="39" w:unhideWhenUsed="1" w:qFormat="1"/>
+    <w:lsdException w:name="Plain Table 1" w:uiPriority="41"/>
+    <w:lsdException w:name="Plain Table 2" w:uiPriority="42"/>
+    <w:lsdException w:name="Plain Table 3" w:uiPriority="43"/>
+    <w:lsdException w:name="Plain Table 4" w:uiPriority="44"/>
+    <w:lsdException w:name="Plain Table 5" w:uiPriority="45"/>
+    <w:lsdException w:name="Grid Table Light" w:uiPriority="40"/>
+    <w:lsdException w:name="Grid Table 1 Light" w:uiPriority="46"/>
+    <w:lsdException w:name="Grid Table 2" w:uiPriority="47"/>
+    <w:lsdException w:name="Grid Table 3" w:uiPriority="48"/>
+    <w:lsdException w:name="Grid Table 4" w:uiPriority="49"/>
+    <w:lsdException w:name="Grid Table 5 Dark" w:uiPriority="50"/>
+    <w:lsdException w:name="Grid Table 6 Colorful" w:uiPriority="51"/>
+    <w:lsdException w:name="Grid Table 7 Colorful" w:uiPriority="52"/>
+    <w:lsdException w:name="Grid Table 1 Light Accent 1" w:uiPriority="46"/>
+    <w:lsdException w:name="Grid Table 2 Accent 1" w:uiPriority="47"/>
+    <w:lsdException w:name="Grid Table 3 Accent 1" w:uiPriority="48"/>
+    <w:lsdException w:name="Grid Table 4 Accent 1" w:uiPriority="49"/>
+    <w:lsdException w:name="Grid Table 5 Dark Accent 1" w:uiPriority="50"/>
+    <w:lsdException w:name="Grid Table 6 Colorful Accent 1" w:uiPriority="51"/>
+    <w:lsdException w:name="Grid Table 7 Colorful Accent 1" w:uiPriority="52"/>
+    <w:lsdException w:name="Grid Table 1 Light Accent 2" w:uiPriority="46"/>
+    <w:lsdException w:name="Grid Table 2 Accent 2" w:uiPriority="47"/>
+    <w:lsdException w:name="Grid Table 3 Accent 2" w:uiPriority="48"/>
+    <w:lsdException w:name="Grid Table 4 Accent 2" w:uiPriority="49"/>
+    <w:lsdException w:name="Grid Table 5 Dark Accent 2" w:uiPriority="50"/>
+    <w:lsdException w:name="Grid Table 6 Colorful Accent 2" w:uiPriority="51"/>
+    <w:lsdException w:name="Grid Table 7 Colorful Accent 2" w:uiPriority="52"/>
+    <w:lsdException w:name="Grid Table 1 Light Accent 3" w:uiPriority="46"/>
+    <w:lsdException w:name="Grid Table 2 Accent 3" w:uiPriority="47"/>
+    <w:lsdException w:name="Grid Table 3 Accent 3" w:uiPriority="48"/>
+    <w:lsdException w:name="Grid Table 4 Accent 3" w:uiPriority="49"/>
+    <w:lsdException w:name="Grid Table 5 Dark Accent 3" w:uiPriority="50"/>
+    <w:lsdException w:name="Grid Table 6 Colorful Accent 3" w:uiPriority="51"/>
+    <w:lsdException w:name="Grid Table 7 Colorful Accent 3" w:uiPriority="52"/>
+    <w:lsdException w:name="Grid Table 1 Light Accent 4" w:uiPriority="46"/>
+    <w:lsdException w:name="Grid Table 2 Accent 4" w:uiPriority="47"/>
+    <w:lsdException w:name="Grid Table 3 Accent 4" w:uiPriority="48"/>
+    <w:lsdException w:name="Grid Table 4 Accent 4" w:uiPriority="49"/>
+    <w:lsdException w:name="Grid Table 5 Dark Accent 4" w:uiPriority="50"/>
+    <w:lsdException w:name="Grid Table 6 Colorful Accent 4" w:uiPriority="51"/>
+    <w:lsdException w:name="Grid Table 7 Colorful Accent 4" w:uiPriority="52"/>
+    <w:lsdException w:name="Grid Table 1 Light Accent 5" w:uiPriority="46"/>
+    <w:lsdException w:name="Grid Table 2 Accent 5" w:uiPriority="47"/>
+    <w:lsdException w:name="Grid Table 3 Accent 5" w:uiPriority="48"/>
+    <w:lsdException w:name="Grid Table 4 Accent 5" w:uiPriority="49"/>
+    <w:lsdException w:name="Grid Table 5 Dark Accent 5" w:uiPriority="50"/>
+    <w:lsdException w:name="Grid Table 6 Colorful Accent 5" w:uiPriority="51"/>
+    <w:lsdException w:name="Grid Table 7 Colorful Accent 5" w:uiPriority="52"/>
+    <w:lsdException w:name="Grid Table 1 Light Accent 6" w:uiPriority="46"/>
+    <w:lsdException w:name="Grid Table 2 Accent 6" w:uiPriority="47"/>
+    <w:lsdException w:name="Grid Table 3 Accent 6" w:uiPriority="48"/>
+    <w:lsdException w:name="Grid Table 4 Accent 6" w:uiPriority="49"/>
+    <w:lsdException w:name="Grid Table 5 Dark Accent 6" w:uiPriority="50"/>
+    <w:lsdException w:name="Grid Table 6 Colorful Accent 6" w:uiPriority="51"/>
+    <w:lsdException w:name="Grid Table 7 Colorful Accent 6" w:uiPriority="52"/>
+    <w:lsdException w:name="List Table 1 Light" w:uiPriority="46"/>
+    <w:lsdException w:name="List Table 2" w:uiPriority="47"/>
+    <w:lsdException w:name="List Table 3" w:uiPriority="48"/>
+    <w:lsdException w:name="List Table 4" w:uiPriority="49"/>
+    <w:lsdException w:name="List Table 5 Dark" w:uiPriority="50"/>
+    <w:lsdException w:name="List Table 6 Colorful" w:uiPriority="51"/>
+    <w:lsdException w:name="List Table 7 Colorful" w:uiPriority="52"/>
+    <w:lsdException w:name="List Table 1 Light Accent 1" w:uiPriority="46"/>
+    <w:lsdException w:name="List Table 2 Accent 1" w:uiPriority="47"/>
+    <w:lsdException w:name="List Table 3 Accent 1" w:uiPriority="48"/>
+    <w:lsdException w:name="List Table 4 Accent 1" w:uiPriority="49"/>
+    <w:lsdException w:name="List Table 5 Dark Accent 1" w:uiPriority="50"/>
+    <w:lsdException w:name="List Table 6 Colorful Accent 1" w:uiPriority="51"/>
+    <w:lsdException w:name="List Table 7 Colorful Accent 1" w:uiPriority="52"/>
+    <w:lsdException w:name="List Table 1 Light Accent 2" w:uiPriority="46"/>
+    <w:lsdException w:name="List Table 2 Accent 2" w:uiPriority="47"/>
+    <w:lsdException w:name="List Table 3 Accent 2" w:uiPriority="48"/>
+    <w:lsdException w:name="List Table 4 Accent 2" w:uiPriority="49"/>
+    <w:lsdException w:name="List Table 5 Dark Accent 2" w:uiPriority="50"/>
+    <w:lsdException w:name="List Table 6 Colorful Accent 2" w:uiPriority="51"/>
+    <w:lsdException w:name="List Table 7 Colorful Accent 2" w:uiPriority="52"/>
+    <w:lsdException w:name="List Table 1 Light Accent 3" w:uiPriority="46"/>
+    <w:lsdException w:name="List Table 2 Accent 3" w:uiPriority="47"/>
+    <w:lsdException w:name="List Table 3 Accent 3" w:uiPriority="48"/>
+    <w:lsdException w:name="List Table 4 Accent 3" w:uiPriority="49"/>
+    <w:lsdException w:name="List Table 5 Dark Accent 3" w:uiPriority="50"/>
+    <w:lsdException w:name="List Table 6 Colorful Accent 3" w:uiPriority="51"/>
+    <w:lsdException w:name="List Table 7 Colorful Accent 3" w:uiPriority="52"/>
+    <w:lsdException w:name="List Table 1 Light Accent 4" w:uiPriority="46"/>
+    <w:lsdException w:name="List Table 2 Accent 4" w:uiPriority="47"/>
+    <w:lsdException w:name="List Table 3 Accent 4" w:uiPriority="48"/>
+    <w:lsdException w:name="List Table 4 Accent 4" w:uiPriority="49"/>
+    <w:lsdException w:name="List Table 5 Dark Accent 4" w:uiPriority="50"/>
+    <w:lsdException w:name="List Table 6 Colorful Accent 4" w:uiPriority="51"/>
+    <w:lsdException w:name="List Table 7 Colorful Accent 4" w:uiPriority="52"/>
+    <w:lsdException w:name="List Table 1 Light Accent 5" w:uiPriority="46"/>
+    <w:lsdException w:name="List Table 2 Accent 5" w:uiPriority="47"/>
+    <w:lsdException w:name="List Table 3 Accent 5" w:uiPriority="48"/>
+    <w:lsdException w:name="List Table 4 Accent 5" w:uiPriority="49"/>
+    <w:lsdException w:name="List Table 5 Dark Accent 5" w:uiPriority="50"/>
+    <w:lsdException w:name="List Table 6 Colorful Accent 5" w:uiPriority="51"/>
+    <w:lsdException w:name="List Table 7 Colorful Accent 5" w:uiPriority="52"/>
+    <w:lsdException w:name="List Table 1 Light Accent 6" w:uiPriority="46"/>
+    <w:lsdException w:name="List Table 2 Accent 6" w:uiPriority="47"/>
+    <w:lsdException w:name="List Table 3 Accent 6" w:uiPriority="48"/>
+    <w:lsdException w:name="List Table 4 Accent 6" w:uiPriority="49"/>
+    <w:lsdException w:name="List Table 5 Dark Accent 6" w:uiPriority="50"/>
+    <w:lsdException w:name="List Table 6 Colorful Accent 6" w:uiPriority="51"/>
+    <w:lsdException w:name="List Table 7 Colorful Accent 6" w:uiPriority="52"/>
+    <w:lsdException w:name="Mention" w:semiHidden="1" w:unhideWhenUsed="1"/>
+    <w:lsdException w:name="Smart Hyperlink" w:semiHidden="1" w:unhideWhenUsed="1"/>
+    <w:lsdException w:name="Hashtag" w:semiHidden="1" w:unhideWhenUsed="1"/>
+    <w:lsdException w:name="Unresolved Mention" w:semiHidden="1" w:unhideWhenUsed="1"/>
+    <w:lsdException w:name="Smart Link" w:semiHidden="1" w:unhideWhenUsed="1"/>
   </w:latentStyles>
   <w:style w:type="paragraph" w:default="1" w:styleId="a">
     <w:name w:val="Normal"/>

--- a/Документы/Кравцов_МВ_М3О-606С-20_Охрана_труда.docx
+++ b/Документы/Кравцов_МВ_М3О-606С-20_Охрана_труда.docx
@@ -1,6 +1,6 @@
 
 <file path=word/document.xml><?xml version="1.0" encoding="utf-8"?>
-<w:document xmlns:wpc="http://schemas.microsoft.com/office/word/2010/wordprocessingCanvas" xmlns:cx="http://schemas.microsoft.com/office/drawing/2014/chartex" xmlns:cx1="http://schemas.microsoft.com/office/drawing/2015/9/8/chartex" xmlns:cx2="http://schemas.microsoft.com/office/drawing/2015/10/21/chartex" xmlns:cx3="http://schemas.microsoft.com/office/drawing/2016/5/9/chartex" xmlns:cx4="http://schemas.microsoft.com/office/drawing/2016/5/10/chartex" xmlns:cx5="http://schemas.microsoft.com/office/drawing/2016/5/11/chartex" xmlns:cx6="http://schemas.microsoft.com/office/drawing/2016/5/12/chartex" xmlns:cx7="http://schemas.microsoft.com/office/drawing/2016/5/13/chartex" xmlns:cx8="http://schemas.microsoft.com/office/drawing/2016/5/14/chartex" xmlns:mc="http://schemas.openxmlformats.org/markup-compatibility/2006" xmlns:aink="http://schemas.microsoft.com/office/drawing/2016/ink" xmlns:am3d="http://schemas.microsoft.com/office/drawing/2017/model3d" xmlns:o="urn:schemas-microsoft-com:office:office" xmlns:r="http://schemas.openxmlformats.org/officeDocument/2006/relationships" xmlns:m="http://schemas.openxmlformats.org/officeDocument/2006/math" xmlns:v="urn:schemas-microsoft-com:vml" xmlns:wp14="http://schemas.microsoft.com/office/word/2010/wordprocessingDrawing" xmlns:wp="http://schemas.openxmlformats.org/drawingml/2006/wordprocessingDrawing" xmlns:w10="urn:schemas-microsoft-com:office:word" xmlns:w="http://schemas.openxmlformats.org/wordprocessingml/2006/main" xmlns:w14="http://schemas.microsoft.com/office/word/2010/wordml" xmlns:w15="http://schemas.microsoft.com/office/word/2012/wordml" xmlns:w16cex="http://schemas.microsoft.com/office/word/2018/wordml/cex" xmlns:w16cid="http://schemas.microsoft.com/office/word/2016/wordml/cid" xmlns:w16="http://schemas.microsoft.com/office/word/2018/wordml" xmlns:w16sdtdh="http://schemas.microsoft.com/office/word/2020/wordml/sdtdatahash" xmlns:w16se="http://schemas.microsoft.com/office/word/2015/wordml/symex" xmlns:wpg="http://schemas.microsoft.com/office/word/2010/wordprocessingGroup" xmlns:wpi="http://schemas.microsoft.com/office/word/2010/wordprocessingInk" xmlns:wne="http://schemas.microsoft.com/office/word/2006/wordml" xmlns:wps="http://schemas.microsoft.com/office/word/2010/wordprocessingShape" mc:Ignorable="w14 w15 w16se w16cid w16 w16cex w16sdtdh wp14">
+<w:document xmlns:wpc="http://schemas.microsoft.com/office/word/2010/wordprocessingCanvas" xmlns:mc="http://schemas.openxmlformats.org/markup-compatibility/2006" xmlns:o="urn:schemas-microsoft-com:office:office" xmlns:r="http://schemas.openxmlformats.org/officeDocument/2006/relationships" xmlns:m="http://schemas.openxmlformats.org/officeDocument/2006/math" xmlns:v="urn:schemas-microsoft-com:vml" xmlns:wp14="http://schemas.microsoft.com/office/word/2010/wordprocessingDrawing" xmlns:wp="http://schemas.openxmlformats.org/drawingml/2006/wordprocessingDrawing" xmlns:w10="urn:schemas-microsoft-com:office:word" xmlns:w="http://schemas.openxmlformats.org/wordprocessingml/2006/main" xmlns:w14="http://schemas.microsoft.com/office/word/2010/wordml" xmlns:wpg="http://schemas.microsoft.com/office/word/2010/wordprocessingGroup" xmlns:wpi="http://schemas.microsoft.com/office/word/2010/wordprocessingInk" xmlns:wne="http://schemas.microsoft.com/office/word/2006/wordml" xmlns:wps="http://schemas.microsoft.com/office/word/2010/wordprocessingShape" mc:Ignorable="w14 wp14">
   <w:body>
     <w:p>
       <w:pPr>
@@ -298,8 +298,8 @@
             <v:path o:extrusionok="f" gradientshapeok="t" o:connecttype="rect"/>
             <o:lock v:ext="edit" aspectratio="t"/>
           </v:shapetype>
-          <v:shape id="_x0000_i1025" type="#_x0000_t75" style="width:412.5pt;height:3in">
-            <v:imagedata r:id="rId6" o:title="план"/>
+          <v:shape id="_x0000_i1025" type="#_x0000_t75" style="width:412.65pt;height:3in">
+            <v:imagedata r:id="rId7" o:title="план"/>
           </v:shape>
         </w:pict>
       </w:r>
@@ -312,6 +312,7 @@
           <w:rFonts w:ascii="Times New Roman" w:hAnsi="Times New Roman" w:cs="Times New Roman"/>
           <w:sz w:val="28"/>
           <w:szCs w:val="28"/>
+          <w:lang w:val="en-US"/>
         </w:rPr>
       </w:pPr>
       <w:r>
@@ -322,6 +323,18 @@
         </w:rPr>
         <w:t xml:space="preserve">Рисунок 3.1 – Схема рабочего помещения </w:t>
       </w:r>
+    </w:p>
+    <w:p>
+      <w:pPr>
+        <w:spacing w:after="0" w:line="360" w:lineRule="auto"/>
+        <w:jc w:val="center"/>
+        <w:rPr>
+          <w:rFonts w:ascii="Times New Roman" w:hAnsi="Times New Roman" w:cs="Times New Roman"/>
+          <w:sz w:val="28"/>
+          <w:szCs w:val="28"/>
+          <w:lang w:val="en-US"/>
+        </w:rPr>
+      </w:pPr>
     </w:p>
     <w:p>
       <w:pPr>
@@ -423,7 +436,7 @@
                     </pic:cNvPicPr>
                   </pic:nvPicPr>
                   <pic:blipFill>
-                    <a:blip r:embed="rId7" cstate="print">
+                    <a:blip r:embed="rId8" cstate="print">
                       <a:extLst>
                         <a:ext uri="{28A0092B-C50C-407E-A947-70E740481C1C}">
                           <a14:useLocalDpi xmlns:a14="http://schemas.microsoft.com/office/drawing/2010/main" val="0"/>
@@ -619,7 +632,23 @@
           <w:rFonts w:ascii="Times New Roman" w:hAnsi="Times New Roman" w:cs="Times New Roman"/>
           <w:sz w:val="28"/>
         </w:rPr>
-        <w:t>ГОСТ 12.1.005-88 «ССБТ. Общие санитарно-гигиенические требования к воздуху рабочей зоны» [5];</w:t>
+        <w:t xml:space="preserve">ГОСТ </w:t>
+      </w:r>
+      <w:bookmarkStart w:id="0" w:name="_GoBack"/>
+      <w:r>
+        <w:rPr>
+          <w:rFonts w:ascii="Times New Roman" w:hAnsi="Times New Roman" w:cs="Times New Roman"/>
+          <w:sz w:val="28"/>
+        </w:rPr>
+        <w:t xml:space="preserve">12.1.005-88 </w:t>
+      </w:r>
+      <w:bookmarkEnd w:id="0"/>
+      <w:r>
+        <w:rPr>
+          <w:rFonts w:ascii="Times New Roman" w:hAnsi="Times New Roman" w:cs="Times New Roman"/>
+          <w:sz w:val="28"/>
+        </w:rPr>
+        <w:t>«ССБТ. Общие санитарно-гигиенические требования к воздуху рабочей зоны» [5];</w:t>
       </w:r>
     </w:p>
     <w:p>
@@ -4076,6 +4105,7 @@
           <w:ilvl w:val="0"/>
           <w:numId w:val="16"/>
         </w:numPr>
+        <w:ind w:left="0" w:firstLine="709"/>
         <w:rPr>
           <w:lang w:eastAsia="ru-RU"/>
         </w:rPr>
@@ -4130,6 +4160,7 @@
           <w:ilvl w:val="0"/>
           <w:numId w:val="16"/>
         </w:numPr>
+        <w:ind w:left="0" w:firstLine="709"/>
         <w:rPr>
           <w:lang w:eastAsia="ru-RU"/>
         </w:rPr>
@@ -4198,6 +4229,7 @@
           <w:ilvl w:val="0"/>
           <w:numId w:val="16"/>
         </w:numPr>
+        <w:ind w:left="0" w:firstLine="709"/>
         <w:rPr>
           <w:lang w:eastAsia="ru-RU"/>
         </w:rPr>
@@ -4430,12 +4462,6 @@
         <w:rPr>
           <w:lang w:eastAsia="ru-RU"/>
         </w:rPr>
-        <w:t xml:space="preserve"> </w:t>
-      </w:r>
-      <w:r>
-        <w:rPr>
-          <w:lang w:eastAsia="ru-RU"/>
-        </w:rPr>
         <w:t xml:space="preserve"> больший уровень шума, </w:t>
       </w:r>
       <w:proofErr w:type="spellStart"/>
@@ -4493,7 +4519,19 @@
         <w:rPr>
           <w:lang w:eastAsia="ru-RU"/>
         </w:rPr>
-        <w:t xml:space="preserve"> (рисунок 2)</w:t>
+        <w:t xml:space="preserve"> (рисунок </w:t>
+      </w:r>
+      <w:r>
+        <w:rPr>
+          <w:lang w:eastAsia="ru-RU"/>
+        </w:rPr>
+        <w:t>3.3</w:t>
+      </w:r>
+      <w:r>
+        <w:rPr>
+          <w:lang w:eastAsia="ru-RU"/>
+        </w:rPr>
+        <w:t>)</w:t>
       </w:r>
       <w:r>
         <w:rPr>
@@ -4539,7 +4577,7 @@
                     <pic:cNvPicPr/>
                   </pic:nvPicPr>
                   <pic:blipFill>
-                    <a:blip r:embed="rId8"/>
+                    <a:blip r:embed="rId9"/>
                     <a:stretch>
                       <a:fillRect/>
                     </a:stretch>
@@ -5573,24 +5611,6 @@
           <w:szCs w:val="28"/>
           <w:lang w:eastAsia="ru-RU"/>
         </w:rPr>
-        <w:t xml:space="preserve">      </w:t>
-      </w:r>
-      <w:r>
-        <w:rPr>
-          <w:rFonts w:ascii="Times New Roman" w:eastAsia="Times New Roman" w:hAnsi="Times New Roman" w:cs="Times New Roman"/>
-          <w:sz w:val="28"/>
-          <w:szCs w:val="28"/>
-          <w:lang w:eastAsia="ru-RU"/>
-        </w:rPr>
-        <w:t xml:space="preserve"> </w:t>
-      </w:r>
-      <w:r>
-        <w:rPr>
-          <w:rFonts w:ascii="Times New Roman" w:eastAsia="Times New Roman" w:hAnsi="Times New Roman" w:cs="Times New Roman"/>
-          <w:sz w:val="28"/>
-          <w:szCs w:val="28"/>
-          <w:lang w:eastAsia="ru-RU"/>
-        </w:rPr>
         <w:t xml:space="preserve">S </w:t>
       </w:r>
       <w:r>
@@ -5617,12 +5637,6 @@
       <w:pPr>
         <w:pStyle w:val="a8"/>
       </w:pPr>
-      <w:r>
-        <w:t xml:space="preserve">      </w:t>
-      </w:r>
-      <w:r>
-        <w:t xml:space="preserve"> </w:t>
-      </w:r>
       <w:r>
         <w:t xml:space="preserve">K </w:t>
       </w:r>
@@ -5645,12 +5659,6 @@
       </w:pPr>
       <w:r>
         <w:lastRenderedPageBreak/>
-        <w:t xml:space="preserve">      </w:t>
-      </w:r>
-      <w:r>
-        <w:t xml:space="preserve"> </w:t>
-      </w:r>
-      <w:r>
         <w:t xml:space="preserve">Z </w:t>
       </w:r>
       <w:r>
@@ -8341,6 +8349,7 @@
           <w:ilvl w:val="0"/>
           <w:numId w:val="20"/>
         </w:numPr>
+        <w:ind w:left="0" w:firstLine="709"/>
         <w:rPr>
           <w:lang w:eastAsia="ru-RU"/>
         </w:rPr>
@@ -8379,6 +8388,7 @@
           <w:ilvl w:val="0"/>
           <w:numId w:val="20"/>
         </w:numPr>
+        <w:ind w:left="0" w:firstLine="709"/>
         <w:rPr>
           <w:lang w:val="en-US" w:eastAsia="ru-RU"/>
         </w:rPr>
@@ -8440,6 +8450,7 @@
           <w:ilvl w:val="0"/>
           <w:numId w:val="20"/>
         </w:numPr>
+        <w:ind w:left="0" w:firstLine="709"/>
         <w:rPr>
           <w:lang w:eastAsia="ru-RU"/>
         </w:rPr>
@@ -8470,6 +8481,7 @@
           <w:ilvl w:val="0"/>
           <w:numId w:val="21"/>
         </w:numPr>
+        <w:ind w:left="0" w:firstLine="709"/>
         <w:rPr>
           <w:lang w:eastAsia="ru-RU"/>
         </w:rPr>
@@ -8488,6 +8500,7 @@
           <w:ilvl w:val="0"/>
           <w:numId w:val="21"/>
         </w:numPr>
+        <w:ind w:left="0" w:firstLine="709"/>
         <w:rPr>
           <w:lang w:eastAsia="ru-RU"/>
         </w:rPr>
@@ -8803,7 +8816,6 @@
         <w:t>.</w:t>
       </w:r>
     </w:p>
-    <w:p/>
     <w:p>
       <w:pPr>
         <w:pStyle w:val="a8"/>
@@ -8977,8 +8989,8 @@
       </w:pPr>
       <w:r>
         <w:pict w14:anchorId="623C4E86">
-          <v:shape id="_x0000_i1026" type="#_x0000_t75" style="width:467.5pt;height:239pt">
-            <v:imagedata r:id="rId9" o:title="план2"/>
+          <v:shape id="_x0000_i1026" type="#_x0000_t75" style="width:467.6pt;height:239.25pt">
+            <v:imagedata r:id="rId10" o:title="план2"/>
           </v:shape>
         </w:pict>
       </w:r>
@@ -9086,12 +9098,6 @@
       <w:r>
         <w:t>.</w:t>
       </w:r>
-    </w:p>
-    <w:p>
-      <w:pPr>
-        <w:pStyle w:val="a8"/>
-        <w:ind w:firstLine="709"/>
-      </w:pPr>
     </w:p>
     <w:sectPr>
       <w:pgSz w:w="11906" w:h="16838"/>
@@ -9104,8 +9110,8 @@
 </file>
 
 <file path=word/numbering.xml><?xml version="1.0" encoding="utf-8"?>
-<w:numbering xmlns:wpc="http://schemas.microsoft.com/office/word/2010/wordprocessingCanvas" xmlns:cx="http://schemas.microsoft.com/office/drawing/2014/chartex" xmlns:cx1="http://schemas.microsoft.com/office/drawing/2015/9/8/chartex" xmlns:cx2="http://schemas.microsoft.com/office/drawing/2015/10/21/chartex" xmlns:cx3="http://schemas.microsoft.com/office/drawing/2016/5/9/chartex" xmlns:cx4="http://schemas.microsoft.com/office/drawing/2016/5/10/chartex" xmlns:cx5="http://schemas.microsoft.com/office/drawing/2016/5/11/chartex" xmlns:cx6="http://schemas.microsoft.com/office/drawing/2016/5/12/chartex" xmlns:cx7="http://schemas.microsoft.com/office/drawing/2016/5/13/chartex" xmlns:cx8="http://schemas.microsoft.com/office/drawing/2016/5/14/chartex" xmlns:mc="http://schemas.openxmlformats.org/markup-compatibility/2006" xmlns:aink="http://schemas.microsoft.com/office/drawing/2016/ink" xmlns:am3d="http://schemas.microsoft.com/office/drawing/2017/model3d" xmlns:o="urn:schemas-microsoft-com:office:office" xmlns:r="http://schemas.openxmlformats.org/officeDocument/2006/relationships" xmlns:m="http://schemas.openxmlformats.org/officeDocument/2006/math" xmlns:v="urn:schemas-microsoft-com:vml" xmlns:wp14="http://schemas.microsoft.com/office/word/2010/wordprocessingDrawing" xmlns:wp="http://schemas.openxmlformats.org/drawingml/2006/wordprocessingDrawing" xmlns:w10="urn:schemas-microsoft-com:office:word" xmlns:w="http://schemas.openxmlformats.org/wordprocessingml/2006/main" xmlns:w14="http://schemas.microsoft.com/office/word/2010/wordml" xmlns:w15="http://schemas.microsoft.com/office/word/2012/wordml" xmlns:w16cex="http://schemas.microsoft.com/office/word/2018/wordml/cex" xmlns:w16cid="http://schemas.microsoft.com/office/word/2016/wordml/cid" xmlns:w16="http://schemas.microsoft.com/office/word/2018/wordml" xmlns:w16sdtdh="http://schemas.microsoft.com/office/word/2020/wordml/sdtdatahash" xmlns:w16se="http://schemas.microsoft.com/office/word/2015/wordml/symex" xmlns:wpg="http://schemas.microsoft.com/office/word/2010/wordprocessingGroup" xmlns:wpi="http://schemas.microsoft.com/office/word/2010/wordprocessingInk" xmlns:wne="http://schemas.microsoft.com/office/word/2006/wordml" xmlns:wps="http://schemas.microsoft.com/office/word/2010/wordprocessingShape" mc:Ignorable="w14 w15 w16se w16cid w16 w16cex w16sdtdh wp14">
-  <w:abstractNum w:abstractNumId="0" w15:restartNumberingAfterBreak="0">
+<w:numbering xmlns:wpc="http://schemas.microsoft.com/office/word/2010/wordprocessingCanvas" xmlns:mc="http://schemas.openxmlformats.org/markup-compatibility/2006" xmlns:o="urn:schemas-microsoft-com:office:office" xmlns:r="http://schemas.openxmlformats.org/officeDocument/2006/relationships" xmlns:m="http://schemas.openxmlformats.org/officeDocument/2006/math" xmlns:v="urn:schemas-microsoft-com:vml" xmlns:wp14="http://schemas.microsoft.com/office/word/2010/wordprocessingDrawing" xmlns:wp="http://schemas.openxmlformats.org/drawingml/2006/wordprocessingDrawing" xmlns:w10="urn:schemas-microsoft-com:office:word" xmlns:w="http://schemas.openxmlformats.org/wordprocessingml/2006/main" xmlns:w14="http://schemas.microsoft.com/office/word/2010/wordml" xmlns:wpg="http://schemas.microsoft.com/office/word/2010/wordprocessingGroup" xmlns:wpi="http://schemas.microsoft.com/office/word/2010/wordprocessingInk" xmlns:wne="http://schemas.microsoft.com/office/word/2006/wordml" xmlns:wps="http://schemas.microsoft.com/office/word/2010/wordprocessingShape" mc:Ignorable="w14 wp14">
+  <w:abstractNum w:abstractNumId="0">
     <w:nsid w:val="067271E4"/>
     <w:multiLevelType w:val="multilevel"/>
     <w:tmpl w:val="A6EC409C"/>
@@ -9254,7 +9260,7 @@
       </w:rPr>
     </w:lvl>
   </w:abstractNum>
-  <w:abstractNum w:abstractNumId="1" w15:restartNumberingAfterBreak="0">
+  <w:abstractNum w:abstractNumId="1">
     <w:nsid w:val="13735959"/>
     <w:multiLevelType w:val="multilevel"/>
     <w:tmpl w:val="EA5C743C"/>
@@ -9403,7 +9409,7 @@
       </w:rPr>
     </w:lvl>
   </w:abstractNum>
-  <w:abstractNum w:abstractNumId="2" w15:restartNumberingAfterBreak="0">
+  <w:abstractNum w:abstractNumId="2">
     <w:nsid w:val="138A418A"/>
     <w:multiLevelType w:val="hybridMultilevel"/>
     <w:tmpl w:val="0DE0BD3A"/>
@@ -9517,7 +9523,7 @@
       </w:rPr>
     </w:lvl>
   </w:abstractNum>
-  <w:abstractNum w:abstractNumId="3" w15:restartNumberingAfterBreak="0">
+  <w:abstractNum w:abstractNumId="3">
     <w:nsid w:val="154D6598"/>
     <w:multiLevelType w:val="hybridMultilevel"/>
     <w:tmpl w:val="92AC7E58"/>
@@ -9630,7 +9636,7 @@
       </w:rPr>
     </w:lvl>
   </w:abstractNum>
-  <w:abstractNum w:abstractNumId="4" w15:restartNumberingAfterBreak="0">
+  <w:abstractNum w:abstractNumId="4">
     <w:nsid w:val="18B04AA4"/>
     <w:multiLevelType w:val="multilevel"/>
     <w:tmpl w:val="8D02282C"/>
@@ -9779,7 +9785,7 @@
       </w:rPr>
     </w:lvl>
   </w:abstractNum>
-  <w:abstractNum w:abstractNumId="5" w15:restartNumberingAfterBreak="0">
+  <w:abstractNum w:abstractNumId="5">
     <w:nsid w:val="20CE2A03"/>
     <w:multiLevelType w:val="hybridMultilevel"/>
     <w:tmpl w:val="D676F44A"/>
@@ -9892,7 +9898,7 @@
       </w:rPr>
     </w:lvl>
   </w:abstractNum>
-  <w:abstractNum w:abstractNumId="6" w15:restartNumberingAfterBreak="0">
+  <w:abstractNum w:abstractNumId="6">
     <w:nsid w:val="21B00B2F"/>
     <w:multiLevelType w:val="multilevel"/>
     <w:tmpl w:val="54000EAE"/>
@@ -10041,7 +10047,7 @@
       </w:rPr>
     </w:lvl>
   </w:abstractNum>
-  <w:abstractNum w:abstractNumId="7" w15:restartNumberingAfterBreak="0">
+  <w:abstractNum w:abstractNumId="7">
     <w:nsid w:val="32680035"/>
     <w:multiLevelType w:val="hybridMultilevel"/>
     <w:tmpl w:val="63F62E7E"/>
@@ -10154,7 +10160,7 @@
       </w:rPr>
     </w:lvl>
   </w:abstractNum>
-  <w:abstractNum w:abstractNumId="8" w15:restartNumberingAfterBreak="0">
+  <w:abstractNum w:abstractNumId="8">
     <w:nsid w:val="3463757F"/>
     <w:multiLevelType w:val="hybridMultilevel"/>
     <w:tmpl w:val="B12A4972"/>
@@ -10267,7 +10273,7 @@
       </w:rPr>
     </w:lvl>
   </w:abstractNum>
-  <w:abstractNum w:abstractNumId="9" w15:restartNumberingAfterBreak="0">
+  <w:abstractNum w:abstractNumId="9">
     <w:nsid w:val="3D273B03"/>
     <w:multiLevelType w:val="hybridMultilevel"/>
     <w:tmpl w:val="387C5844"/>
@@ -10380,7 +10386,7 @@
       </w:rPr>
     </w:lvl>
   </w:abstractNum>
-  <w:abstractNum w:abstractNumId="10" w15:restartNumberingAfterBreak="0">
+  <w:abstractNum w:abstractNumId="10">
     <w:nsid w:val="40F947FE"/>
     <w:multiLevelType w:val="hybridMultilevel"/>
     <w:tmpl w:val="281C1236"/>
@@ -10466,7 +10472,7 @@
       </w:pPr>
     </w:lvl>
   </w:abstractNum>
-  <w:abstractNum w:abstractNumId="11" w15:restartNumberingAfterBreak="0">
+  <w:abstractNum w:abstractNumId="11">
     <w:nsid w:val="4ED76026"/>
     <w:multiLevelType w:val="hybridMultilevel"/>
     <w:tmpl w:val="CEBA3220"/>
@@ -10552,7 +10558,7 @@
       </w:pPr>
     </w:lvl>
   </w:abstractNum>
-  <w:abstractNum w:abstractNumId="12" w15:restartNumberingAfterBreak="0">
+  <w:abstractNum w:abstractNumId="12">
     <w:nsid w:val="51B978C6"/>
     <w:multiLevelType w:val="hybridMultilevel"/>
     <w:tmpl w:val="10C4A11C"/>
@@ -10666,7 +10672,7 @@
       </w:rPr>
     </w:lvl>
   </w:abstractNum>
-  <w:abstractNum w:abstractNumId="13" w15:restartNumberingAfterBreak="0">
+  <w:abstractNum w:abstractNumId="13">
     <w:nsid w:val="554D3EFC"/>
     <w:multiLevelType w:val="hybridMultilevel"/>
     <w:tmpl w:val="F4E0BB60"/>
@@ -10752,7 +10758,7 @@
       </w:pPr>
     </w:lvl>
   </w:abstractNum>
-  <w:abstractNum w:abstractNumId="14" w15:restartNumberingAfterBreak="0">
+  <w:abstractNum w:abstractNumId="14">
     <w:nsid w:val="586C60C1"/>
     <w:multiLevelType w:val="hybridMultilevel"/>
     <w:tmpl w:val="3D9870D6"/>
@@ -10865,7 +10871,7 @@
       </w:rPr>
     </w:lvl>
   </w:abstractNum>
-  <w:abstractNum w:abstractNumId="15" w15:restartNumberingAfterBreak="0">
+  <w:abstractNum w:abstractNumId="15">
     <w:nsid w:val="5CD826EC"/>
     <w:multiLevelType w:val="hybridMultilevel"/>
     <w:tmpl w:val="E4AC3560"/>
@@ -10979,7 +10985,7 @@
       </w:rPr>
     </w:lvl>
   </w:abstractNum>
-  <w:abstractNum w:abstractNumId="16" w15:restartNumberingAfterBreak="0">
+  <w:abstractNum w:abstractNumId="16">
     <w:nsid w:val="5FF866AC"/>
     <w:multiLevelType w:val="multilevel"/>
     <w:tmpl w:val="5D9C8ECA"/>
@@ -11128,7 +11134,7 @@
       </w:rPr>
     </w:lvl>
   </w:abstractNum>
-  <w:abstractNum w:abstractNumId="17" w15:restartNumberingAfterBreak="0">
+  <w:abstractNum w:abstractNumId="17">
     <w:nsid w:val="64903910"/>
     <w:multiLevelType w:val="multilevel"/>
     <w:tmpl w:val="91D88E1C"/>
@@ -11277,7 +11283,7 @@
       </w:rPr>
     </w:lvl>
   </w:abstractNum>
-  <w:abstractNum w:abstractNumId="18" w15:restartNumberingAfterBreak="0">
+  <w:abstractNum w:abstractNumId="18">
     <w:nsid w:val="681247D1"/>
     <w:multiLevelType w:val="multilevel"/>
     <w:tmpl w:val="E07C89C8"/>
@@ -11426,7 +11432,7 @@
       </w:rPr>
     </w:lvl>
   </w:abstractNum>
-  <w:abstractNum w:abstractNumId="19" w15:restartNumberingAfterBreak="0">
+  <w:abstractNum w:abstractNumId="19">
     <w:nsid w:val="717F6649"/>
     <w:multiLevelType w:val="hybridMultilevel"/>
     <w:tmpl w:val="BC384410"/>
@@ -11512,7 +11518,7 @@
       </w:pPr>
     </w:lvl>
   </w:abstractNum>
-  <w:abstractNum w:abstractNumId="20" w15:restartNumberingAfterBreak="0">
+  <w:abstractNum w:abstractNumId="20">
     <w:nsid w:val="7963227E"/>
     <w:multiLevelType w:val="hybridMultilevel"/>
     <w:tmpl w:val="E6249AEE"/>
@@ -11626,7 +11632,7 @@
       </w:rPr>
     </w:lvl>
   </w:abstractNum>
-  <w:abstractNum w:abstractNumId="21" w15:restartNumberingAfterBreak="0">
+  <w:abstractNum w:abstractNumId="21">
     <w:nsid w:val="7D0569CC"/>
     <w:multiLevelType w:val="multilevel"/>
     <w:tmpl w:val="FF726362"/>
@@ -11845,7 +11851,7 @@
 </file>
 
 <file path=word/styles.xml><?xml version="1.0" encoding="utf-8"?>
-<w:styles xmlns:mc="http://schemas.openxmlformats.org/markup-compatibility/2006" xmlns:r="http://schemas.openxmlformats.org/officeDocument/2006/relationships" xmlns:w="http://schemas.openxmlformats.org/wordprocessingml/2006/main" xmlns:w14="http://schemas.microsoft.com/office/word/2010/wordml" xmlns:w15="http://schemas.microsoft.com/office/word/2012/wordml" xmlns:w16cex="http://schemas.microsoft.com/office/word/2018/wordml/cex" xmlns:w16cid="http://schemas.microsoft.com/office/word/2016/wordml/cid" xmlns:w16="http://schemas.microsoft.com/office/word/2018/wordml" xmlns:w16sdtdh="http://schemas.microsoft.com/office/word/2020/wordml/sdtdatahash" xmlns:w16se="http://schemas.microsoft.com/office/word/2015/wordml/symex" mc:Ignorable="w14 w15 w16se w16cid w16 w16cex w16sdtdh">
+<w:styles xmlns:mc="http://schemas.openxmlformats.org/markup-compatibility/2006" xmlns:r="http://schemas.openxmlformats.org/officeDocument/2006/relationships" xmlns:w="http://schemas.openxmlformats.org/wordprocessingml/2006/main" xmlns:w14="http://schemas.microsoft.com/office/word/2010/wordml" mc:Ignorable="w14">
   <w:docDefaults>
     <w:rPrDefault>
       <w:rPr>
@@ -11861,383 +11867,615 @@
       </w:pPr>
     </w:pPrDefault>
   </w:docDefaults>
-  <w:latentStyles w:defLockedState="0" w:defUIPriority="99" w:defSemiHidden="0" w:defUnhideWhenUsed="0" w:defQFormat="0" w:count="376">
-    <w:lsdException w:name="Normal" w:uiPriority="0" w:qFormat="1"/>
-    <w:lsdException w:name="heading 1" w:uiPriority="9" w:qFormat="1"/>
-    <w:lsdException w:name="heading 2" w:semiHidden="1" w:uiPriority="9" w:unhideWhenUsed="1" w:qFormat="1"/>
-    <w:lsdException w:name="heading 3" w:semiHidden="1" w:uiPriority="9" w:unhideWhenUsed="1" w:qFormat="1"/>
-    <w:lsdException w:name="heading 4" w:semiHidden="1" w:uiPriority="9" w:unhideWhenUsed="1" w:qFormat="1"/>
-    <w:lsdException w:name="heading 5" w:semiHidden="1" w:uiPriority="9" w:unhideWhenUsed="1" w:qFormat="1"/>
-    <w:lsdException w:name="heading 6" w:semiHidden="1" w:uiPriority="9" w:unhideWhenUsed="1" w:qFormat="1"/>
-    <w:lsdException w:name="heading 7" w:semiHidden="1" w:uiPriority="9" w:unhideWhenUsed="1" w:qFormat="1"/>
-    <w:lsdException w:name="heading 8" w:semiHidden="1" w:uiPriority="9" w:unhideWhenUsed="1" w:qFormat="1"/>
-    <w:lsdException w:name="heading 9" w:semiHidden="1" w:uiPriority="9" w:unhideWhenUsed="1" w:qFormat="1"/>
-    <w:lsdException w:name="index 1" w:semiHidden="1" w:unhideWhenUsed="1"/>
-    <w:lsdException w:name="index 2" w:semiHidden="1" w:unhideWhenUsed="1"/>
-    <w:lsdException w:name="index 3" w:semiHidden="1" w:unhideWhenUsed="1"/>
-    <w:lsdException w:name="index 4" w:semiHidden="1" w:unhideWhenUsed="1"/>
-    <w:lsdException w:name="index 5" w:semiHidden="1" w:unhideWhenUsed="1"/>
-    <w:lsdException w:name="index 6" w:semiHidden="1" w:unhideWhenUsed="1"/>
-    <w:lsdException w:name="index 7" w:semiHidden="1" w:unhideWhenUsed="1"/>
-    <w:lsdException w:name="index 8" w:semiHidden="1" w:unhideWhenUsed="1"/>
-    <w:lsdException w:name="index 9" w:semiHidden="1" w:unhideWhenUsed="1"/>
-    <w:lsdException w:name="toc 1" w:semiHidden="1" w:uiPriority="39" w:unhideWhenUsed="1"/>
-    <w:lsdException w:name="toc 2" w:semiHidden="1" w:uiPriority="39" w:unhideWhenUsed="1"/>
-    <w:lsdException w:name="toc 3" w:semiHidden="1" w:uiPriority="39" w:unhideWhenUsed="1"/>
-    <w:lsdException w:name="toc 4" w:semiHidden="1" w:uiPriority="39" w:unhideWhenUsed="1"/>
-    <w:lsdException w:name="toc 5" w:semiHidden="1" w:uiPriority="39" w:unhideWhenUsed="1"/>
-    <w:lsdException w:name="toc 6" w:semiHidden="1" w:uiPriority="39" w:unhideWhenUsed="1"/>
-    <w:lsdException w:name="toc 7" w:semiHidden="1" w:uiPriority="39" w:unhideWhenUsed="1"/>
-    <w:lsdException w:name="toc 8" w:semiHidden="1" w:uiPriority="39" w:unhideWhenUsed="1"/>
-    <w:lsdException w:name="toc 9" w:semiHidden="1" w:uiPriority="39" w:unhideWhenUsed="1"/>
-    <w:lsdException w:name="Normal Indent" w:semiHidden="1" w:unhideWhenUsed="1"/>
-    <w:lsdException w:name="footnote text" w:semiHidden="1" w:unhideWhenUsed="1"/>
-    <w:lsdException w:name="annotation text" w:semiHidden="1" w:unhideWhenUsed="1"/>
-    <w:lsdException w:name="header" w:semiHidden="1" w:unhideWhenUsed="1"/>
-    <w:lsdException w:name="footer" w:semiHidden="1" w:unhideWhenUsed="1"/>
-    <w:lsdException w:name="index heading" w:semiHidden="1" w:unhideWhenUsed="1"/>
-    <w:lsdException w:name="caption" w:semiHidden="1" w:uiPriority="35" w:unhideWhenUsed="1" w:qFormat="1"/>
-    <w:lsdException w:name="table of figures" w:semiHidden="1" w:unhideWhenUsed="1"/>
-    <w:lsdException w:name="envelope address" w:semiHidden="1" w:unhideWhenUsed="1"/>
-    <w:lsdException w:name="envelope return" w:semiHidden="1" w:unhideWhenUsed="1"/>
-    <w:lsdException w:name="footnote reference" w:semiHidden="1" w:unhideWhenUsed="1"/>
-    <w:lsdException w:name="annotation reference" w:semiHidden="1" w:unhideWhenUsed="1"/>
-    <w:lsdException w:name="line number" w:semiHidden="1" w:unhideWhenUsed="1"/>
-    <w:lsdException w:name="page number" w:semiHidden="1" w:unhideWhenUsed="1"/>
-    <w:lsdException w:name="endnote reference" w:semiHidden="1" w:unhideWhenUsed="1"/>
-    <w:lsdException w:name="endnote text" w:semiHidden="1" w:unhideWhenUsed="1"/>
-    <w:lsdException w:name="table of authorities" w:semiHidden="1" w:unhideWhenUsed="1"/>
-    <w:lsdException w:name="macro" w:semiHidden="1" w:unhideWhenUsed="1"/>
-    <w:lsdException w:name="toa heading" w:semiHidden="1" w:unhideWhenUsed="1"/>
-    <w:lsdException w:name="List" w:semiHidden="1" w:unhideWhenUsed="1"/>
-    <w:lsdException w:name="List Bullet" w:semiHidden="1" w:unhideWhenUsed="1"/>
-    <w:lsdException w:name="List Number" w:semiHidden="1" w:unhideWhenUsed="1"/>
-    <w:lsdException w:name="List 2" w:semiHidden="1" w:unhideWhenUsed="1"/>
-    <w:lsdException w:name="List 3" w:semiHidden="1" w:unhideWhenUsed="1"/>
-    <w:lsdException w:name="List 4" w:semiHidden="1" w:unhideWhenUsed="1"/>
-    <w:lsdException w:name="List 5" w:semiHidden="1" w:unhideWhenUsed="1"/>
-    <w:lsdException w:name="List Bullet 2" w:semiHidden="1" w:unhideWhenUsed="1"/>
-    <w:lsdException w:name="List Bullet 3" w:semiHidden="1" w:unhideWhenUsed="1"/>
-    <w:lsdException w:name="List Bullet 4" w:semiHidden="1" w:unhideWhenUsed="1"/>
-    <w:lsdException w:name="List Bullet 5" w:semiHidden="1" w:unhideWhenUsed="1"/>
-    <w:lsdException w:name="List Number 2" w:semiHidden="1" w:unhideWhenUsed="1"/>
-    <w:lsdException w:name="List Number 3" w:semiHidden="1" w:unhideWhenUsed="1"/>
-    <w:lsdException w:name="List Number 4" w:semiHidden="1" w:unhideWhenUsed="1"/>
-    <w:lsdException w:name="List Number 5" w:semiHidden="1" w:unhideWhenUsed="1"/>
-    <w:lsdException w:name="Title" w:uiPriority="10" w:qFormat="1"/>
-    <w:lsdException w:name="Closing" w:semiHidden="1" w:unhideWhenUsed="1"/>
-    <w:lsdException w:name="Signature" w:semiHidden="1" w:unhideWhenUsed="1"/>
-    <w:lsdException w:name="Default Paragraph Font" w:semiHidden="1" w:uiPriority="1" w:unhideWhenUsed="1"/>
-    <w:lsdException w:name="Body Text" w:semiHidden="1" w:unhideWhenUsed="1"/>
-    <w:lsdException w:name="Body Text Indent" w:semiHidden="1" w:unhideWhenUsed="1"/>
-    <w:lsdException w:name="List Continue" w:semiHidden="1" w:unhideWhenUsed="1"/>
-    <w:lsdException w:name="List Continue 2" w:semiHidden="1" w:unhideWhenUsed="1"/>
-    <w:lsdException w:name="List Continue 3" w:semiHidden="1" w:unhideWhenUsed="1"/>
-    <w:lsdException w:name="List Continue 4" w:semiHidden="1" w:unhideWhenUsed="1"/>
-    <w:lsdException w:name="List Continue 5" w:semiHidden="1" w:unhideWhenUsed="1"/>
-    <w:lsdException w:name="Message Header" w:semiHidden="1" w:unhideWhenUsed="1"/>
-    <w:lsdException w:name="Subtitle" w:uiPriority="11" w:qFormat="1"/>
-    <w:lsdException w:name="Salutation" w:semiHidden="1" w:unhideWhenUsed="1"/>
-    <w:lsdException w:name="Date" w:semiHidden="1" w:unhideWhenUsed="1"/>
-    <w:lsdException w:name="Body Text First Indent" w:semiHidden="1" w:unhideWhenUsed="1"/>
-    <w:lsdException w:name="Body Text First Indent 2" w:semiHidden="1" w:unhideWhenUsed="1"/>
-    <w:lsdException w:name="Note Heading" w:semiHidden="1" w:unhideWhenUsed="1"/>
-    <w:lsdException w:name="Body Text 2" w:semiHidden="1" w:unhideWhenUsed="1"/>
-    <w:lsdException w:name="Body Text 3" w:semiHidden="1" w:unhideWhenUsed="1"/>
-    <w:lsdException w:name="Body Text Indent 2" w:semiHidden="1" w:unhideWhenUsed="1"/>
-    <w:lsdException w:name="Body Text Indent 3" w:semiHidden="1" w:unhideWhenUsed="1"/>
-    <w:lsdException w:name="Block Text" w:semiHidden="1" w:unhideWhenUsed="1"/>
-    <w:lsdException w:name="Hyperlink" w:semiHidden="1" w:unhideWhenUsed="1"/>
-    <w:lsdException w:name="FollowedHyperlink" w:semiHidden="1" w:unhideWhenUsed="1"/>
-    <w:lsdException w:name="Strong" w:uiPriority="22" w:qFormat="1"/>
-    <w:lsdException w:name="Emphasis" w:uiPriority="20" w:qFormat="1"/>
-    <w:lsdException w:name="Document Map" w:semiHidden="1" w:unhideWhenUsed="1"/>
-    <w:lsdException w:name="Plain Text" w:semiHidden="1" w:unhideWhenUsed="1"/>
-    <w:lsdException w:name="E-mail Signature" w:semiHidden="1" w:unhideWhenUsed="1"/>
-    <w:lsdException w:name="HTML Top of Form" w:semiHidden="1" w:unhideWhenUsed="1"/>
-    <w:lsdException w:name="HTML Bottom of Form" w:semiHidden="1" w:unhideWhenUsed="1"/>
-    <w:lsdException w:name="Normal (Web)" w:semiHidden="1" w:unhideWhenUsed="1"/>
-    <w:lsdException w:name="HTML Acronym" w:semiHidden="1" w:unhideWhenUsed="1"/>
-    <w:lsdException w:name="HTML Address" w:semiHidden="1" w:unhideWhenUsed="1"/>
-    <w:lsdException w:name="HTML Cite" w:semiHidden="1" w:unhideWhenUsed="1"/>
-    <w:lsdException w:name="HTML Code" w:semiHidden="1" w:unhideWhenUsed="1"/>
-    <w:lsdException w:name="HTML Definition" w:semiHidden="1" w:unhideWhenUsed="1"/>
-    <w:lsdException w:name="HTML Keyboard" w:semiHidden="1" w:unhideWhenUsed="1"/>
-    <w:lsdException w:name="HTML Preformatted" w:semiHidden="1" w:unhideWhenUsed="1"/>
-    <w:lsdException w:name="HTML Sample" w:semiHidden="1" w:unhideWhenUsed="1"/>
-    <w:lsdException w:name="HTML Typewriter" w:semiHidden="1" w:unhideWhenUsed="1"/>
-    <w:lsdException w:name="HTML Variable" w:semiHidden="1" w:unhideWhenUsed="1"/>
-    <w:lsdException w:name="Normal Table" w:semiHidden="1" w:unhideWhenUsed="1"/>
-    <w:lsdException w:name="annotation subject" w:semiHidden="1" w:unhideWhenUsed="1"/>
-    <w:lsdException w:name="No List" w:semiHidden="1" w:unhideWhenUsed="1"/>
-    <w:lsdException w:name="Outline List 1" w:semiHidden="1" w:unhideWhenUsed="1"/>
-    <w:lsdException w:name="Outline List 2" w:semiHidden="1" w:unhideWhenUsed="1"/>
-    <w:lsdException w:name="Outline List 3" w:semiHidden="1" w:unhideWhenUsed="1"/>
-    <w:lsdException w:name="Table Simple 1" w:semiHidden="1" w:unhideWhenUsed="1"/>
-    <w:lsdException w:name="Table Simple 2" w:semiHidden="1" w:unhideWhenUsed="1"/>
-    <w:lsdException w:name="Table Simple 3" w:semiHidden="1" w:unhideWhenUsed="1"/>
-    <w:lsdException w:name="Table Classic 1" w:semiHidden="1" w:unhideWhenUsed="1"/>
-    <w:lsdException w:name="Table Classic 2" w:semiHidden="1" w:unhideWhenUsed="1"/>
-    <w:lsdException w:name="Table Classic 3" w:semiHidden="1" w:unhideWhenUsed="1"/>
-    <w:lsdException w:name="Table Classic 4" w:semiHidden="1" w:unhideWhenUsed="1"/>
-    <w:lsdException w:name="Table Colorful 1" w:semiHidden="1" w:unhideWhenUsed="1"/>
-    <w:lsdException w:name="Table Colorful 2" w:semiHidden="1" w:unhideWhenUsed="1"/>
-    <w:lsdException w:name="Table Colorful 3" w:semiHidden="1" w:unhideWhenUsed="1"/>
-    <w:lsdException w:name="Table Columns 1" w:semiHidden="1" w:unhideWhenUsed="1"/>
-    <w:lsdException w:name="Table Columns 2" w:semiHidden="1" w:unhideWhenUsed="1"/>
-    <w:lsdException w:name="Table Columns 3" w:semiHidden="1" w:unhideWhenUsed="1"/>
-    <w:lsdException w:name="Table Columns 4" w:semiHidden="1" w:unhideWhenUsed="1"/>
-    <w:lsdException w:name="Table Columns 5" w:semiHidden="1" w:unhideWhenUsed="1"/>
-    <w:lsdException w:name="Table Grid 1" w:semiHidden="1" w:unhideWhenUsed="1"/>
-    <w:lsdException w:name="Table Grid 2" w:semiHidden="1" w:unhideWhenUsed="1"/>
-    <w:lsdException w:name="Table Grid 3" w:semiHidden="1" w:unhideWhenUsed="1"/>
-    <w:lsdException w:name="Table Grid 4" w:semiHidden="1" w:unhideWhenUsed="1"/>
-    <w:lsdException w:name="Table Grid 5" w:semiHidden="1" w:unhideWhenUsed="1"/>
-    <w:lsdException w:name="Table Grid 6" w:semiHidden="1" w:unhideWhenUsed="1"/>
-    <w:lsdException w:name="Table Grid 7" w:semiHidden="1" w:unhideWhenUsed="1"/>
-    <w:lsdException w:name="Table Grid 8" w:semiHidden="1" w:unhideWhenUsed="1"/>
-    <w:lsdException w:name="Table List 1" w:semiHidden="1" w:unhideWhenUsed="1"/>
-    <w:lsdException w:name="Table List 2" w:semiHidden="1" w:unhideWhenUsed="1"/>
-    <w:lsdException w:name="Table List 3" w:semiHidden="1" w:unhideWhenUsed="1"/>
-    <w:lsdException w:name="Table List 4" w:semiHidden="1" w:unhideWhenUsed="1"/>
-    <w:lsdException w:name="Table List 5" w:semiHidden="1" w:unhideWhenUsed="1"/>
-    <w:lsdException w:name="Table List 6" w:semiHidden="1" w:unhideWhenUsed="1"/>
-    <w:lsdException w:name="Table List 7" w:semiHidden="1" w:unhideWhenUsed="1"/>
-    <w:lsdException w:name="Table List 8" w:semiHidden="1" w:unhideWhenUsed="1"/>
-    <w:lsdException w:name="Table 3D effects 1" w:semiHidden="1" w:unhideWhenUsed="1"/>
-    <w:lsdException w:name="Table 3D effects 2" w:semiHidden="1" w:unhideWhenUsed="1"/>
-    <w:lsdException w:name="Table 3D effects 3" w:semiHidden="1" w:unhideWhenUsed="1"/>
-    <w:lsdException w:name="Table Contemporary" w:semiHidden="1" w:unhideWhenUsed="1"/>
-    <w:lsdException w:name="Table Elegant" w:semiHidden="1" w:unhideWhenUsed="1"/>
-    <w:lsdException w:name="Table Professional" w:semiHidden="1" w:unhideWhenUsed="1"/>
-    <w:lsdException w:name="Table Subtle 1" w:semiHidden="1" w:unhideWhenUsed="1"/>
-    <w:lsdException w:name="Table Subtle 2" w:semiHidden="1" w:unhideWhenUsed="1"/>
-    <w:lsdException w:name="Table Web 1" w:semiHidden="1" w:unhideWhenUsed="1"/>
-    <w:lsdException w:name="Table Web 2" w:semiHidden="1" w:unhideWhenUsed="1"/>
-    <w:lsdException w:name="Table Web 3" w:semiHidden="1" w:unhideWhenUsed="1"/>
-    <w:lsdException w:name="Balloon Text" w:semiHidden="1" w:unhideWhenUsed="1"/>
-    <w:lsdException w:name="Table Grid" w:semiHidden="1" w:uiPriority="59" w:unhideWhenUsed="1"/>
-    <w:lsdException w:name="Table Theme" w:semiHidden="1" w:unhideWhenUsed="1"/>
-    <w:lsdException w:name="Placeholder Text" w:semiHidden="1"/>
-    <w:lsdException w:name="No Spacing" w:uiPriority="1" w:qFormat="1"/>
-    <w:lsdException w:name="Light Shading" w:uiPriority="60"/>
-    <w:lsdException w:name="Light List" w:uiPriority="61"/>
-    <w:lsdException w:name="Light Grid" w:uiPriority="62"/>
-    <w:lsdException w:name="Medium Shading 1" w:uiPriority="63"/>
-    <w:lsdException w:name="Medium Shading 2" w:uiPriority="64"/>
-    <w:lsdException w:name="Medium List 1" w:uiPriority="65"/>
-    <w:lsdException w:name="Medium List 2" w:uiPriority="66"/>
-    <w:lsdException w:name="Medium Grid 1" w:uiPriority="67"/>
-    <w:lsdException w:name="Medium Grid 2" w:uiPriority="68"/>
-    <w:lsdException w:name="Medium Grid 3" w:uiPriority="69"/>
-    <w:lsdException w:name="Dark List" w:uiPriority="70"/>
-    <w:lsdException w:name="Colorful Shading" w:uiPriority="71"/>
-    <w:lsdException w:name="Colorful List" w:uiPriority="72"/>
-    <w:lsdException w:name="Colorful Grid" w:uiPriority="73"/>
-    <w:lsdException w:name="Light Shading Accent 1" w:uiPriority="60"/>
-    <w:lsdException w:name="Light List Accent 1" w:uiPriority="61"/>
-    <w:lsdException w:name="Light Grid Accent 1" w:uiPriority="62"/>
-    <w:lsdException w:name="Medium Shading 1 Accent 1" w:uiPriority="63"/>
-    <w:lsdException w:name="Medium Shading 2 Accent 1" w:uiPriority="64"/>
-    <w:lsdException w:name="Medium List 1 Accent 1" w:uiPriority="65"/>
-    <w:lsdException w:name="Revision" w:semiHidden="1"/>
-    <w:lsdException w:name="List Paragraph" w:uiPriority="34" w:qFormat="1"/>
-    <w:lsdException w:name="Quote" w:uiPriority="29" w:qFormat="1"/>
-    <w:lsdException w:name="Intense Quote" w:uiPriority="30" w:qFormat="1"/>
-    <w:lsdException w:name="Medium List 2 Accent 1" w:uiPriority="66"/>
-    <w:lsdException w:name="Medium Grid 1 Accent 1" w:uiPriority="67"/>
-    <w:lsdException w:name="Medium Grid 2 Accent 1" w:uiPriority="68"/>
-    <w:lsdException w:name="Medium Grid 3 Accent 1" w:uiPriority="69"/>
-    <w:lsdException w:name="Dark List Accent 1" w:uiPriority="70"/>
-    <w:lsdException w:name="Colorful Shading Accent 1" w:uiPriority="71"/>
-    <w:lsdException w:name="Colorful List Accent 1" w:uiPriority="72"/>
-    <w:lsdException w:name="Colorful Grid Accent 1" w:uiPriority="73"/>
-    <w:lsdException w:name="Light Shading Accent 2" w:uiPriority="60"/>
-    <w:lsdException w:name="Light List Accent 2" w:uiPriority="61"/>
-    <w:lsdException w:name="Light Grid Accent 2" w:uiPriority="62"/>
-    <w:lsdException w:name="Medium Shading 1 Accent 2" w:uiPriority="63"/>
-    <w:lsdException w:name="Medium Shading 2 Accent 2" w:uiPriority="64"/>
-    <w:lsdException w:name="Medium List 1 Accent 2" w:uiPriority="65"/>
-    <w:lsdException w:name="Medium List 2 Accent 2" w:uiPriority="66"/>
-    <w:lsdException w:name="Medium Grid 1 Accent 2" w:uiPriority="67"/>
-    <w:lsdException w:name="Medium Grid 2 Accent 2" w:uiPriority="68"/>
-    <w:lsdException w:name="Medium Grid 3 Accent 2" w:uiPriority="69"/>
-    <w:lsdException w:name="Dark List Accent 2" w:uiPriority="70"/>
-    <w:lsdException w:name="Colorful Shading Accent 2" w:uiPriority="71"/>
-    <w:lsdException w:name="Colorful List Accent 2" w:uiPriority="72"/>
-    <w:lsdException w:name="Colorful Grid Accent 2" w:uiPriority="73"/>
-    <w:lsdException w:name="Light Shading Accent 3" w:uiPriority="60"/>
-    <w:lsdException w:name="Light List Accent 3" w:uiPriority="61"/>
-    <w:lsdException w:name="Light Grid Accent 3" w:uiPriority="62"/>
-    <w:lsdException w:name="Medium Shading 1 Accent 3" w:uiPriority="63"/>
-    <w:lsdException w:name="Medium Shading 2 Accent 3" w:uiPriority="64"/>
-    <w:lsdException w:name="Medium List 1 Accent 3" w:uiPriority="65"/>
-    <w:lsdException w:name="Medium List 2 Accent 3" w:uiPriority="66"/>
-    <w:lsdException w:name="Medium Grid 1 Accent 3" w:uiPriority="67"/>
-    <w:lsdException w:name="Medium Grid 2 Accent 3" w:uiPriority="68"/>
-    <w:lsdException w:name="Medium Grid 3 Accent 3" w:uiPriority="69"/>
-    <w:lsdException w:name="Dark List Accent 3" w:uiPriority="70"/>
-    <w:lsdException w:name="Colorful Shading Accent 3" w:uiPriority="71"/>
-    <w:lsdException w:name="Colorful List Accent 3" w:uiPriority="72"/>
-    <w:lsdException w:name="Colorful Grid Accent 3" w:uiPriority="73"/>
-    <w:lsdException w:name="Light Shading Accent 4" w:uiPriority="60"/>
-    <w:lsdException w:name="Light List Accent 4" w:uiPriority="61"/>
-    <w:lsdException w:name="Light Grid Accent 4" w:uiPriority="62"/>
-    <w:lsdException w:name="Medium Shading 1 Accent 4" w:uiPriority="63"/>
-    <w:lsdException w:name="Medium Shading 2 Accent 4" w:uiPriority="64"/>
-    <w:lsdException w:name="Medium List 1 Accent 4" w:uiPriority="65"/>
-    <w:lsdException w:name="Medium List 2 Accent 4" w:uiPriority="66"/>
-    <w:lsdException w:name="Medium Grid 1 Accent 4" w:uiPriority="67"/>
-    <w:lsdException w:name="Medium Grid 2 Accent 4" w:uiPriority="68"/>
-    <w:lsdException w:name="Medium Grid 3 Accent 4" w:uiPriority="69"/>
-    <w:lsdException w:name="Dark List Accent 4" w:uiPriority="70"/>
-    <w:lsdException w:name="Colorful Shading Accent 4" w:uiPriority="71"/>
-    <w:lsdException w:name="Colorful List Accent 4" w:uiPriority="72"/>
-    <w:lsdException w:name="Colorful Grid Accent 4" w:uiPriority="73"/>
-    <w:lsdException w:name="Light Shading Accent 5" w:uiPriority="60"/>
-    <w:lsdException w:name="Light List Accent 5" w:uiPriority="61"/>
-    <w:lsdException w:name="Light Grid Accent 5" w:uiPriority="62"/>
-    <w:lsdException w:name="Medium Shading 1 Accent 5" w:uiPriority="63"/>
-    <w:lsdException w:name="Medium Shading 2 Accent 5" w:uiPriority="64"/>
-    <w:lsdException w:name="Medium List 1 Accent 5" w:uiPriority="65"/>
-    <w:lsdException w:name="Medium List 2 Accent 5" w:uiPriority="66"/>
-    <w:lsdException w:name="Medium Grid 1 Accent 5" w:uiPriority="67"/>
-    <w:lsdException w:name="Medium Grid 2 Accent 5" w:uiPriority="68"/>
-    <w:lsdException w:name="Medium Grid 3 Accent 5" w:uiPriority="69"/>
-    <w:lsdException w:name="Dark List Accent 5" w:uiPriority="70"/>
-    <w:lsdException w:name="Colorful Shading Accent 5" w:uiPriority="71"/>
-    <w:lsdException w:name="Colorful List Accent 5" w:uiPriority="72"/>
-    <w:lsdException w:name="Colorful Grid Accent 5" w:uiPriority="73"/>
-    <w:lsdException w:name="Light Shading Accent 6" w:uiPriority="60"/>
-    <w:lsdException w:name="Light List Accent 6" w:uiPriority="61"/>
-    <w:lsdException w:name="Light Grid Accent 6" w:uiPriority="62"/>
-    <w:lsdException w:name="Medium Shading 1 Accent 6" w:uiPriority="63"/>
-    <w:lsdException w:name="Medium Shading 2 Accent 6" w:uiPriority="64"/>
-    <w:lsdException w:name="Medium List 1 Accent 6" w:uiPriority="65"/>
-    <w:lsdException w:name="Medium List 2 Accent 6" w:uiPriority="66"/>
-    <w:lsdException w:name="Medium Grid 1 Accent 6" w:uiPriority="67"/>
-    <w:lsdException w:name="Medium Grid 2 Accent 6" w:uiPriority="68"/>
-    <w:lsdException w:name="Medium Grid 3 Accent 6" w:uiPriority="69"/>
-    <w:lsdException w:name="Dark List Accent 6" w:uiPriority="70"/>
-    <w:lsdException w:name="Colorful Shading Accent 6" w:uiPriority="71"/>
-    <w:lsdException w:name="Colorful List Accent 6" w:uiPriority="72"/>
-    <w:lsdException w:name="Colorful Grid Accent 6" w:uiPriority="73"/>
-    <w:lsdException w:name="Subtle Emphasis" w:uiPriority="19" w:qFormat="1"/>
-    <w:lsdException w:name="Intense Emphasis" w:uiPriority="21" w:qFormat="1"/>
-    <w:lsdException w:name="Subtle Reference" w:uiPriority="31" w:qFormat="1"/>
-    <w:lsdException w:name="Intense Reference" w:uiPriority="32" w:qFormat="1"/>
-    <w:lsdException w:name="Book Title" w:uiPriority="33" w:qFormat="1"/>
-    <w:lsdException w:name="Bibliography" w:semiHidden="1" w:uiPriority="37" w:unhideWhenUsed="1"/>
-    <w:lsdException w:name="TOC Heading" w:semiHidden="1" w:uiPriority="39" w:unhideWhenUsed="1" w:qFormat="1"/>
-    <w:lsdException w:name="Plain Table 1" w:uiPriority="41"/>
-    <w:lsdException w:name="Plain Table 2" w:uiPriority="42"/>
-    <w:lsdException w:name="Plain Table 3" w:uiPriority="43"/>
-    <w:lsdException w:name="Plain Table 4" w:uiPriority="44"/>
-    <w:lsdException w:name="Plain Table 5" w:uiPriority="45"/>
-    <w:lsdException w:name="Grid Table Light" w:uiPriority="40"/>
-    <w:lsdException w:name="Grid Table 1 Light" w:uiPriority="46"/>
-    <w:lsdException w:name="Grid Table 2" w:uiPriority="47"/>
-    <w:lsdException w:name="Grid Table 3" w:uiPriority="48"/>
-    <w:lsdException w:name="Grid Table 4" w:uiPriority="49"/>
-    <w:lsdException w:name="Grid Table 5 Dark" w:uiPriority="50"/>
-    <w:lsdException w:name="Grid Table 6 Colorful" w:uiPriority="51"/>
-    <w:lsdException w:name="Grid Table 7 Colorful" w:uiPriority="52"/>
-    <w:lsdException w:name="Grid Table 1 Light Accent 1" w:uiPriority="46"/>
-    <w:lsdException w:name="Grid Table 2 Accent 1" w:uiPriority="47"/>
-    <w:lsdException w:name="Grid Table 3 Accent 1" w:uiPriority="48"/>
-    <w:lsdException w:name="Grid Table 4 Accent 1" w:uiPriority="49"/>
-    <w:lsdException w:name="Grid Table 5 Dark Accent 1" w:uiPriority="50"/>
-    <w:lsdException w:name="Grid Table 6 Colorful Accent 1" w:uiPriority="51"/>
-    <w:lsdException w:name="Grid Table 7 Colorful Accent 1" w:uiPriority="52"/>
-    <w:lsdException w:name="Grid Table 1 Light Accent 2" w:uiPriority="46"/>
-    <w:lsdException w:name="Grid Table 2 Accent 2" w:uiPriority="47"/>
-    <w:lsdException w:name="Grid Table 3 Accent 2" w:uiPriority="48"/>
-    <w:lsdException w:name="Grid Table 4 Accent 2" w:uiPriority="49"/>
-    <w:lsdException w:name="Grid Table 5 Dark Accent 2" w:uiPriority="50"/>
-    <w:lsdException w:name="Grid Table 6 Colorful Accent 2" w:uiPriority="51"/>
-    <w:lsdException w:name="Grid Table 7 Colorful Accent 2" w:uiPriority="52"/>
-    <w:lsdException w:name="Grid Table 1 Light Accent 3" w:uiPriority="46"/>
-    <w:lsdException w:name="Grid Table 2 Accent 3" w:uiPriority="47"/>
-    <w:lsdException w:name="Grid Table 3 Accent 3" w:uiPriority="48"/>
-    <w:lsdException w:name="Grid Table 4 Accent 3" w:uiPriority="49"/>
-    <w:lsdException w:name="Grid Table 5 Dark Accent 3" w:uiPriority="50"/>
-    <w:lsdException w:name="Grid Table 6 Colorful Accent 3" w:uiPriority="51"/>
-    <w:lsdException w:name="Grid Table 7 Colorful Accent 3" w:uiPriority="52"/>
-    <w:lsdException w:name="Grid Table 1 Light Accent 4" w:uiPriority="46"/>
-    <w:lsdException w:name="Grid Table 2 Accent 4" w:uiPriority="47"/>
-    <w:lsdException w:name="Grid Table 3 Accent 4" w:uiPriority="48"/>
-    <w:lsdException w:name="Grid Table 4 Accent 4" w:uiPriority="49"/>
-    <w:lsdException w:name="Grid Table 5 Dark Accent 4" w:uiPriority="50"/>
-    <w:lsdException w:name="Grid Table 6 Colorful Accent 4" w:uiPriority="51"/>
-    <w:lsdException w:name="Grid Table 7 Colorful Accent 4" w:uiPriority="52"/>
-    <w:lsdException w:name="Grid Table 1 Light Accent 5" w:uiPriority="46"/>
-    <w:lsdException w:name="Grid Table 2 Accent 5" w:uiPriority="47"/>
-    <w:lsdException w:name="Grid Table 3 Accent 5" w:uiPriority="48"/>
-    <w:lsdException w:name="Grid Table 4 Accent 5" w:uiPriority="49"/>
-    <w:lsdException w:name="Grid Table 5 Dark Accent 5" w:uiPriority="50"/>
-    <w:lsdException w:name="Grid Table 6 Colorful Accent 5" w:uiPriority="51"/>
-    <w:lsdException w:name="Grid Table 7 Colorful Accent 5" w:uiPriority="52"/>
-    <w:lsdException w:name="Grid Table 1 Light Accent 6" w:uiPriority="46"/>
-    <w:lsdException w:name="Grid Table 2 Accent 6" w:uiPriority="47"/>
-    <w:lsdException w:name="Grid Table 3 Accent 6" w:uiPriority="48"/>
-    <w:lsdException w:name="Grid Table 4 Accent 6" w:uiPriority="49"/>
-    <w:lsdException w:name="Grid Table 5 Dark Accent 6" w:uiPriority="50"/>
-    <w:lsdException w:name="Grid Table 6 Colorful Accent 6" w:uiPriority="51"/>
-    <w:lsdException w:name="Grid Table 7 Colorful Accent 6" w:uiPriority="52"/>
-    <w:lsdException w:name="List Table 1 Light" w:uiPriority="46"/>
-    <w:lsdException w:name="List Table 2" w:uiPriority="47"/>
-    <w:lsdException w:name="List Table 3" w:uiPriority="48"/>
-    <w:lsdException w:name="List Table 4" w:uiPriority="49"/>
-    <w:lsdException w:name="List Table 5 Dark" w:uiPriority="50"/>
-    <w:lsdException w:name="List Table 6 Colorful" w:uiPriority="51"/>
-    <w:lsdException w:name="List Table 7 Colorful" w:uiPriority="52"/>
-    <w:lsdException w:name="List Table 1 Light Accent 1" w:uiPriority="46"/>
-    <w:lsdException w:name="List Table 2 Accent 1" w:uiPriority="47"/>
-    <w:lsdException w:name="List Table 3 Accent 1" w:uiPriority="48"/>
-    <w:lsdException w:name="List Table 4 Accent 1" w:uiPriority="49"/>
-    <w:lsdException w:name="List Table 5 Dark Accent 1" w:uiPriority="50"/>
-    <w:lsdException w:name="List Table 6 Colorful Accent 1" w:uiPriority="51"/>
-    <w:lsdException w:name="List Table 7 Colorful Accent 1" w:uiPriority="52"/>
-    <w:lsdException w:name="List Table 1 Light Accent 2" w:uiPriority="46"/>
-    <w:lsdException w:name="List Table 2 Accent 2" w:uiPriority="47"/>
-    <w:lsdException w:name="List Table 3 Accent 2" w:uiPriority="48"/>
-    <w:lsdException w:name="List Table 4 Accent 2" w:uiPriority="49"/>
-    <w:lsdException w:name="List Table 5 Dark Accent 2" w:uiPriority="50"/>
-    <w:lsdException w:name="List Table 6 Colorful Accent 2" w:uiPriority="51"/>
-    <w:lsdException w:name="List Table 7 Colorful Accent 2" w:uiPriority="52"/>
-    <w:lsdException w:name="List Table 1 Light Accent 3" w:uiPriority="46"/>
-    <w:lsdException w:name="List Table 2 Accent 3" w:uiPriority="47"/>
-    <w:lsdException w:name="List Table 3 Accent 3" w:uiPriority="48"/>
-    <w:lsdException w:name="List Table 4 Accent 3" w:uiPriority="49"/>
-    <w:lsdException w:name="List Table 5 Dark Accent 3" w:uiPriority="50"/>
-    <w:lsdException w:name="List Table 6 Colorful Accent 3" w:uiPriority="51"/>
-    <w:lsdException w:name="List Table 7 Colorful Accent 3" w:uiPriority="52"/>
-    <w:lsdException w:name="List Table 1 Light Accent 4" w:uiPriority="46"/>
-    <w:lsdException w:name="List Table 2 Accent 4" w:uiPriority="47"/>
-    <w:lsdException w:name="List Table 3 Accent 4" w:uiPriority="48"/>
-    <w:lsdException w:name="List Table 4 Accent 4" w:uiPriority="49"/>
-    <w:lsdException w:name="List Table 5 Dark Accent 4" w:uiPriority="50"/>
-    <w:lsdException w:name="List Table 6 Colorful Accent 4" w:uiPriority="51"/>
-    <w:lsdException w:name="List Table 7 Colorful Accent 4" w:uiPriority="52"/>
-    <w:lsdException w:name="List Table 1 Light Accent 5" w:uiPriority="46"/>
-    <w:lsdException w:name="List Table 2 Accent 5" w:uiPriority="47"/>
-    <w:lsdException w:name="List Table 3 Accent 5" w:uiPriority="48"/>
-    <w:lsdException w:name="List Table 4 Accent 5" w:uiPriority="49"/>
-    <w:lsdException w:name="List Table 5 Dark Accent 5" w:uiPriority="50"/>
-    <w:lsdException w:name="List Table 6 Colorful Accent 5" w:uiPriority="51"/>
-    <w:lsdException w:name="List Table 7 Colorful Accent 5" w:uiPriority="52"/>
-    <w:lsdException w:name="List Table 1 Light Accent 6" w:uiPriority="46"/>
-    <w:lsdException w:name="List Table 2 Accent 6" w:uiPriority="47"/>
-    <w:lsdException w:name="List Table 3 Accent 6" w:uiPriority="48"/>
-    <w:lsdException w:name="List Table 4 Accent 6" w:uiPriority="49"/>
-    <w:lsdException w:name="List Table 5 Dark Accent 6" w:uiPriority="50"/>
-    <w:lsdException w:name="List Table 6 Colorful Accent 6" w:uiPriority="51"/>
-    <w:lsdException w:name="List Table 7 Colorful Accent 6" w:uiPriority="52"/>
-    <w:lsdException w:name="Mention" w:semiHidden="1" w:unhideWhenUsed="1"/>
-    <w:lsdException w:name="Smart Hyperlink" w:semiHidden="1" w:unhideWhenUsed="1"/>
-    <w:lsdException w:name="Hashtag" w:semiHidden="1" w:unhideWhenUsed="1"/>
-    <w:lsdException w:name="Unresolved Mention" w:semiHidden="1" w:unhideWhenUsed="1"/>
-    <w:lsdException w:name="Smart Link" w:semiHidden="1" w:unhideWhenUsed="1"/>
+  <w:latentStyles w:defLockedState="0" w:defUIPriority="99" w:defSemiHidden="1" w:defUnhideWhenUsed="1" w:defQFormat="0" w:count="267">
+    <w:lsdException w:name="Normal" w:semiHidden="0" w:uiPriority="0" w:unhideWhenUsed="0" w:qFormat="1"/>
+    <w:lsdException w:name="heading 1" w:semiHidden="0" w:uiPriority="9" w:unhideWhenUsed="0" w:qFormat="1"/>
+    <w:lsdException w:name="heading 2" w:uiPriority="9" w:qFormat="1"/>
+    <w:lsdException w:name="heading 3" w:uiPriority="9" w:qFormat="1"/>
+    <w:lsdException w:name="heading 4" w:uiPriority="9" w:qFormat="1"/>
+    <w:lsdException w:name="heading 5" w:uiPriority="9" w:qFormat="1"/>
+    <w:lsdException w:name="heading 6" w:uiPriority="9" w:qFormat="1"/>
+    <w:lsdException w:name="heading 7" w:uiPriority="9" w:qFormat="1"/>
+    <w:lsdException w:name="heading 8" w:uiPriority="9" w:qFormat="1"/>
+    <w:lsdException w:name="heading 9" w:uiPriority="9" w:qFormat="1"/>
+    <w:lsdException w:name="toc 1" w:uiPriority="39"/>
+    <w:lsdException w:name="toc 2" w:uiPriority="39"/>
+    <w:lsdException w:name="toc 3" w:uiPriority="39"/>
+    <w:lsdException w:name="toc 4" w:uiPriority="39"/>
+    <w:lsdException w:name="toc 5" w:uiPriority="39"/>
+    <w:lsdException w:name="toc 6" w:uiPriority="39"/>
+    <w:lsdException w:name="toc 7" w:uiPriority="39"/>
+    <w:lsdException w:name="toc 8" w:uiPriority="39"/>
+    <w:lsdException w:name="toc 9" w:uiPriority="39"/>
+    <w:lsdException w:name="caption" w:uiPriority="35" w:qFormat="1"/>
+    <w:lsdException w:name="Title" w:semiHidden="0" w:uiPriority="10" w:unhideWhenUsed="0" w:qFormat="1"/>
+    <w:lsdException w:name="Default Paragraph Font" w:uiPriority="1"/>
+    <w:lsdException w:name="Subtitle" w:semiHidden="0" w:uiPriority="11" w:unhideWhenUsed="0" w:qFormat="1"/>
+    <w:lsdException w:name="Strong" w:semiHidden="0" w:uiPriority="22" w:unhideWhenUsed="0" w:qFormat="1"/>
+    <w:lsdException w:name="Emphasis" w:semiHidden="0" w:uiPriority="20" w:unhideWhenUsed="0" w:qFormat="1"/>
+    <w:lsdException w:name="Table Grid" w:uiPriority="59"/>
+    <w:lsdException w:name="Placeholder Text" w:unhideWhenUsed="0"/>
+    <w:lsdException w:name="No Spacing" w:semiHidden="0" w:uiPriority="1" w:unhideWhenUsed="0" w:qFormat="1"/>
+    <w:lsdException w:name="Light Shading" w:semiHidden="0" w:uiPriority="60" w:unhideWhenUsed="0"/>
+    <w:lsdException w:name="Light List" w:semiHidden="0" w:uiPriority="61" w:unhideWhenUsed="0"/>
+    <w:lsdException w:name="Light Grid" w:semiHidden="0" w:uiPriority="62" w:unhideWhenUsed="0"/>
+    <w:lsdException w:name="Medium Shading 1" w:semiHidden="0" w:uiPriority="63" w:unhideWhenUsed="0"/>
+    <w:lsdException w:name="Medium Shading 2" w:semiHidden="0" w:uiPriority="64" w:unhideWhenUsed="0"/>
+    <w:lsdException w:name="Medium List 1" w:semiHidden="0" w:uiPriority="65" w:unhideWhenUsed="0"/>
+    <w:lsdException w:name="Medium List 2" w:semiHidden="0" w:uiPriority="66" w:unhideWhenUsed="0"/>
+    <w:lsdException w:name="Medium Grid 1" w:semiHidden="0" w:uiPriority="67" w:unhideWhenUsed="0"/>
+    <w:lsdException w:name="Medium Grid 2" w:semiHidden="0" w:uiPriority="68" w:unhideWhenUsed="0"/>
+    <w:lsdException w:name="Medium Grid 3" w:semiHidden="0" w:uiPriority="69" w:unhideWhenUsed="0"/>
+    <w:lsdException w:name="Dark List" w:semiHidden="0" w:uiPriority="70" w:unhideWhenUsed="0"/>
+    <w:lsdException w:name="Colorful Shading" w:semiHidden="0" w:uiPriority="71" w:unhideWhenUsed="0"/>
+    <w:lsdException w:name="Colorful List" w:semiHidden="0" w:uiPriority="72" w:unhideWhenUsed="0"/>
+    <w:lsdException w:name="Colorful Grid" w:semiHidden="0" w:uiPriority="73" w:unhideWhenUsed="0"/>
+    <w:lsdException w:name="Light Shading Accent 1" w:semiHidden="0" w:uiPriority="60" w:unhideWhenUsed="0"/>
+    <w:lsdException w:name="Light List Accent 1" w:semiHidden="0" w:uiPriority="61" w:unhideWhenUsed="0"/>
+    <w:lsdException w:name="Light Grid Accent 1" w:semiHidden="0" w:uiPriority="62" w:unhideWhenUsed="0"/>
+    <w:lsdException w:name="Medium Shading 1 Accent 1" w:semiHidden="0" w:uiPriority="63" w:unhideWhenUsed="0"/>
+    <w:lsdException w:name="Medium Shading 2 Accent 1" w:semiHidden="0" w:uiPriority="64" w:unhideWhenUsed="0"/>
+    <w:lsdException w:name="Medium List 1 Accent 1" w:semiHidden="0" w:uiPriority="65" w:unhideWhenUsed="0"/>
+    <w:lsdException w:name="Revision" w:unhideWhenUsed="0"/>
+    <w:lsdException w:name="List Paragraph" w:semiHidden="0" w:uiPriority="34" w:unhideWhenUsed="0" w:qFormat="1"/>
+    <w:lsdException w:name="Quote" w:semiHidden="0" w:uiPriority="29" w:unhideWhenUsed="0" w:qFormat="1"/>
+    <w:lsdException w:name="Intense Quote" w:semiHidden="0" w:uiPriority="30" w:unhideWhenUsed="0" w:qFormat="1"/>
+    <w:lsdException w:name="Medium List 2 Accent 1" w:semiHidden="0" w:uiPriority="66" w:unhideWhenUsed="0"/>
+    <w:lsdException w:name="Medium Grid 1 Accent 1" w:semiHidden="0" w:uiPriority="67" w:unhideWhenUsed="0"/>
+    <w:lsdException w:name="Medium Grid 2 Accent 1" w:semiHidden="0" w:uiPriority="68" w:unhideWhenUsed="0"/>
+    <w:lsdException w:name="Medium Grid 3 Accent 1" w:semiHidden="0" w:uiPriority="69" w:unhideWhenUsed="0"/>
+    <w:lsdException w:name="Dark List Accent 1" w:semiHidden="0" w:uiPriority="70" w:unhideWhenUsed="0"/>
+    <w:lsdException w:name="Colorful Shading Accent 1" w:semiHidden="0" w:uiPriority="71" w:unhideWhenUsed="0"/>
+    <w:lsdException w:name="Colorful List Accent 1" w:semiHidden="0" w:uiPriority="72" w:unhideWhenUsed="0"/>
+    <w:lsdException w:name="Colorful Grid Accent 1" w:semiHidden="0" w:uiPriority="73" w:unhideWhenUsed="0"/>
+    <w:lsdException w:name="Light Shading Accent 2" w:semiHidden="0" w:uiPriority="60" w:unhideWhenUsed="0"/>
+    <w:lsdException w:name="Light List Accent 2" w:semiHidden="0" w:uiPriority="61" w:unhideWhenUsed="0"/>
+    <w:lsdException w:name="Light Grid Accent 2" w:semiHidden="0" w:uiPriority="62" w:unhideWhenUsed="0"/>
+    <w:lsdException w:name="Medium Shading 1 Accent 2" w:semiHidden="0" w:uiPriority="63" w:unhideWhenUsed="0"/>
+    <w:lsdException w:name="Medium Shading 2 Accent 2" w:semiHidden="0" w:uiPriority="64" w:unhideWhenUsed="0"/>
+    <w:lsdException w:name="Medium List 1 Accent 2" w:semiHidden="0" w:uiPriority="65" w:unhideWhenUsed="0"/>
+    <w:lsdException w:name="Medium List 2 Accent 2" w:semiHidden="0" w:uiPriority="66" w:unhideWhenUsed="0"/>
+    <w:lsdException w:name="Medium Grid 1 Accent 2" w:semiHidden="0" w:uiPriority="67" w:unhideWhenUsed="0"/>
+    <w:lsdException w:name="Medium Grid 2 Accent 2" w:semiHidden="0" w:uiPriority="68" w:unhideWhenUsed="0"/>
+    <w:lsdException w:name="Medium Grid 3 Accent 2" w:semiHidden="0" w:uiPriority="69" w:unhideWhenUsed="0"/>
+    <w:lsdException w:name="Dark List Accent 2" w:semiHidden="0" w:uiPriority="70" w:unhideWhenUsed="0"/>
+    <w:lsdException w:name="Colorful Shading Accent 2" w:semiHidden="0" w:uiPriority="71" w:unhideWhenUsed="0"/>
+    <w:lsdException w:name="Colorful List Accent 2" w:semiHidden="0" w:uiPriority="72" w:unhideWhenUsed="0"/>
+    <w:lsdException w:name="Colorful Grid Accent 2" w:semiHidden="0" w:uiPriority="73" w:unhideWhenUsed="0"/>
+    <w:lsdException w:name="Light Shading Accent 3" w:semiHidden="0" w:uiPriority="60" w:unhideWhenUsed="0"/>
+    <w:lsdException w:name="Light List Accent 3" w:semiHidden="0" w:uiPriority="61" w:unhideWhenUsed="0"/>
+    <w:lsdException w:name="Light Grid Accent 3" w:semiHidden="0" w:uiPriority="62" w:unhideWhenUsed="0"/>
+    <w:lsdException w:name="Medium Shading 1 Accent 3" w:semiHidden="0" w:uiPriority="63" w:unhideWhenUsed="0"/>
+    <w:lsdException w:name="Medium Shading 2 Accent 3" w:semiHidden="0" w:uiPriority="64" w:unhideWhenUsed="0"/>
+    <w:lsdException w:name="Medium List 1 Accent 3" w:semiHidden="0" w:uiPriority="65" w:unhideWhenUsed="0"/>
+    <w:lsdException w:name="Medium List 2 Accent 3" w:semiHidden="0" w:uiPriority="66" w:unhideWhenUsed="0"/>
+    <w:lsdException w:name="Medium Grid 1 Accent 3" w:semiHidden="0" w:uiPriority="67" w:unhideWhenUsed="0"/>
+    <w:lsdException w:name="Medium Grid 2 Accent 3" w:semiHidden="0" w:uiPriority="68" w:unhideWhenUsed="0"/>
+    <w:lsdException w:name="Medium Grid 3 Accent 3" w:semiHidden="0" w:uiPriority="69" w:unhideWhenUsed="0"/>
+    <w:lsdException w:name="Dark List Accent 3" w:semiHidden="0" w:uiPriority="70" w:unhideWhenUsed="0"/>
+    <w:lsdException w:name="Colorful Shading Accent 3" w:semiHidden="0" w:uiPriority="71" w:unhideWhenUsed="0"/>
+    <w:lsdException w:name="Colorful List Accent 3" w:semiHidden="0" w:uiPriority="72" w:unhideWhenUsed="0"/>
+    <w:lsdException w:name="Colorful Grid Accent 3" w:semiHidden="0" w:uiPriority="73" w:unhideWhenUsed="0"/>
+    <w:lsdException w:name="Light Shading Accent 4" w:semiHidden="0" w:uiPriority="60" w:unhideWhenUsed="0"/>
+    <w:lsdException w:name="Light List Accent 4" w:semiHidden="0" w:uiPriority="61" w:unhideWhenUsed="0"/>
+    <w:lsdException w:name="Light Grid Accent 4" w:semiHidden="0" w:uiPriority="62" w:unhideWhenUsed="0"/>
+    <w:lsdException w:name="Medium Shading 1 Accent 4" w:semiHidden="0" w:uiPriority="63" w:unhideWhenUsed="0"/>
+    <w:lsdException w:name="Medium Shading 2 Accent 4" w:semiHidden="0" w:uiPriority="64" w:unhideWhenUsed="0"/>
+    <w:lsdException w:name="Medium List 1 Accent 4" w:semiHidden="0" w:uiPriority="65" w:unhideWhenUsed="0"/>
+    <w:lsdException w:name="Medium List 2 Accent 4" w:semiHidden="0" w:uiPriority="66" w:unhideWhenUsed="0"/>
+    <w:lsdException w:name="Medium Grid 1 Accent 4" w:semiHidden="0" w:uiPriority="67" w:unhideWhenUsed="0"/>
+    <w:lsdException w:name="Medium Grid 2 Accent 4" w:semiHidden="0" w:uiPriority="68" w:unhideWhenUsed="0"/>
+    <w:lsdException w:name="Medium Grid 3 Accent 4" w:semiHidden="0" w:uiPriority="69" w:unhideWhenUsed="0"/>
+    <w:lsdException w:name="Dark List Accent 4" w:semiHidden="0" w:uiPriority="70" w:unhideWhenUsed="0"/>
+    <w:lsdException w:name="Colorful Shading Accent 4" w:semiHidden="0" w:uiPriority="71" w:unhideWhenUsed="0"/>
+    <w:lsdException w:name="Colorful List Accent 4" w:semiHidden="0" w:uiPriority="72" w:unhideWhenUsed="0"/>
+    <w:lsdException w:name="Colorful Grid Accent 4" w:semiHidden="0" w:uiPriority="73" w:unhideWhenUsed="0"/>
+    <w:lsdException w:name="Light Shading Accent 5" w:semiHidden="0" w:uiPriority="60" w:unhideWhenUsed="0"/>
+    <w:lsdException w:name="Light List Accent 5" w:semiHidden="0" w:uiPriority="61" w:unhideWhenUsed="0"/>
+    <w:lsdException w:name="Light Grid Accent 5" w:semiHidden="0" w:uiPriority="62" w:unhideWhenUsed="0"/>
+    <w:lsdException w:name="Medium Shading 1 Accent 5" w:semiHidden="0" w:uiPriority="63" w:unhideWhenUsed="0"/>
+    <w:lsdException w:name="Medium Shading 2 Accent 5" w:semiHidden="0" w:uiPriority="64" w:unhideWhenUsed="0"/>
+    <w:lsdException w:name="Medium List 1 Accent 5" w:semiHidden="0" w:uiPriority="65" w:unhideWhenUsed="0"/>
+    <w:lsdException w:name="Medium List 2 Accent 5" w:semiHidden="0" w:uiPriority="66" w:unhideWhenUsed="0"/>
+    <w:lsdException w:name="Medium Grid 1 Accent 5" w:semiHidden="0" w:uiPriority="67" w:unhideWhenUsed="0"/>
+    <w:lsdException w:name="Medium Grid 2 Accent 5" w:semiHidden="0" w:uiPriority="68" w:unhideWhenUsed="0"/>
+    <w:lsdException w:name="Medium Grid 3 Accent 5" w:semiHidden="0" w:uiPriority="69" w:unhideWhenUsed="0"/>
+    <w:lsdException w:name="Dark List Accent 5" w:semiHidden="0" w:uiPriority="70" w:unhideWhenUsed="0"/>
+    <w:lsdException w:name="Colorful Shading Accent 5" w:semiHidden="0" w:uiPriority="71" w:unhideWhenUsed="0"/>
+    <w:lsdException w:name="Colorful List Accent 5" w:semiHidden="0" w:uiPriority="72" w:unhideWhenUsed="0"/>
+    <w:lsdException w:name="Colorful Grid Accent 5" w:semiHidden="0" w:uiPriority="73" w:unhideWhenUsed="0"/>
+    <w:lsdException w:name="Light Shading Accent 6" w:semiHidden="0" w:uiPriority="60" w:unhideWhenUsed="0"/>
+    <w:lsdException w:name="Light List Accent 6" w:semiHidden="0" w:uiPriority="61" w:unhideWhenUsed="0"/>
+    <w:lsdException w:name="Light Grid Accent 6" w:semiHidden="0" w:uiPriority="62" w:unhideWhenUsed="0"/>
+    <w:lsdException w:name="Medium Shading 1 Accent 6" w:semiHidden="0" w:uiPriority="63" w:unhideWhenUsed="0"/>
+    <w:lsdException w:name="Medium Shading 2 Accent 6" w:semiHidden="0" w:uiPriority="64" w:unhideWhenUsed="0"/>
+    <w:lsdException w:name="Medium List 1 Accent 6" w:semiHidden="0" w:uiPriority="65" w:unhideWhenUsed="0"/>
+    <w:lsdException w:name="Medium List 2 Accent 6" w:semiHidden="0" w:uiPriority="66" w:unhideWhenUsed="0"/>
+    <w:lsdException w:name="Medium Grid 1 Accent 6" w:semiHidden="0" w:uiPriority="67" w:unhideWhenUsed="0"/>
+    <w:lsdException w:name="Medium Grid 2 Accent 6" w:semiHidden="0" w:uiPriority="68" w:unhideWhenUsed="0"/>
+    <w:lsdException w:name="Medium Grid 3 Accent 6" w:semiHidden="0" w:uiPriority="69" w:unhideWhenUsed="0"/>
+    <w:lsdException w:name="Dark List Accent 6" w:semiHidden="0" w:uiPriority="70" w:unhideWhenUsed="0"/>
+    <w:lsdException w:name="Colorful Shading Accent 6" w:semiHidden="0" w:uiPriority="71" w:unhideWhenUsed="0"/>
+    <w:lsdException w:name="Colorful List Accent 6" w:semiHidden="0" w:uiPriority="72" w:unhideWhenUsed="0"/>
+    <w:lsdException w:name="Colorful Grid Accent 6" w:semiHidden="0" w:uiPriority="73" w:unhideWhenUsed="0"/>
+    <w:lsdException w:name="Subtle Emphasis" w:semiHidden="0" w:uiPriority="19" w:unhideWhenUsed="0" w:qFormat="1"/>
+    <w:lsdException w:name="Intense Emphasis" w:semiHidden="0" w:uiPriority="21" w:unhideWhenUsed="0" w:qFormat="1"/>
+    <w:lsdException w:name="Subtle Reference" w:semiHidden="0" w:uiPriority="31" w:unhideWhenUsed="0" w:qFormat="1"/>
+    <w:lsdException w:name="Intense Reference" w:semiHidden="0" w:uiPriority="32" w:unhideWhenUsed="0" w:qFormat="1"/>
+    <w:lsdException w:name="Book Title" w:semiHidden="0" w:uiPriority="33" w:unhideWhenUsed="0" w:qFormat="1"/>
+    <w:lsdException w:name="Bibliography" w:uiPriority="37"/>
+    <w:lsdException w:name="TOC Heading" w:uiPriority="39" w:qFormat="1"/>
+  </w:latentStyles>
+  <w:style w:type="paragraph" w:default="1" w:styleId="a">
+    <w:name w:val="Normal"/>
+    <w:qFormat/>
+  </w:style>
+  <w:style w:type="paragraph" w:styleId="2">
+    <w:name w:val="heading 2"/>
+    <w:basedOn w:val="a"/>
+    <w:next w:val="a"/>
+    <w:link w:val="20"/>
+    <w:uiPriority w:val="9"/>
+    <w:unhideWhenUsed/>
+    <w:qFormat/>
+    <w:rsid w:val="004B362D"/>
+    <w:pPr>
+      <w:keepNext/>
+      <w:keepLines/>
+      <w:spacing w:before="200" w:after="0"/>
+      <w:outlineLvl w:val="1"/>
+    </w:pPr>
+    <w:rPr>
+      <w:rFonts w:asciiTheme="majorHAnsi" w:eastAsiaTheme="majorEastAsia" w:hAnsiTheme="majorHAnsi" w:cstheme="majorBidi"/>
+      <w:b/>
+      <w:bCs/>
+      <w:color w:val="4F81BD" w:themeColor="accent1"/>
+      <w:sz w:val="26"/>
+      <w:szCs w:val="26"/>
+    </w:rPr>
+  </w:style>
+  <w:style w:type="paragraph" w:styleId="3">
+    <w:name w:val="heading 3"/>
+    <w:basedOn w:val="a"/>
+    <w:next w:val="a"/>
+    <w:link w:val="30"/>
+    <w:uiPriority w:val="9"/>
+    <w:unhideWhenUsed/>
+    <w:qFormat/>
+    <w:rsid w:val="004B362D"/>
+    <w:pPr>
+      <w:keepNext/>
+      <w:keepLines/>
+      <w:spacing w:before="200" w:after="0"/>
+      <w:outlineLvl w:val="2"/>
+    </w:pPr>
+    <w:rPr>
+      <w:rFonts w:asciiTheme="majorHAnsi" w:eastAsiaTheme="majorEastAsia" w:hAnsiTheme="majorHAnsi" w:cstheme="majorBidi"/>
+      <w:b/>
+      <w:bCs/>
+      <w:color w:val="4F81BD" w:themeColor="accent1"/>
+    </w:rPr>
+  </w:style>
+  <w:style w:type="character" w:default="1" w:styleId="a0">
+    <w:name w:val="Default Paragraph Font"/>
+    <w:uiPriority w:val="1"/>
+    <w:semiHidden/>
+    <w:unhideWhenUsed/>
+  </w:style>
+  <w:style w:type="table" w:default="1" w:styleId="a1">
+    <w:name w:val="Normal Table"/>
+    <w:uiPriority w:val="99"/>
+    <w:semiHidden/>
+    <w:unhideWhenUsed/>
+    <w:tblPr>
+      <w:tblInd w:w="0" w:type="dxa"/>
+      <w:tblCellMar>
+        <w:top w:w="0" w:type="dxa"/>
+        <w:left w:w="108" w:type="dxa"/>
+        <w:bottom w:w="0" w:type="dxa"/>
+        <w:right w:w="108" w:type="dxa"/>
+      </w:tblCellMar>
+    </w:tblPr>
+  </w:style>
+  <w:style w:type="numbering" w:default="1" w:styleId="a2">
+    <w:name w:val="No List"/>
+    <w:uiPriority w:val="99"/>
+    <w:semiHidden/>
+    <w:unhideWhenUsed/>
+  </w:style>
+  <w:style w:type="character" w:customStyle="1" w:styleId="20">
+    <w:name w:val="Заголовок 2 Знак"/>
+    <w:basedOn w:val="a0"/>
+    <w:link w:val="2"/>
+    <w:uiPriority w:val="9"/>
+    <w:rsid w:val="004B362D"/>
+    <w:rPr>
+      <w:rFonts w:asciiTheme="majorHAnsi" w:eastAsiaTheme="majorEastAsia" w:hAnsiTheme="majorHAnsi" w:cstheme="majorBidi"/>
+      <w:b/>
+      <w:bCs/>
+      <w:color w:val="4F81BD" w:themeColor="accent1"/>
+      <w:sz w:val="26"/>
+      <w:szCs w:val="26"/>
+    </w:rPr>
+  </w:style>
+  <w:style w:type="character" w:customStyle="1" w:styleId="30">
+    <w:name w:val="Заголовок 3 Знак"/>
+    <w:basedOn w:val="a0"/>
+    <w:link w:val="3"/>
+    <w:uiPriority w:val="9"/>
+    <w:rsid w:val="004B362D"/>
+    <w:rPr>
+      <w:rFonts w:asciiTheme="majorHAnsi" w:eastAsiaTheme="majorEastAsia" w:hAnsiTheme="majorHAnsi" w:cstheme="majorBidi"/>
+      <w:b/>
+      <w:bCs/>
+      <w:color w:val="4F81BD" w:themeColor="accent1"/>
+    </w:rPr>
+  </w:style>
+  <w:style w:type="character" w:styleId="a3">
+    <w:name w:val="Strong"/>
+    <w:basedOn w:val="a0"/>
+    <w:uiPriority w:val="22"/>
+    <w:qFormat/>
+    <w:rsid w:val="003E4B6C"/>
+    <w:rPr>
+      <w:b/>
+      <w:bCs/>
+    </w:rPr>
+  </w:style>
+  <w:style w:type="paragraph" w:styleId="a4">
+    <w:name w:val="Balloon Text"/>
+    <w:basedOn w:val="a"/>
+    <w:link w:val="a5"/>
+    <w:uiPriority w:val="99"/>
+    <w:semiHidden/>
+    <w:unhideWhenUsed/>
+    <w:rsid w:val="00392B59"/>
+    <w:pPr>
+      <w:spacing w:after="0" w:line="240" w:lineRule="auto"/>
+    </w:pPr>
+    <w:rPr>
+      <w:rFonts w:ascii="Tahoma" w:hAnsi="Tahoma" w:cs="Tahoma"/>
+      <w:sz w:val="16"/>
+      <w:szCs w:val="16"/>
+    </w:rPr>
+  </w:style>
+  <w:style w:type="character" w:customStyle="1" w:styleId="a5">
+    <w:name w:val="Текст выноски Знак"/>
+    <w:basedOn w:val="a0"/>
+    <w:link w:val="a4"/>
+    <w:uiPriority w:val="99"/>
+    <w:semiHidden/>
+    <w:rsid w:val="00392B59"/>
+    <w:rPr>
+      <w:rFonts w:ascii="Tahoma" w:hAnsi="Tahoma" w:cs="Tahoma"/>
+      <w:sz w:val="16"/>
+      <w:szCs w:val="16"/>
+    </w:rPr>
+  </w:style>
+  <w:style w:type="paragraph" w:styleId="a6">
+    <w:name w:val="Normal (Web)"/>
+    <w:basedOn w:val="a"/>
+    <w:uiPriority w:val="99"/>
+    <w:semiHidden/>
+    <w:unhideWhenUsed/>
+    <w:rsid w:val="00392B59"/>
+    <w:pPr>
+      <w:spacing w:before="100" w:beforeAutospacing="1" w:after="100" w:afterAutospacing="1" w:line="240" w:lineRule="auto"/>
+    </w:pPr>
+    <w:rPr>
+      <w:rFonts w:ascii="Times New Roman" w:eastAsia="Times New Roman" w:hAnsi="Times New Roman" w:cs="Times New Roman"/>
+      <w:sz w:val="24"/>
+      <w:szCs w:val="24"/>
+      <w:lang w:eastAsia="ru-RU"/>
+    </w:rPr>
+  </w:style>
+  <w:style w:type="paragraph" w:styleId="a7">
+    <w:name w:val="List Paragraph"/>
+    <w:basedOn w:val="a"/>
+    <w:uiPriority w:val="34"/>
+    <w:qFormat/>
+    <w:rsid w:val="00392B59"/>
+    <w:pPr>
+      <w:ind w:left="720"/>
+      <w:contextualSpacing/>
+    </w:pPr>
+  </w:style>
+  <w:style w:type="paragraph" w:customStyle="1" w:styleId="a8">
+    <w:name w:val="Курсовая"/>
+    <w:basedOn w:val="a"/>
+    <w:link w:val="a9"/>
+    <w:qFormat/>
+    <w:rsid w:val="00392B59"/>
+    <w:pPr>
+      <w:spacing w:after="0" w:line="360" w:lineRule="auto"/>
+      <w:jc w:val="both"/>
+    </w:pPr>
+    <w:rPr>
+      <w:rFonts w:ascii="Times New Roman" w:hAnsi="Times New Roman"/>
+      <w:kern w:val="2"/>
+      <w:sz w:val="28"/>
+      <w:szCs w:val="32"/>
+      <w14:ligatures w14:val="standardContextual"/>
+    </w:rPr>
+  </w:style>
+  <w:style w:type="character" w:customStyle="1" w:styleId="a9">
+    <w:name w:val="Курсовая Знак"/>
+    <w:basedOn w:val="a0"/>
+    <w:link w:val="a8"/>
+    <w:rsid w:val="00392B59"/>
+    <w:rPr>
+      <w:rFonts w:ascii="Times New Roman" w:hAnsi="Times New Roman"/>
+      <w:kern w:val="2"/>
+      <w:sz w:val="28"/>
+      <w:szCs w:val="32"/>
+      <w14:ligatures w14:val="standardContextual"/>
+    </w:rPr>
+  </w:style>
+  <w:style w:type="table" w:styleId="aa">
+    <w:name w:val="Table Grid"/>
+    <w:basedOn w:val="a1"/>
+    <w:uiPriority w:val="59"/>
+    <w:rsid w:val="009B248C"/>
+    <w:pPr>
+      <w:spacing w:after="0" w:line="240" w:lineRule="auto"/>
+    </w:pPr>
+    <w:tblPr>
+      <w:tblBorders>
+        <w:top w:val="single" w:sz="4" w:space="0" w:color="auto"/>
+        <w:left w:val="single" w:sz="4" w:space="0" w:color="auto"/>
+        <w:bottom w:val="single" w:sz="4" w:space="0" w:color="auto"/>
+        <w:right w:val="single" w:sz="4" w:space="0" w:color="auto"/>
+        <w:insideH w:val="single" w:sz="4" w:space="0" w:color="auto"/>
+        <w:insideV w:val="single" w:sz="4" w:space="0" w:color="auto"/>
+      </w:tblBorders>
+    </w:tblPr>
+  </w:style>
+  <w:style w:type="character" w:styleId="ab">
+    <w:name w:val="Placeholder Text"/>
+    <w:basedOn w:val="a0"/>
+    <w:uiPriority w:val="99"/>
+    <w:semiHidden/>
+    <w:rsid w:val="009B248C"/>
+    <w:rPr>
+      <w:color w:val="808080"/>
+    </w:rPr>
+  </w:style>
+  <w:style w:type="character" w:customStyle="1" w:styleId="katex-mathml">
+    <w:name w:val="katex-mathml"/>
+    <w:basedOn w:val="a0"/>
+    <w:rsid w:val="006D6AF1"/>
+  </w:style>
+  <w:style w:type="character" w:customStyle="1" w:styleId="mord">
+    <w:name w:val="mord"/>
+    <w:basedOn w:val="a0"/>
+    <w:rsid w:val="006D6AF1"/>
+  </w:style>
+  <w:style w:type="character" w:customStyle="1" w:styleId="vlist-s">
+    <w:name w:val="vlist-s"/>
+    <w:basedOn w:val="a0"/>
+    <w:rsid w:val="006D6AF1"/>
+  </w:style>
+  <w:style w:type="character" w:customStyle="1" w:styleId="mrel">
+    <w:name w:val="mrel"/>
+    <w:basedOn w:val="a0"/>
+    <w:rsid w:val="006D6AF1"/>
+  </w:style>
+  <w:style w:type="character" w:customStyle="1" w:styleId="mbin">
+    <w:name w:val="mbin"/>
+    <w:basedOn w:val="a0"/>
+    <w:rsid w:val="006D6AF1"/>
+  </w:style>
+  <w:style w:type="character" w:customStyle="1" w:styleId="mpunct">
+    <w:name w:val="mpunct"/>
+    <w:basedOn w:val="a0"/>
+    <w:rsid w:val="006D6AF1"/>
+  </w:style>
+  <w:style w:type="character" w:styleId="ac">
+    <w:name w:val="Emphasis"/>
+    <w:basedOn w:val="a0"/>
+    <w:uiPriority w:val="20"/>
+    <w:qFormat/>
+    <w:rsid w:val="006D6AF1"/>
+    <w:rPr>
+      <w:i/>
+      <w:iCs/>
+    </w:rPr>
+  </w:style>
+  <w:style w:type="paragraph" w:customStyle="1" w:styleId="1">
+    <w:name w:val="Стиль1"/>
+    <w:basedOn w:val="a"/>
+    <w:link w:val="10"/>
+    <w:qFormat/>
+    <w:rsid w:val="006D6AF1"/>
+    <w:pPr>
+      <w:spacing w:before="200" w:after="0" w:line="360" w:lineRule="auto"/>
+      <w:ind w:firstLine="709"/>
+      <w:jc w:val="both"/>
+    </w:pPr>
+    <w:rPr>
+      <w:rFonts w:ascii="Times New Roman" w:eastAsia="Times New Roman" w:hAnsi="Times New Roman" w:cs="Times New Roman"/>
+      <w:iCs/>
+      <w:sz w:val="28"/>
+      <w:szCs w:val="28"/>
+      <w:lang w:eastAsia="ru-RU"/>
+    </w:rPr>
+  </w:style>
+  <w:style w:type="character" w:customStyle="1" w:styleId="10">
+    <w:name w:val="Стиль1 Знак"/>
+    <w:basedOn w:val="a0"/>
+    <w:link w:val="1"/>
+    <w:rsid w:val="006D6AF1"/>
+    <w:rPr>
+      <w:rFonts w:ascii="Times New Roman" w:eastAsia="Times New Roman" w:hAnsi="Times New Roman" w:cs="Times New Roman"/>
+      <w:iCs/>
+      <w:sz w:val="28"/>
+      <w:szCs w:val="28"/>
+      <w:lang w:eastAsia="ru-RU"/>
+    </w:rPr>
+  </w:style>
+  <w:style w:type="character" w:customStyle="1" w:styleId="mspace">
+    <w:name w:val="mspace"/>
+    <w:basedOn w:val="a0"/>
+    <w:rsid w:val="00D560B7"/>
+  </w:style>
+</w:styles>
+</file>
+
+<file path=word/stylesWithEffects.xml><?xml version="1.0" encoding="utf-8"?>
+<w:styles xmlns:wpc="http://schemas.microsoft.com/office/word/2010/wordprocessingCanvas" xmlns:mc="http://schemas.openxmlformats.org/markup-compatibility/2006" xmlns:o="urn:schemas-microsoft-com:office:office" xmlns:r="http://schemas.openxmlformats.org/officeDocument/2006/relationships" xmlns:m="http://schemas.openxmlformats.org/officeDocument/2006/math" xmlns:v="urn:schemas-microsoft-com:vml" xmlns:wp14="http://schemas.microsoft.com/office/word/2010/wordprocessingDrawing" xmlns:wp="http://schemas.openxmlformats.org/drawingml/2006/wordprocessingDrawing" xmlns:w10="urn:schemas-microsoft-com:office:word" xmlns:w="http://schemas.openxmlformats.org/wordprocessingml/2006/main" xmlns:w14="http://schemas.microsoft.com/office/word/2010/wordml" xmlns:wpg="http://schemas.microsoft.com/office/word/2010/wordprocessingGroup" xmlns:wpi="http://schemas.microsoft.com/office/word/2010/wordprocessingInk" xmlns:wne="http://schemas.microsoft.com/office/word/2006/wordml" xmlns:wps="http://schemas.microsoft.com/office/word/2010/wordprocessingShape" mc:Ignorable="w14 wp14">
+  <w:docDefaults>
+    <w:rPrDefault>
+      <w:rPr>
+        <w:rFonts w:asciiTheme="minorHAnsi" w:eastAsiaTheme="minorHAnsi" w:hAnsiTheme="minorHAnsi" w:cstheme="minorBidi"/>
+        <w:sz w:val="22"/>
+        <w:szCs w:val="22"/>
+        <w:lang w:val="ru-RU" w:eastAsia="en-US" w:bidi="ar-SA"/>
+      </w:rPr>
+    </w:rPrDefault>
+    <w:pPrDefault>
+      <w:pPr>
+        <w:spacing w:after="200" w:line="276" w:lineRule="auto"/>
+      </w:pPr>
+    </w:pPrDefault>
+  </w:docDefaults>
+  <w:latentStyles w:defLockedState="0" w:defUIPriority="99" w:defSemiHidden="1" w:defUnhideWhenUsed="1" w:defQFormat="0" w:count="267">
+    <w:lsdException w:name="Normal" w:semiHidden="0" w:uiPriority="0" w:unhideWhenUsed="0" w:qFormat="1"/>
+    <w:lsdException w:name="heading 1" w:semiHidden="0" w:uiPriority="9" w:unhideWhenUsed="0" w:qFormat="1"/>
+    <w:lsdException w:name="heading 2" w:uiPriority="9" w:qFormat="1"/>
+    <w:lsdException w:name="heading 3" w:uiPriority="9" w:qFormat="1"/>
+    <w:lsdException w:name="heading 4" w:uiPriority="9" w:qFormat="1"/>
+    <w:lsdException w:name="heading 5" w:uiPriority="9" w:qFormat="1"/>
+    <w:lsdException w:name="heading 6" w:uiPriority="9" w:qFormat="1"/>
+    <w:lsdException w:name="heading 7" w:uiPriority="9" w:qFormat="1"/>
+    <w:lsdException w:name="heading 8" w:uiPriority="9" w:qFormat="1"/>
+    <w:lsdException w:name="heading 9" w:uiPriority="9" w:qFormat="1"/>
+    <w:lsdException w:name="toc 1" w:uiPriority="39"/>
+    <w:lsdException w:name="toc 2" w:uiPriority="39"/>
+    <w:lsdException w:name="toc 3" w:uiPriority="39"/>
+    <w:lsdException w:name="toc 4" w:uiPriority="39"/>
+    <w:lsdException w:name="toc 5" w:uiPriority="39"/>
+    <w:lsdException w:name="toc 6" w:uiPriority="39"/>
+    <w:lsdException w:name="toc 7" w:uiPriority="39"/>
+    <w:lsdException w:name="toc 8" w:uiPriority="39"/>
+    <w:lsdException w:name="toc 9" w:uiPriority="39"/>
+    <w:lsdException w:name="caption" w:uiPriority="35" w:qFormat="1"/>
+    <w:lsdException w:name="Title" w:semiHidden="0" w:uiPriority="10" w:unhideWhenUsed="0" w:qFormat="1"/>
+    <w:lsdException w:name="Default Paragraph Font" w:uiPriority="1"/>
+    <w:lsdException w:name="Subtitle" w:semiHidden="0" w:uiPriority="11" w:unhideWhenUsed="0" w:qFormat="1"/>
+    <w:lsdException w:name="Strong" w:semiHidden="0" w:uiPriority="22" w:unhideWhenUsed="0" w:qFormat="1"/>
+    <w:lsdException w:name="Emphasis" w:semiHidden="0" w:uiPriority="20" w:unhideWhenUsed="0" w:qFormat="1"/>
+    <w:lsdException w:name="Table Grid" w:uiPriority="59"/>
+    <w:lsdException w:name="Placeholder Text" w:unhideWhenUsed="0"/>
+    <w:lsdException w:name="No Spacing" w:semiHidden="0" w:uiPriority="1" w:unhideWhenUsed="0" w:qFormat="1"/>
+    <w:lsdException w:name="Light Shading" w:semiHidden="0" w:uiPriority="60" w:unhideWhenUsed="0"/>
+    <w:lsdException w:name="Light List" w:semiHidden="0" w:uiPriority="61" w:unhideWhenUsed="0"/>
+    <w:lsdException w:name="Light Grid" w:semiHidden="0" w:uiPriority="62" w:unhideWhenUsed="0"/>
+    <w:lsdException w:name="Medium Shading 1" w:semiHidden="0" w:uiPriority="63" w:unhideWhenUsed="0"/>
+    <w:lsdException w:name="Medium Shading 2" w:semiHidden="0" w:uiPriority="64" w:unhideWhenUsed="0"/>
+    <w:lsdException w:name="Medium List 1" w:semiHidden="0" w:uiPriority="65" w:unhideWhenUsed="0"/>
+    <w:lsdException w:name="Medium List 2" w:semiHidden="0" w:uiPriority="66" w:unhideWhenUsed="0"/>
+    <w:lsdException w:name="Medium Grid 1" w:semiHidden="0" w:uiPriority="67" w:unhideWhenUsed="0"/>
+    <w:lsdException w:name="Medium Grid 2" w:semiHidden="0" w:uiPriority="68" w:unhideWhenUsed="0"/>
+    <w:lsdException w:name="Medium Grid 3" w:semiHidden="0" w:uiPriority="69" w:unhideWhenUsed="0"/>
+    <w:lsdException w:name="Dark List" w:semiHidden="0" w:uiPriority="70" w:unhideWhenUsed="0"/>
+    <w:lsdException w:name="Colorful Shading" w:semiHidden="0" w:uiPriority="71" w:unhideWhenUsed="0"/>
+    <w:lsdException w:name="Colorful List" w:semiHidden="0" w:uiPriority="72" w:unhideWhenUsed="0"/>
+    <w:lsdException w:name="Colorful Grid" w:semiHidden="0" w:uiPriority="73" w:unhideWhenUsed="0"/>
+    <w:lsdException w:name="Light Shading Accent 1" w:semiHidden="0" w:uiPriority="60" w:unhideWhenUsed="0"/>
+    <w:lsdException w:name="Light List Accent 1" w:semiHidden="0" w:uiPriority="61" w:unhideWhenUsed="0"/>
+    <w:lsdException w:name="Light Grid Accent 1" w:semiHidden="0" w:uiPriority="62" w:unhideWhenUsed="0"/>
+    <w:lsdException w:name="Medium Shading 1 Accent 1" w:semiHidden="0" w:uiPriority="63" w:unhideWhenUsed="0"/>
+    <w:lsdException w:name="Medium Shading 2 Accent 1" w:semiHidden="0" w:uiPriority="64" w:unhideWhenUsed="0"/>
+    <w:lsdException w:name="Medium List 1 Accent 1" w:semiHidden="0" w:uiPriority="65" w:unhideWhenUsed="0"/>
+    <w:lsdException w:name="Revision" w:unhideWhenUsed="0"/>
+    <w:lsdException w:name="List Paragraph" w:semiHidden="0" w:uiPriority="34" w:unhideWhenUsed="0" w:qFormat="1"/>
+    <w:lsdException w:name="Quote" w:semiHidden="0" w:uiPriority="29" w:unhideWhenUsed="0" w:qFormat="1"/>
+    <w:lsdException w:name="Intense Quote" w:semiHidden="0" w:uiPriority="30" w:unhideWhenUsed="0" w:qFormat="1"/>
+    <w:lsdException w:name="Medium List 2 Accent 1" w:semiHidden="0" w:uiPriority="66" w:unhideWhenUsed="0"/>
+    <w:lsdException w:name="Medium Grid 1 Accent 1" w:semiHidden="0" w:uiPriority="67" w:unhideWhenUsed="0"/>
+    <w:lsdException w:name="Medium Grid 2 Accent 1" w:semiHidden="0" w:uiPriority="68" w:unhideWhenUsed="0"/>
+    <w:lsdException w:name="Medium Grid 3 Accent 1" w:semiHidden="0" w:uiPriority="69" w:unhideWhenUsed="0"/>
+    <w:lsdException w:name="Dark List Accent 1" w:semiHidden="0" w:uiPriority="70" w:unhideWhenUsed="0"/>
+    <w:lsdException w:name="Colorful Shading Accent 1" w:semiHidden="0" w:uiPriority="71" w:unhideWhenUsed="0"/>
+    <w:lsdException w:name="Colorful List Accent 1" w:semiHidden="0" w:uiPriority="72" w:unhideWhenUsed="0"/>
+    <w:lsdException w:name="Colorful Grid Accent 1" w:semiHidden="0" w:uiPriority="73" w:unhideWhenUsed="0"/>
+    <w:lsdException w:name="Light Shading Accent 2" w:semiHidden="0" w:uiPriority="60" w:unhideWhenUsed="0"/>
+    <w:lsdException w:name="Light List Accent 2" w:semiHidden="0" w:uiPriority="61" w:unhideWhenUsed="0"/>
+    <w:lsdException w:name="Light Grid Accent 2" w:semiHidden="0" w:uiPriority="62" w:unhideWhenUsed="0"/>
+    <w:lsdException w:name="Medium Shading 1 Accent 2" w:semiHidden="0" w:uiPriority="63" w:unhideWhenUsed="0"/>
+    <w:lsdException w:name="Medium Shading 2 Accent 2" w:semiHidden="0" w:uiPriority="64" w:unhideWhenUsed="0"/>
+    <w:lsdException w:name="Medium List 1 Accent 2" w:semiHidden="0" w:uiPriority="65" w:unhideWhenUsed="0"/>
+    <w:lsdException w:name="Medium List 2 Accent 2" w:semiHidden="0" w:uiPriority="66" w:unhideWhenUsed="0"/>
+    <w:lsdException w:name="Medium Grid 1 Accent 2" w:semiHidden="0" w:uiPriority="67" w:unhideWhenUsed="0"/>
+    <w:lsdException w:name="Medium Grid 2 Accent 2" w:semiHidden="0" w:uiPriority="68" w:unhideWhenUsed="0"/>
+    <w:lsdException w:name="Medium Grid 3 Accent 2" w:semiHidden="0" w:uiPriority="69" w:unhideWhenUsed="0"/>
+    <w:lsdException w:name="Dark List Accent 2" w:semiHidden="0" w:uiPriority="70" w:unhideWhenUsed="0"/>
+    <w:lsdException w:name="Colorful Shading Accent 2" w:semiHidden="0" w:uiPriority="71" w:unhideWhenUsed="0"/>
+    <w:lsdException w:name="Colorful List Accent 2" w:semiHidden="0" w:uiPriority="72" w:unhideWhenUsed="0"/>
+    <w:lsdException w:name="Colorful Grid Accent 2" w:semiHidden="0" w:uiPriority="73" w:unhideWhenUsed="0"/>
+    <w:lsdException w:name="Light Shading Accent 3" w:semiHidden="0" w:uiPriority="60" w:unhideWhenUsed="0"/>
+    <w:lsdException w:name="Light List Accent 3" w:semiHidden="0" w:uiPriority="61" w:unhideWhenUsed="0"/>
+    <w:lsdException w:name="Light Grid Accent 3" w:semiHidden="0" w:uiPriority="62" w:unhideWhenUsed="0"/>
+    <w:lsdException w:name="Medium Shading 1 Accent 3" w:semiHidden="0" w:uiPriority="63" w:unhideWhenUsed="0"/>
+    <w:lsdException w:name="Medium Shading 2 Accent 3" w:semiHidden="0" w:uiPriority="64" w:unhideWhenUsed="0"/>
+    <w:lsdException w:name="Medium List 1 Accent 3" w:semiHidden="0" w:uiPriority="65" w:unhideWhenUsed="0"/>
+    <w:lsdException w:name="Medium List 2 Accent 3" w:semiHidden="0" w:uiPriority="66" w:unhideWhenUsed="0"/>
+    <w:lsdException w:name="Medium Grid 1 Accent 3" w:semiHidden="0" w:uiPriority="67" w:unhideWhenUsed="0"/>
+    <w:lsdException w:name="Medium Grid 2 Accent 3" w:semiHidden="0" w:uiPriority="68" w:unhideWhenUsed="0"/>
+    <w:lsdException w:name="Medium Grid 3 Accent 3" w:semiHidden="0" w:uiPriority="69" w:unhideWhenUsed="0"/>
+    <w:lsdException w:name="Dark List Accent 3" w:semiHidden="0" w:uiPriority="70" w:unhideWhenUsed="0"/>
+    <w:lsdException w:name="Colorful Shading Accent 3" w:semiHidden="0" w:uiPriority="71" w:unhideWhenUsed="0"/>
+    <w:lsdException w:name="Colorful List Accent 3" w:semiHidden="0" w:uiPriority="72" w:unhideWhenUsed="0"/>
+    <w:lsdException w:name="Colorful Grid Accent 3" w:semiHidden="0" w:uiPriority="73" w:unhideWhenUsed="0"/>
+    <w:lsdException w:name="Light Shading Accent 4" w:semiHidden="0" w:uiPriority="60" w:unhideWhenUsed="0"/>
+    <w:lsdException w:name="Light List Accent 4" w:semiHidden="0" w:uiPriority="61" w:unhideWhenUsed="0"/>
+    <w:lsdException w:name="Light Grid Accent 4" w:semiHidden="0" w:uiPriority="62" w:unhideWhenUsed="0"/>
+    <w:lsdException w:name="Medium Shading 1 Accent 4" w:semiHidden="0" w:uiPriority="63" w:unhideWhenUsed="0"/>
+    <w:lsdException w:name="Medium Shading 2 Accent 4" w:semiHidden="0" w:uiPriority="64" w:unhideWhenUsed="0"/>
+    <w:lsdException w:name="Medium List 1 Accent 4" w:semiHidden="0" w:uiPriority="65" w:unhideWhenUsed="0"/>
+    <w:lsdException w:name="Medium List 2 Accent 4" w:semiHidden="0" w:uiPriority="66" w:unhideWhenUsed="0"/>
+    <w:lsdException w:name="Medium Grid 1 Accent 4" w:semiHidden="0" w:uiPriority="67" w:unhideWhenUsed="0"/>
+    <w:lsdException w:name="Medium Grid 2 Accent 4" w:semiHidden="0" w:uiPriority="68" w:unhideWhenUsed="0"/>
+    <w:lsdException w:name="Medium Grid 3 Accent 4" w:semiHidden="0" w:uiPriority="69" w:unhideWhenUsed="0"/>
+    <w:lsdException w:name="Dark List Accent 4" w:semiHidden="0" w:uiPriority="70" w:unhideWhenUsed="0"/>
+    <w:lsdException w:name="Colorful Shading Accent 4" w:semiHidden="0" w:uiPriority="71" w:unhideWhenUsed="0"/>
+    <w:lsdException w:name="Colorful List Accent 4" w:semiHidden="0" w:uiPriority="72" w:unhideWhenUsed="0"/>
+    <w:lsdException w:name="Colorful Grid Accent 4" w:semiHidden="0" w:uiPriority="73" w:unhideWhenUsed="0"/>
+    <w:lsdException w:name="Light Shading Accent 5" w:semiHidden="0" w:uiPriority="60" w:unhideWhenUsed="0"/>
+    <w:lsdException w:name="Light List Accent 5" w:semiHidden="0" w:uiPriority="61" w:unhideWhenUsed="0"/>
+    <w:lsdException w:name="Light Grid Accent 5" w:semiHidden="0" w:uiPriority="62" w:unhideWhenUsed="0"/>
+    <w:lsdException w:name="Medium Shading 1 Accent 5" w:semiHidden="0" w:uiPriority="63" w:unhideWhenUsed="0"/>
+    <w:lsdException w:name="Medium Shading 2 Accent 5" w:semiHidden="0" w:uiPriority="64" w:unhideWhenUsed="0"/>
+    <w:lsdException w:name="Medium List 1 Accent 5" w:semiHidden="0" w:uiPriority="65" w:unhideWhenUsed="0"/>
+    <w:lsdException w:name="Medium List 2 Accent 5" w:semiHidden="0" w:uiPriority="66" w:unhideWhenUsed="0"/>
+    <w:lsdException w:name="Medium Grid 1 Accent 5" w:semiHidden="0" w:uiPriority="67" w:unhideWhenUsed="0"/>
+    <w:lsdException w:name="Medium Grid 2 Accent 5" w:semiHidden="0" w:uiPriority="68" w:unhideWhenUsed="0"/>
+    <w:lsdException w:name="Medium Grid 3 Accent 5" w:semiHidden="0" w:uiPriority="69" w:unhideWhenUsed="0"/>
+    <w:lsdException w:name="Dark List Accent 5" w:semiHidden="0" w:uiPriority="70" w:unhideWhenUsed="0"/>
+    <w:lsdException w:name="Colorful Shading Accent 5" w:semiHidden="0" w:uiPriority="71" w:unhideWhenUsed="0"/>
+    <w:lsdException w:name="Colorful List Accent 5" w:semiHidden="0" w:uiPriority="72" w:unhideWhenUsed="0"/>
+    <w:lsdException w:name="Colorful Grid Accent 5" w:semiHidden="0" w:uiPriority="73" w:unhideWhenUsed="0"/>
+    <w:lsdException w:name="Light Shading Accent 6" w:semiHidden="0" w:uiPriority="60" w:unhideWhenUsed="0"/>
+    <w:lsdException w:name="Light List Accent 6" w:semiHidden="0" w:uiPriority="61" w:unhideWhenUsed="0"/>
+    <w:lsdException w:name="Light Grid Accent 6" w:semiHidden="0" w:uiPriority="62" w:unhideWhenUsed="0"/>
+    <w:lsdException w:name="Medium Shading 1 Accent 6" w:semiHidden="0" w:uiPriority="63" w:unhideWhenUsed="0"/>
+    <w:lsdException w:name="Medium Shading 2 Accent 6" w:semiHidden="0" w:uiPriority="64" w:unhideWhenUsed="0"/>
+    <w:lsdException w:name="Medium List 1 Accent 6" w:semiHidden="0" w:uiPriority="65" w:unhideWhenUsed="0"/>
+    <w:lsdException w:name="Medium List 2 Accent 6" w:semiHidden="0" w:uiPriority="66" w:unhideWhenUsed="0"/>
+    <w:lsdException w:name="Medium Grid 1 Accent 6" w:semiHidden="0" w:uiPriority="67" w:unhideWhenUsed="0"/>
+    <w:lsdException w:name="Medium Grid 2 Accent 6" w:semiHidden="0" w:uiPriority="68" w:unhideWhenUsed="0"/>
+    <w:lsdException w:name="Medium Grid 3 Accent 6" w:semiHidden="0" w:uiPriority="69" w:unhideWhenUsed="0"/>
+    <w:lsdException w:name="Dark List Accent 6" w:semiHidden="0" w:uiPriority="70" w:unhideWhenUsed="0"/>
+    <w:lsdException w:name="Colorful Shading Accent 6" w:semiHidden="0" w:uiPriority="71" w:unhideWhenUsed="0"/>
+    <w:lsdException w:name="Colorful List Accent 6" w:semiHidden="0" w:uiPriority="72" w:unhideWhenUsed="0"/>
+    <w:lsdException w:name="Colorful Grid Accent 6" w:semiHidden="0" w:uiPriority="73" w:unhideWhenUsed="0"/>
+    <w:lsdException w:name="Subtle Emphasis" w:semiHidden="0" w:uiPriority="19" w:unhideWhenUsed="0" w:qFormat="1"/>
+    <w:lsdException w:name="Intense Emphasis" w:semiHidden="0" w:uiPriority="21" w:unhideWhenUsed="0" w:qFormat="1"/>
+    <w:lsdException w:name="Subtle Reference" w:semiHidden="0" w:uiPriority="31" w:unhideWhenUsed="0" w:qFormat="1"/>
+    <w:lsdException w:name="Intense Reference" w:semiHidden="0" w:uiPriority="32" w:unhideWhenUsed="0" w:qFormat="1"/>
+    <w:lsdException w:name="Book Title" w:semiHidden="0" w:uiPriority="33" w:unhideWhenUsed="0" w:qFormat="1"/>
+    <w:lsdException w:name="Bibliography" w:uiPriority="37"/>
+    <w:lsdException w:name="TOC Heading" w:uiPriority="39" w:qFormat="1"/>
   </w:latentStyles>
   <w:style w:type="paragraph" w:default="1" w:styleId="a">
     <w:name w:val="Normal"/>
@@ -12844,7 +13082,7 @@
 </file>
 
 <file path=customXml/itemProps1.xml><?xml version="1.0" encoding="utf-8"?>
-<ds:datastoreItem xmlns:ds="http://schemas.openxmlformats.org/officeDocument/2006/customXml" ds:itemID="{5704D447-2994-46F0-BB71-095114B23B60}">
+<ds:datastoreItem xmlns:ds="http://schemas.openxmlformats.org/officeDocument/2006/customXml" ds:itemID="{EDC0A755-FCD6-47EE-8CC1-7A056948C938}">
   <ds:schemaRefs>
     <ds:schemaRef ds:uri="http://schemas.openxmlformats.org/officeDocument/2006/bibliography"/>
   </ds:schemaRefs>
